--- a/docs/2_SDS.docx
+++ b/docs/2_SDS.docx
@@ -23,12 +23,12 @@
           <wp:inline distB="0" distT="0" distL="0" distR="0">
             <wp:extent cx="2707537" cy="832092"/>
             <wp:effectExtent b="0" l="0" r="0" t="0"/>
-            <wp:docPr id="27" name="image5.png"/>
+            <wp:docPr id="29" name="image1.png"/>
             <a:graphic>
               <a:graphicData uri="http://schemas.openxmlformats.org/drawingml/2006/picture">
                 <pic:pic>
                   <pic:nvPicPr>
-                    <pic:cNvPr id="0" name="image5.png"/>
+                    <pic:cNvPr id="0" name="image1.png"/>
                     <pic:cNvPicPr preferRelativeResize="0"/>
                   </pic:nvPicPr>
                   <pic:blipFill>
@@ -375,7 +375,7 @@
     </w:p>
     <w:sdt>
       <w:sdtPr>
-        <w:id w:val="-192041236"/>
+        <w:id w:val="1943825860"/>
         <w:docPartObj>
           <w:docPartGallery w:val="Table of Contents"/>
           <w:docPartUnique w:val="1"/>
@@ -1807,18 +1807,8 @@
               <w:jc w:val="left"/>
               <w:rPr>
                 <w:rFonts w:ascii="Tahoma" w:cs="Tahoma" w:eastAsia="Tahoma" w:hAnsi="Tahoma"/>
-                <w:b w:val="0"/>
-                <w:bCs w:val="0"/>
-                <w:i w:val="0"/>
-                <w:iCs w:val="0"/>
-                <w:smallCaps w:val="0"/>
-                <w:strike w:val="0"/>
-                <w:color w:val="000000"/>
                 <w:sz w:val="18"/>
                 <w:szCs w:val="18"/>
-                <w:u w:val="none"/>
-                <w:shd w:fill="auto" w:val="clear"/>
-                <w:vertAlign w:val="baseline"/>
               </w:rPr>
             </w:pPr>
             <w:r>
@@ -1830,16 +1820,12 @@
               </w:rPr>
               <w:br w:type="textWrapping"/>
               <w:t xml:space="preserve">20/09/2026</w:t>
-            </w:r>
-            <w:r>
-              <w:rPr>
-                <w:rtl w:val="0"/>
-              </w:rPr>
-            </w:r>
-          </w:p>
-        </w:tc>
-        <w:tc>
-          <w:tcPr/>
+              <w:br w:type="textWrapping"/>
+              <w:br w:type="textWrapping"/>
+              <w:br w:type="textWrapping"/>
+              <w:t xml:space="preserve">22/09/2026</w:t>
+            </w:r>
+          </w:p>
           <w:p>
             <w:pPr>
               <w:keepNext w:val="0"/>
@@ -1865,12 +1851,8 @@
             </w:pPr>
             <w:r>
               <w:rPr>
-                <w:rFonts w:ascii="Tahoma" w:cs="Tahoma" w:eastAsia="Tahoma" w:hAnsi="Tahoma"/>
-                <w:sz w:val="18"/>
-                <w:szCs w:val="18"/>
-                <w:rtl w:val="0"/>
-              </w:rPr>
-              <w:t xml:space="preserve">A</w:t>
+                <w:rtl w:val="0"/>
+              </w:rPr>
             </w:r>
           </w:p>
           <w:p>
@@ -1898,10 +1880,22 @@
             </w:pPr>
             <w:r>
               <w:rPr>
-                <w:rtl w:val="0"/>
-              </w:rPr>
-            </w:r>
-          </w:p>
+                <w:rFonts w:ascii="Tahoma" w:cs="Tahoma" w:eastAsia="Tahoma" w:hAnsi="Tahoma"/>
+                <w:sz w:val="18"/>
+                <w:szCs w:val="18"/>
+                <w:rtl w:val="0"/>
+              </w:rPr>
+              <w:t xml:space="preserve">27/09/2026</w:t>
+            </w:r>
+            <w:r>
+              <w:rPr>
+                <w:rtl w:val="0"/>
+              </w:rPr>
+            </w:r>
+          </w:p>
+        </w:tc>
+        <w:tc>
+          <w:tcPr/>
           <w:p>
             <w:pPr>
               <w:keepNext w:val="0"/>
@@ -1927,8 +1921,12 @@
             </w:pPr>
             <w:r>
               <w:rPr>
-                <w:rtl w:val="0"/>
-              </w:rPr>
+                <w:rFonts w:ascii="Tahoma" w:cs="Tahoma" w:eastAsia="Tahoma" w:hAnsi="Tahoma"/>
+                <w:sz w:val="18"/>
+                <w:szCs w:val="18"/>
+                <w:rtl w:val="0"/>
+              </w:rPr>
+              <w:t xml:space="preserve">A</w:t>
             </w:r>
           </w:p>
           <w:p>
@@ -1956,17 +1954,10 @@
             </w:pPr>
             <w:r>
               <w:rPr>
-                <w:rFonts w:ascii="Tahoma" w:cs="Tahoma" w:eastAsia="Tahoma" w:hAnsi="Tahoma"/>
-                <w:sz w:val="18"/>
-                <w:szCs w:val="18"/>
-                <w:rtl w:val="0"/>
-              </w:rPr>
-              <w:t xml:space="preserve">M</w:t>
-            </w:r>
-          </w:p>
-        </w:tc>
-        <w:tc>
-          <w:tcPr/>
+                <w:rtl w:val="0"/>
+              </w:rPr>
+            </w:r>
+          </w:p>
           <w:p>
             <w:pPr>
               <w:keepNext w:val="0"/>
@@ -1986,38 +1977,16 @@
               <w:jc w:val="left"/>
               <w:rPr>
                 <w:rFonts w:ascii="Tahoma" w:cs="Tahoma" w:eastAsia="Tahoma" w:hAnsi="Tahoma"/>
-                <w:b w:val="0"/>
-                <w:bCs w:val="0"/>
-                <w:i w:val="0"/>
-                <w:iCs w:val="0"/>
-                <w:smallCaps w:val="0"/>
-                <w:strike w:val="0"/>
-                <w:color w:val="000000"/>
                 <w:sz w:val="18"/>
                 <w:szCs w:val="18"/>
-                <w:u w:val="none"/>
-                <w:shd w:fill="auto" w:val="clear"/>
-                <w:vertAlign w:val="baseline"/>
-              </w:rPr>
-            </w:pPr>
-            <w:r>
-              <w:rPr>
-                <w:rFonts w:ascii="Tahoma" w:cs="Tahoma" w:eastAsia="Tahoma" w:hAnsi="Tahoma"/>
-                <w:sz w:val="18"/>
-                <w:szCs w:val="18"/>
-                <w:rtl w:val="0"/>
-              </w:rPr>
-              <w:t xml:space="preserve">KienLC</w:t>
-            </w:r>
-            <w:r>
-              <w:rPr>
-                <w:rtl w:val="0"/>
-              </w:rPr>
-            </w:r>
-          </w:p>
-        </w:tc>
-        <w:tc>
-          <w:tcPr/>
+              </w:rPr>
+            </w:pPr>
+            <w:r>
+              <w:rPr>
+                <w:rtl w:val="0"/>
+              </w:rPr>
+            </w:r>
+          </w:p>
           <w:p>
             <w:pPr>
               <w:keepNext w:val="0"/>
@@ -2048,23 +2017,9 @@
                 <w:szCs w:val="18"/>
                 <w:rtl w:val="0"/>
               </w:rPr>
-              <w:t xml:space="preserve">I.3 Added Database Design and filled information into tables</w:t>
-              <w:br w:type="textWrapping"/>
-              <w:br w:type="textWrapping"/>
-              <w:br w:type="textWrapping"/>
-              <w:br w:type="textWrapping"/>
-              <w:t xml:space="preserve">I.3 Modified Database Design</w:t>
-            </w:r>
-          </w:p>
-        </w:tc>
-      </w:tr>
-      <w:tr>
-        <w:trPr>
-          <w:cantSplit w:val="0"/>
-          <w:tblHeader w:val="0"/>
-        </w:trPr>
-        <w:tc>
-          <w:tcPr/>
+              <w:t xml:space="preserve">M</w:t>
+            </w:r>
+          </w:p>
           <w:p>
             <w:pPr>
               <w:keepNext w:val="0"/>
@@ -2090,12 +2045,8 @@
             </w:pPr>
             <w:r>
               <w:rPr>
-                <w:rFonts w:ascii="Tahoma" w:cs="Tahoma" w:eastAsia="Tahoma" w:hAnsi="Tahoma"/>
-                <w:sz w:val="18"/>
-                <w:szCs w:val="18"/>
-                <w:rtl w:val="0"/>
-              </w:rPr>
-              <w:t xml:space="preserve">20/09/2026</w:t>
+                <w:rtl w:val="0"/>
+              </w:rPr>
             </w:r>
           </w:p>
           <w:p>
@@ -2123,8 +2074,12 @@
             </w:pPr>
             <w:r>
               <w:rPr>
-                <w:rtl w:val="0"/>
-              </w:rPr>
+                <w:rFonts w:ascii="Tahoma" w:cs="Tahoma" w:eastAsia="Tahoma" w:hAnsi="Tahoma"/>
+                <w:sz w:val="18"/>
+                <w:szCs w:val="18"/>
+                <w:rtl w:val="0"/>
+              </w:rPr>
+              <w:t xml:space="preserve">A</w:t>
             </w:r>
           </w:p>
           <w:p>
@@ -2181,10 +2136,17 @@
             </w:pPr>
             <w:r>
               <w:rPr>
-                <w:rtl w:val="0"/>
-              </w:rPr>
-            </w:r>
-          </w:p>
+                <w:rFonts w:ascii="Tahoma" w:cs="Tahoma" w:eastAsia="Tahoma" w:hAnsi="Tahoma"/>
+                <w:sz w:val="18"/>
+                <w:szCs w:val="18"/>
+                <w:rtl w:val="0"/>
+              </w:rPr>
+              <w:t xml:space="preserve">A</w:t>
+            </w:r>
+          </w:p>
+        </w:tc>
+        <w:tc>
+          <w:tcPr/>
           <w:p>
             <w:pPr>
               <w:keepNext w:val="0"/>
@@ -2204,8 +2166,18 @@
               <w:jc w:val="left"/>
               <w:rPr>
                 <w:rFonts w:ascii="Tahoma" w:cs="Tahoma" w:eastAsia="Tahoma" w:hAnsi="Tahoma"/>
+                <w:b w:val="0"/>
+                <w:bCs w:val="0"/>
+                <w:i w:val="0"/>
+                <w:iCs w:val="0"/>
+                <w:smallCaps w:val="0"/>
+                <w:strike w:val="0"/>
+                <w:color w:val="000000"/>
                 <w:sz w:val="18"/>
                 <w:szCs w:val="18"/>
+                <w:u w:val="none"/>
+                <w:shd w:fill="auto" w:val="clear"/>
+                <w:vertAlign w:val="baseline"/>
               </w:rPr>
             </w:pPr>
             <w:r>
@@ -2215,7 +2187,12 @@
                 <w:szCs w:val="18"/>
                 <w:rtl w:val="0"/>
               </w:rPr>
-              <w:t xml:space="preserve">22/09/2026</w:t>
+              <w:t xml:space="preserve">KienLC</w:t>
+            </w:r>
+            <w:r>
+              <w:rPr>
+                <w:rtl w:val="0"/>
+              </w:rPr>
             </w:r>
           </w:p>
         </w:tc>
@@ -2251,7 +2228,16 @@
                 <w:szCs w:val="18"/>
                 <w:rtl w:val="0"/>
               </w:rPr>
-              <w:t xml:space="preserve">A</w:t>
+              <w:t xml:space="preserve">I.3 Added Database Design and filled information into tables</w:t>
+              <w:br w:type="textWrapping"/>
+              <w:br w:type="textWrapping"/>
+              <w:br w:type="textWrapping"/>
+              <w:br w:type="textWrapping"/>
+              <w:t xml:space="preserve">I.3 Modified Database Design</w:t>
+              <w:br w:type="textWrapping"/>
+              <w:br w:type="textWrapping"/>
+              <w:br w:type="textWrapping"/>
+              <w:t xml:space="preserve">II.1. Added User Management &amp; User Details</w:t>
             </w:r>
           </w:p>
           <w:p>
@@ -2308,8 +2294,12 @@
             </w:pPr>
             <w:r>
               <w:rPr>
-                <w:rtl w:val="0"/>
-              </w:rPr>
+                <w:rFonts w:ascii="Tahoma" w:cs="Tahoma" w:eastAsia="Tahoma" w:hAnsi="Tahoma"/>
+                <w:sz w:val="18"/>
+                <w:szCs w:val="18"/>
+                <w:rtl w:val="0"/>
+              </w:rPr>
+              <w:t xml:space="preserve">II.1. Modified User Management &amp; User Details</w:t>
             </w:r>
           </w:p>
           <w:p>
@@ -2337,10 +2327,23 @@
             </w:pPr>
             <w:r>
               <w:rPr>
-                <w:rtl w:val="0"/>
-              </w:rPr>
-            </w:r>
-          </w:p>
+                <w:rFonts w:ascii="Tahoma" w:cs="Tahoma" w:eastAsia="Tahoma" w:hAnsi="Tahoma"/>
+                <w:sz w:val="18"/>
+                <w:szCs w:val="18"/>
+                <w:rtl w:val="0"/>
+              </w:rPr>
+              <w:t xml:space="preserve">II.4. Modified Class diagram Quiz Submission &amp; Scoring</w:t>
+            </w:r>
+          </w:p>
+        </w:tc>
+      </w:tr>
+      <w:tr>
+        <w:trPr>
+          <w:cantSplit w:val="0"/>
+          <w:tblHeader w:val="0"/>
+        </w:trPr>
+        <w:tc>
+          <w:tcPr/>
           <w:p>
             <w:pPr>
               <w:keepNext w:val="0"/>
@@ -2371,7 +2374,7 @@
                 <w:szCs w:val="18"/>
                 <w:rtl w:val="0"/>
               </w:rPr>
-              <w:t xml:space="preserve">M</w:t>
+              <w:t xml:space="preserve">20/09/2026</w:t>
             </w:r>
           </w:p>
           <w:p>
@@ -2491,12 +2494,9 @@
                 <w:szCs w:val="18"/>
                 <w:rtl w:val="0"/>
               </w:rPr>
-              <w:t xml:space="preserve">A</w:t>
-            </w:r>
-          </w:p>
-        </w:tc>
-        <w:tc>
-          <w:tcPr/>
+              <w:t xml:space="preserve">22/09/2026</w:t>
+            </w:r>
+          </w:p>
           <w:p>
             <w:pPr>
               <w:keepNext w:val="0"/>
@@ -2516,38 +2516,16 @@
               <w:jc w:val="left"/>
               <w:rPr>
                 <w:rFonts w:ascii="Tahoma" w:cs="Tahoma" w:eastAsia="Tahoma" w:hAnsi="Tahoma"/>
-                <w:b w:val="0"/>
-                <w:bCs w:val="0"/>
-                <w:i w:val="0"/>
-                <w:iCs w:val="0"/>
-                <w:smallCaps w:val="0"/>
-                <w:strike w:val="0"/>
-                <w:color w:val="000000"/>
                 <w:sz w:val="18"/>
                 <w:szCs w:val="18"/>
-                <w:u w:val="none"/>
-                <w:shd w:fill="auto" w:val="clear"/>
-                <w:vertAlign w:val="baseline"/>
-              </w:rPr>
-            </w:pPr>
-            <w:r>
-              <w:rPr>
-                <w:rFonts w:ascii="Tahoma" w:cs="Tahoma" w:eastAsia="Tahoma" w:hAnsi="Tahoma"/>
-                <w:sz w:val="18"/>
-                <w:szCs w:val="18"/>
-                <w:rtl w:val="0"/>
-              </w:rPr>
-              <w:t xml:space="preserve">NguyenLD</w:t>
-            </w:r>
-            <w:r>
-              <w:rPr>
-                <w:rtl w:val="0"/>
-              </w:rPr>
-            </w:r>
-          </w:p>
-        </w:tc>
-        <w:tc>
-          <w:tcPr/>
+              </w:rPr>
+            </w:pPr>
+            <w:r>
+              <w:rPr>
+                <w:rtl w:val="0"/>
+              </w:rPr>
+            </w:r>
+          </w:p>
           <w:p>
             <w:pPr>
               <w:keepNext w:val="0"/>
@@ -2573,12 +2551,8 @@
             </w:pPr>
             <w:r>
               <w:rPr>
-                <w:rFonts w:ascii="Tahoma" w:cs="Tahoma" w:eastAsia="Tahoma" w:hAnsi="Tahoma"/>
-                <w:sz w:val="18"/>
-                <w:szCs w:val="18"/>
-                <w:rtl w:val="0"/>
-              </w:rPr>
-              <w:t xml:space="preserve">I.1 Software Architecture</w:t>
+                <w:rtl w:val="0"/>
+              </w:rPr>
             </w:r>
           </w:p>
           <w:p>
@@ -2606,12 +2580,8 @@
             </w:pPr>
             <w:r>
               <w:rPr>
-                <w:rFonts w:ascii="Tahoma" w:cs="Tahoma" w:eastAsia="Tahoma" w:hAnsi="Tahoma"/>
-                <w:sz w:val="18"/>
-                <w:szCs w:val="18"/>
-                <w:rtl w:val="0"/>
-              </w:rPr>
-              <w:t xml:space="preserve">I.1.1 Architecture component descriptions</w:t>
+                <w:rtl w:val="0"/>
+              </w:rPr>
             </w:r>
           </w:p>
           <w:p>
@@ -2639,12 +2609,8 @@
             </w:pPr>
             <w:r>
               <w:rPr>
-                <w:rFonts w:ascii="Tahoma" w:cs="Tahoma" w:eastAsia="Tahoma" w:hAnsi="Tahoma"/>
-                <w:sz w:val="18"/>
-                <w:szCs w:val="18"/>
-                <w:rtl w:val="0"/>
-              </w:rPr>
-              <w:t xml:space="preserve">I.2 Package Diagram</w:t>
+                <w:rtl w:val="0"/>
+              </w:rPr>
             </w:r>
           </w:p>
           <w:p>
@@ -2672,175 +2638,10 @@
             </w:pPr>
             <w:r>
               <w:rPr>
-                <w:rFonts w:ascii="Tahoma" w:cs="Tahoma" w:eastAsia="Tahoma" w:hAnsi="Tahoma"/>
-                <w:sz w:val="18"/>
-                <w:szCs w:val="18"/>
-                <w:rtl w:val="0"/>
-              </w:rPr>
-              <w:t xml:space="preserve">I.2.1 Package descriptions</w:t>
-            </w:r>
-          </w:p>
-          <w:p>
-            <w:pPr>
-              <w:spacing w:after="80" w:before="80" w:line="240" w:lineRule="auto"/>
-              <w:rPr>
-                <w:rFonts w:ascii="Tahoma" w:cs="Tahoma" w:eastAsia="Tahoma" w:hAnsi="Tahoma"/>
-                <w:sz w:val="18"/>
-                <w:szCs w:val="18"/>
-              </w:rPr>
-            </w:pPr>
-            <w:r>
-              <w:rPr>
-                <w:rFonts w:ascii="Tahoma" w:cs="Tahoma" w:eastAsia="Tahoma" w:hAnsi="Tahoma"/>
-                <w:sz w:val="18"/>
-                <w:szCs w:val="18"/>
-                <w:rtl w:val="0"/>
-              </w:rPr>
-              <w:t xml:space="preserve">I.1 Software Architecture</w:t>
-            </w:r>
-          </w:p>
-          <w:p>
-            <w:pPr>
-              <w:spacing w:after="80" w:before="80" w:line="240" w:lineRule="auto"/>
-              <w:rPr>
-                <w:rFonts w:ascii="Tahoma" w:cs="Tahoma" w:eastAsia="Tahoma" w:hAnsi="Tahoma"/>
-                <w:sz w:val="18"/>
-                <w:szCs w:val="18"/>
-              </w:rPr>
-            </w:pPr>
-            <w:r>
-              <w:rPr>
-                <w:rFonts w:ascii="Tahoma" w:cs="Tahoma" w:eastAsia="Tahoma" w:hAnsi="Tahoma"/>
-                <w:sz w:val="18"/>
-                <w:szCs w:val="18"/>
-                <w:rtl w:val="0"/>
-              </w:rPr>
-              <w:t xml:space="preserve">I.1.1 Architecture component descriptions</w:t>
-            </w:r>
-          </w:p>
-          <w:p>
-            <w:pPr>
-              <w:spacing w:after="80" w:before="80" w:line="240" w:lineRule="auto"/>
-              <w:rPr>
-                <w:rFonts w:ascii="Tahoma" w:cs="Tahoma" w:eastAsia="Tahoma" w:hAnsi="Tahoma"/>
-                <w:sz w:val="18"/>
-                <w:szCs w:val="18"/>
-              </w:rPr>
-            </w:pPr>
-            <w:r>
-              <w:rPr>
-                <w:rFonts w:ascii="Tahoma" w:cs="Tahoma" w:eastAsia="Tahoma" w:hAnsi="Tahoma"/>
-                <w:sz w:val="18"/>
-                <w:szCs w:val="18"/>
-                <w:rtl w:val="0"/>
-              </w:rPr>
-              <w:t xml:space="preserve">I.2 Package Diagram</w:t>
-            </w:r>
-          </w:p>
-          <w:p>
-            <w:pPr>
-              <w:spacing w:after="80" w:before="80" w:line="240" w:lineRule="auto"/>
-              <w:rPr>
-                <w:rFonts w:ascii="Tahoma" w:cs="Tahoma" w:eastAsia="Tahoma" w:hAnsi="Tahoma"/>
-                <w:sz w:val="18"/>
-                <w:szCs w:val="18"/>
-              </w:rPr>
-            </w:pPr>
-            <w:r>
-              <w:rPr>
-                <w:rFonts w:ascii="Tahoma" w:cs="Tahoma" w:eastAsia="Tahoma" w:hAnsi="Tahoma"/>
-                <w:sz w:val="18"/>
-                <w:szCs w:val="18"/>
-                <w:rtl w:val="0"/>
-              </w:rPr>
-              <w:t xml:space="preserve">I.2.1 Package descriptions</w:t>
-            </w:r>
-          </w:p>
-          <w:p>
-            <w:pPr>
-              <w:spacing w:after="80" w:before="80" w:line="240" w:lineRule="auto"/>
-              <w:rPr>
-                <w:rFonts w:ascii="Tahoma" w:cs="Tahoma" w:eastAsia="Tahoma" w:hAnsi="Tahoma"/>
-                <w:sz w:val="18"/>
-                <w:szCs w:val="18"/>
-              </w:rPr>
-            </w:pPr>
-            <w:r>
-              <w:rPr>
-                <w:rFonts w:ascii="Tahoma" w:cs="Tahoma" w:eastAsia="Tahoma" w:hAnsi="Tahoma"/>
-                <w:sz w:val="18"/>
-                <w:szCs w:val="18"/>
-                <w:rtl w:val="0"/>
-              </w:rPr>
-              <w:t xml:space="preserve">II.6.User Management &amp; User Details</w:t>
-            </w:r>
-          </w:p>
-          <w:p>
-            <w:pPr>
-              <w:spacing w:after="80" w:before="80" w:line="240" w:lineRule="auto"/>
-              <w:rPr>
-                <w:rFonts w:ascii="Tahoma" w:cs="Tahoma" w:eastAsia="Tahoma" w:hAnsi="Tahoma"/>
-                <w:sz w:val="18"/>
-                <w:szCs w:val="18"/>
-              </w:rPr>
-            </w:pPr>
-            <w:r>
-              <w:rPr>
-                <w:rFonts w:ascii="Tahoma" w:cs="Tahoma" w:eastAsia="Tahoma" w:hAnsi="Tahoma"/>
-                <w:sz w:val="18"/>
-                <w:szCs w:val="18"/>
-                <w:rtl w:val="0"/>
-              </w:rPr>
-              <w:t xml:space="preserve">II.6.1 Class Diagram</w:t>
-            </w:r>
-          </w:p>
-          <w:p>
-            <w:pPr>
-              <w:spacing w:after="80" w:before="80" w:line="240" w:lineRule="auto"/>
-              <w:rPr>
-                <w:rFonts w:ascii="Tahoma" w:cs="Tahoma" w:eastAsia="Tahoma" w:hAnsi="Tahoma"/>
-                <w:sz w:val="18"/>
-                <w:szCs w:val="18"/>
-              </w:rPr>
-            </w:pPr>
-            <w:r>
-              <w:rPr>
-                <w:rFonts w:ascii="Tahoma" w:cs="Tahoma" w:eastAsia="Tahoma" w:hAnsi="Tahoma"/>
-                <w:sz w:val="18"/>
-                <w:szCs w:val="18"/>
-                <w:rtl w:val="0"/>
-              </w:rPr>
-              <w:t xml:space="preserve">II.6.2 View &amp; Filter User Lists</w:t>
-            </w:r>
-          </w:p>
-          <w:p>
-            <w:pPr>
-              <w:spacing w:after="80" w:before="80" w:line="240" w:lineRule="auto"/>
-              <w:rPr>
-                <w:rFonts w:ascii="Tahoma" w:cs="Tahoma" w:eastAsia="Tahoma" w:hAnsi="Tahoma"/>
-                <w:sz w:val="18"/>
-                <w:szCs w:val="18"/>
-              </w:rPr>
-            </w:pPr>
-            <w:r>
-              <w:rPr>
-                <w:rFonts w:ascii="Tahoma" w:cs="Tahoma" w:eastAsia="Tahoma" w:hAnsi="Tahoma"/>
-                <w:sz w:val="18"/>
-                <w:szCs w:val="18"/>
-                <w:rtl w:val="0"/>
-              </w:rPr>
-              <w:t xml:space="preserve">II.6.2 Update User Profile &amp; Status </w:t>
-            </w:r>
-          </w:p>
-        </w:tc>
-      </w:tr>
-      <w:tr>
-        <w:trPr>
-          <w:cantSplit w:val="0"/>
-          <w:tblHeader w:val="0"/>
-        </w:trPr>
-        <w:tc>
-          <w:tcPr/>
+                <w:rtl w:val="0"/>
+              </w:rPr>
+            </w:r>
+          </w:p>
           <w:p>
             <w:pPr>
               <w:keepNext w:val="0"/>
@@ -2860,38 +2661,16 @@
               <w:jc w:val="left"/>
               <w:rPr>
                 <w:rFonts w:ascii="Tahoma" w:cs="Tahoma" w:eastAsia="Tahoma" w:hAnsi="Tahoma"/>
-                <w:b w:val="0"/>
-                <w:bCs w:val="0"/>
-                <w:i w:val="0"/>
-                <w:iCs w:val="0"/>
-                <w:smallCaps w:val="0"/>
-                <w:strike w:val="0"/>
-                <w:color w:val="000000"/>
                 <w:sz w:val="18"/>
                 <w:szCs w:val="18"/>
-                <w:u w:val="none"/>
-                <w:shd w:fill="auto" w:val="clear"/>
-                <w:vertAlign w:val="baseline"/>
-              </w:rPr>
-            </w:pPr>
-            <w:r>
-              <w:rPr>
-                <w:rFonts w:ascii="Tahoma" w:cs="Tahoma" w:eastAsia="Tahoma" w:hAnsi="Tahoma"/>
-                <w:sz w:val="18"/>
-                <w:szCs w:val="18"/>
-                <w:rtl w:val="0"/>
-              </w:rPr>
-              <w:t xml:space="preserve">22/09/2026</w:t>
-            </w:r>
-            <w:r>
-              <w:rPr>
-                <w:rtl w:val="0"/>
-              </w:rPr>
-            </w:r>
-          </w:p>
-        </w:tc>
-        <w:tc>
-          <w:tcPr/>
+              </w:rPr>
+            </w:pPr>
+            <w:r>
+              <w:rPr>
+                <w:rtl w:val="0"/>
+              </w:rPr>
+            </w:r>
+          </w:p>
           <w:p>
             <w:pPr>
               <w:keepNext w:val="0"/>
@@ -2911,38 +2690,16 @@
               <w:jc w:val="left"/>
               <w:rPr>
                 <w:rFonts w:ascii="Tahoma" w:cs="Tahoma" w:eastAsia="Tahoma" w:hAnsi="Tahoma"/>
-                <w:b w:val="0"/>
-                <w:bCs w:val="0"/>
-                <w:i w:val="0"/>
-                <w:iCs w:val="0"/>
-                <w:smallCaps w:val="0"/>
-                <w:strike w:val="0"/>
-                <w:color w:val="000000"/>
                 <w:sz w:val="18"/>
                 <w:szCs w:val="18"/>
-                <w:u w:val="none"/>
-                <w:shd w:fill="auto" w:val="clear"/>
-                <w:vertAlign w:val="baseline"/>
-              </w:rPr>
-            </w:pPr>
-            <w:r>
-              <w:rPr>
-                <w:rFonts w:ascii="Tahoma" w:cs="Tahoma" w:eastAsia="Tahoma" w:hAnsi="Tahoma"/>
-                <w:sz w:val="18"/>
-                <w:szCs w:val="18"/>
-                <w:rtl w:val="0"/>
-              </w:rPr>
-              <w:t xml:space="preserve">A</w:t>
-            </w:r>
-            <w:r>
-              <w:rPr>
-                <w:rtl w:val="0"/>
-              </w:rPr>
-            </w:r>
-          </w:p>
-        </w:tc>
-        <w:tc>
-          <w:tcPr/>
+              </w:rPr>
+            </w:pPr>
+            <w:r>
+              <w:rPr>
+                <w:rtl w:val="0"/>
+              </w:rPr>
+            </w:r>
+          </w:p>
           <w:p>
             <w:pPr>
               <w:keepNext w:val="0"/>
@@ -2962,18 +2719,8 @@
               <w:jc w:val="left"/>
               <w:rPr>
                 <w:rFonts w:ascii="Tahoma" w:cs="Tahoma" w:eastAsia="Tahoma" w:hAnsi="Tahoma"/>
-                <w:b w:val="0"/>
-                <w:bCs w:val="0"/>
-                <w:i w:val="0"/>
-                <w:iCs w:val="0"/>
-                <w:smallCaps w:val="0"/>
-                <w:strike w:val="0"/>
-                <w:color w:val="000000"/>
                 <w:sz w:val="18"/>
                 <w:szCs w:val="18"/>
-                <w:u w:val="none"/>
-                <w:shd w:fill="auto" w:val="clear"/>
-                <w:vertAlign w:val="baseline"/>
               </w:rPr>
             </w:pPr>
             <w:r>
@@ -2983,12 +2730,7 @@
                 <w:szCs w:val="18"/>
                 <w:rtl w:val="0"/>
               </w:rPr>
-              <w:t xml:space="preserve">HuyLDA</w:t>
-            </w:r>
-            <w:r>
-              <w:rPr>
-                <w:rtl w:val="0"/>
-              </w:rPr>
+              <w:t xml:space="preserve">27/09/2026</w:t>
             </w:r>
           </w:p>
         </w:tc>
@@ -3012,27 +2754,11 @@
               <w:ind w:left="0" w:right="0" w:firstLine="0"/>
               <w:jc w:val="left"/>
               <w:rPr>
-                <w:sz w:val="20"/>
-                <w:szCs w:val="20"/>
-              </w:rPr>
-            </w:pPr>
-            <w:r>
-              <w:rPr>
                 <w:rFonts w:ascii="Tahoma" w:cs="Tahoma" w:eastAsia="Tahoma" w:hAnsi="Tahoma"/>
                 <w:sz w:val="18"/>
                 <w:szCs w:val="18"/>
-                <w:rtl w:val="0"/>
-              </w:rPr>
-              <w:t xml:space="preserve">II.</w:t>
-            </w:r>
-            <w:r>
-              <w:rPr>
-                <w:sz w:val="20"/>
-                <w:szCs w:val="20"/>
-                <w:rtl w:val="0"/>
-              </w:rPr>
-              <w:t xml:space="preserve">4.</w:t>
-            </w:r>
+              </w:rPr>
+            </w:pPr>
             <w:r>
               <w:rPr>
                 <w:rFonts w:ascii="Tahoma" w:cs="Tahoma" w:eastAsia="Tahoma" w:hAnsi="Tahoma"/>
@@ -3040,87 +2766,9 @@
                 <w:szCs w:val="18"/>
                 <w:rtl w:val="0"/>
               </w:rPr>
-              <w:t xml:space="preserve">Class diagram</w:t>
-            </w:r>
-            <w:r>
-              <w:rPr>
-                <w:sz w:val="20"/>
-                <w:szCs w:val="20"/>
-                <w:rtl w:val="0"/>
-              </w:rPr>
-              <w:t xml:space="preserve"> </w:t>
-            </w:r>
-          </w:p>
-          <w:p>
-            <w:pPr>
-              <w:spacing w:after="80" w:before="80" w:line="240" w:lineRule="auto"/>
-              <w:rPr>
-                <w:rFonts w:ascii="Tahoma" w:cs="Tahoma" w:eastAsia="Tahoma" w:hAnsi="Tahoma"/>
-                <w:sz w:val="18"/>
-                <w:szCs w:val="18"/>
-              </w:rPr>
-            </w:pPr>
-            <w:r>
-              <w:rPr>
-                <w:rFonts w:ascii="Tahoma" w:cs="Tahoma" w:eastAsia="Tahoma" w:hAnsi="Tahoma"/>
-                <w:sz w:val="18"/>
-                <w:szCs w:val="18"/>
-                <w:rtl w:val="0"/>
-              </w:rPr>
-              <w:t xml:space="preserve">II.4.1 Class diagram</w:t>
-            </w:r>
-          </w:p>
-          <w:p>
-            <w:pPr>
-              <w:spacing w:after="80" w:before="80" w:line="240" w:lineRule="auto"/>
-              <w:rPr>
-                <w:rFonts w:ascii="Tahoma" w:cs="Tahoma" w:eastAsia="Tahoma" w:hAnsi="Tahoma"/>
-                <w:sz w:val="18"/>
-                <w:szCs w:val="18"/>
-              </w:rPr>
-            </w:pPr>
-            <w:r>
-              <w:rPr>
-                <w:rFonts w:ascii="Tahoma" w:cs="Tahoma" w:eastAsia="Tahoma" w:hAnsi="Tahoma"/>
-                <w:sz w:val="18"/>
-                <w:szCs w:val="18"/>
-                <w:rtl w:val="0"/>
-              </w:rPr>
-              <w:t xml:space="preserve">II.4.2 Browse &amp; Search Public Courses </w:t>
-            </w:r>
-          </w:p>
-          <w:p>
-            <w:pPr>
-              <w:spacing w:after="80" w:before="80" w:line="240" w:lineRule="auto"/>
-              <w:rPr>
-                <w:sz w:val="18"/>
-                <w:szCs w:val="18"/>
-              </w:rPr>
-            </w:pPr>
-            <w:r>
-              <w:rPr>
-                <w:rFonts w:ascii="Tahoma" w:cs="Tahoma" w:eastAsia="Tahoma" w:hAnsi="Tahoma"/>
-                <w:sz w:val="18"/>
-                <w:szCs w:val="18"/>
-                <w:rtl w:val="0"/>
-              </w:rPr>
-              <w:t xml:space="preserve">II.4.3 View Public Course Detail </w:t>
-            </w:r>
-            <w:r>
-              <w:rPr>
-                <w:rtl w:val="0"/>
-              </w:rPr>
-            </w:r>
-          </w:p>
-        </w:tc>
-      </w:tr>
-      <w:tr>
-        <w:trPr>
-          <w:cantSplit w:val="0"/>
-          <w:tblHeader w:val="0"/>
-        </w:trPr>
-        <w:tc>
-          <w:tcPr/>
+              <w:t xml:space="preserve">A</w:t>
+            </w:r>
+          </w:p>
           <w:p>
             <w:pPr>
               <w:keepNext w:val="0"/>
@@ -3140,38 +2788,16 @@
               <w:jc w:val="left"/>
               <w:rPr>
                 <w:rFonts w:ascii="Tahoma" w:cs="Tahoma" w:eastAsia="Tahoma" w:hAnsi="Tahoma"/>
-                <w:b w:val="0"/>
-                <w:bCs w:val="0"/>
-                <w:i w:val="0"/>
-                <w:iCs w:val="0"/>
-                <w:smallCaps w:val="0"/>
-                <w:strike w:val="0"/>
-                <w:color w:val="000000"/>
                 <w:sz w:val="18"/>
                 <w:szCs w:val="18"/>
-                <w:u w:val="none"/>
-                <w:shd w:fill="auto" w:val="clear"/>
-                <w:vertAlign w:val="baseline"/>
-              </w:rPr>
-            </w:pPr>
-            <w:r>
-              <w:rPr>
-                <w:rFonts w:ascii="Tahoma" w:cs="Tahoma" w:eastAsia="Tahoma" w:hAnsi="Tahoma"/>
-                <w:sz w:val="18"/>
-                <w:szCs w:val="18"/>
-                <w:rtl w:val="0"/>
-              </w:rPr>
-              <w:t xml:space="preserve">19/09/2026</w:t>
-            </w:r>
-            <w:r>
-              <w:rPr>
-                <w:rtl w:val="0"/>
-              </w:rPr>
-            </w:r>
-          </w:p>
-        </w:tc>
-        <w:tc>
-          <w:tcPr/>
+              </w:rPr>
+            </w:pPr>
+            <w:r>
+              <w:rPr>
+                <w:rtl w:val="0"/>
+              </w:rPr>
+            </w:r>
+          </w:p>
           <w:p>
             <w:pPr>
               <w:keepNext w:val="0"/>
@@ -3191,38 +2817,16 @@
               <w:jc w:val="left"/>
               <w:rPr>
                 <w:rFonts w:ascii="Tahoma" w:cs="Tahoma" w:eastAsia="Tahoma" w:hAnsi="Tahoma"/>
-                <w:b w:val="0"/>
-                <w:bCs w:val="0"/>
-                <w:i w:val="0"/>
-                <w:iCs w:val="0"/>
-                <w:smallCaps w:val="0"/>
-                <w:strike w:val="0"/>
-                <w:color w:val="000000"/>
                 <w:sz w:val="18"/>
                 <w:szCs w:val="18"/>
-                <w:u w:val="none"/>
-                <w:shd w:fill="auto" w:val="clear"/>
-                <w:vertAlign w:val="baseline"/>
-              </w:rPr>
-            </w:pPr>
-            <w:r>
-              <w:rPr>
-                <w:rFonts w:ascii="Tahoma" w:cs="Tahoma" w:eastAsia="Tahoma" w:hAnsi="Tahoma"/>
-                <w:sz w:val="18"/>
-                <w:szCs w:val="18"/>
-                <w:rtl w:val="0"/>
-              </w:rPr>
-              <w:t xml:space="preserve">A</w:t>
-            </w:r>
-            <w:r>
-              <w:rPr>
-                <w:rtl w:val="0"/>
-              </w:rPr>
-            </w:r>
-          </w:p>
-        </w:tc>
-        <w:tc>
-          <w:tcPr/>
+              </w:rPr>
+            </w:pPr>
+            <w:r>
+              <w:rPr>
+                <w:rtl w:val="0"/>
+              </w:rPr>
+            </w:r>
+          </w:p>
           <w:p>
             <w:pPr>
               <w:keepNext w:val="0"/>
@@ -3242,38 +2846,16 @@
               <w:jc w:val="left"/>
               <w:rPr>
                 <w:rFonts w:ascii="Tahoma" w:cs="Tahoma" w:eastAsia="Tahoma" w:hAnsi="Tahoma"/>
-                <w:b w:val="0"/>
-                <w:bCs w:val="0"/>
-                <w:i w:val="0"/>
-                <w:iCs w:val="0"/>
-                <w:smallCaps w:val="0"/>
-                <w:strike w:val="0"/>
-                <w:color w:val="000000"/>
                 <w:sz w:val="18"/>
                 <w:szCs w:val="18"/>
-                <w:u w:val="none"/>
-                <w:shd w:fill="auto" w:val="clear"/>
-                <w:vertAlign w:val="baseline"/>
-              </w:rPr>
-            </w:pPr>
-            <w:r>
-              <w:rPr>
-                <w:rFonts w:ascii="Tahoma" w:cs="Tahoma" w:eastAsia="Tahoma" w:hAnsi="Tahoma"/>
-                <w:sz w:val="18"/>
-                <w:szCs w:val="18"/>
-                <w:rtl w:val="0"/>
-              </w:rPr>
-              <w:t xml:space="preserve">ThinhCX</w:t>
-            </w:r>
-            <w:r>
-              <w:rPr>
-                <w:rtl w:val="0"/>
-              </w:rPr>
-            </w:r>
-          </w:p>
-        </w:tc>
-        <w:tc>
-          <w:tcPr/>
+              </w:rPr>
+            </w:pPr>
+            <w:r>
+              <w:rPr>
+                <w:rtl w:val="0"/>
+              </w:rPr>
+            </w:r>
+          </w:p>
           <w:p>
             <w:pPr>
               <w:keepNext w:val="0"/>
@@ -3304,7 +2886,7 @@
                 <w:szCs w:val="18"/>
                 <w:rtl w:val="0"/>
               </w:rPr>
-              <w:t xml:space="preserve">II.1.Enrollment&amp;Payment</w:t>
+              <w:t xml:space="preserve">M</w:t>
             </w:r>
           </w:p>
           <w:p>
@@ -3332,12 +2914,8 @@
             </w:pPr>
             <w:r>
               <w:rPr>
-                <w:rFonts w:ascii="Tahoma" w:cs="Tahoma" w:eastAsia="Tahoma" w:hAnsi="Tahoma"/>
-                <w:sz w:val="18"/>
-                <w:szCs w:val="18"/>
-                <w:rtl w:val="0"/>
-              </w:rPr>
-              <w:t xml:space="preserve">II.1.1.Class diagram</w:t>
+                <w:rtl w:val="0"/>
+              </w:rPr>
             </w:r>
           </w:p>
           <w:p>
@@ -3365,21 +2943,8 @@
             </w:pPr>
             <w:r>
               <w:rPr>
-                <w:rFonts w:ascii="Tahoma" w:cs="Tahoma" w:eastAsia="Tahoma" w:hAnsi="Tahoma"/>
-                <w:sz w:val="18"/>
-                <w:szCs w:val="18"/>
-                <w:rtl w:val="0"/>
-              </w:rPr>
-              <w:t xml:space="preserve">II.1.2.</w:t>
-            </w:r>
-            <w:r>
-              <w:rPr>
-                <w:rFonts w:ascii="Tahoma" w:cs="Tahoma" w:eastAsia="Tahoma" w:hAnsi="Tahoma"/>
-                <w:sz w:val="18"/>
-                <w:szCs w:val="18"/>
-                <w:rtl w:val="0"/>
-              </w:rPr>
-              <w:t xml:space="preserve">Create Enrollment &amp; Payment</w:t>
+                <w:rtl w:val="0"/>
+              </w:rPr>
             </w:r>
           </w:p>
           <w:p>
@@ -3401,19 +2966,10 @@
               <w:jc w:val="left"/>
               <w:rPr>
                 <w:rFonts w:ascii="Tahoma" w:cs="Tahoma" w:eastAsia="Tahoma" w:hAnsi="Tahoma"/>
-                <w:sz w:val="10"/>
-                <w:szCs w:val="10"/>
-              </w:rPr>
-            </w:pPr>
-            <w:r>
-              <w:rPr>
-                <w:rFonts w:ascii="Tahoma" w:cs="Tahoma" w:eastAsia="Tahoma" w:hAnsi="Tahoma"/>
                 <w:sz w:val="18"/>
                 <w:szCs w:val="18"/>
-                <w:rtl w:val="0"/>
-              </w:rPr>
-              <w:t xml:space="preserve">II.1.3.Handle Payment Webhook </w:t>
-            </w:r>
+              </w:rPr>
+            </w:pPr>
             <w:r>
               <w:rPr>
                 <w:rtl w:val="0"/>
@@ -3439,19 +2995,10 @@
               <w:jc w:val="left"/>
               <w:rPr>
                 <w:rFonts w:ascii="Tahoma" w:cs="Tahoma" w:eastAsia="Tahoma" w:hAnsi="Tahoma"/>
-                <w:sz w:val="8"/>
-                <w:szCs w:val="8"/>
-              </w:rPr>
-            </w:pPr>
-            <w:r>
-              <w:rPr>
-                <w:rFonts w:ascii="Tahoma" w:cs="Tahoma" w:eastAsia="Tahoma" w:hAnsi="Tahoma"/>
                 <w:sz w:val="18"/>
                 <w:szCs w:val="18"/>
-                <w:rtl w:val="0"/>
-              </w:rPr>
-              <w:t xml:space="preserve">II.2.</w:t>
-            </w:r>
+              </w:rPr>
+            </w:pPr>
             <w:r>
               <w:rPr>
                 <w:rFonts w:ascii="Tahoma" w:cs="Tahoma" w:eastAsia="Tahoma" w:hAnsi="Tahoma"/>
@@ -3459,12 +3006,7 @@
                 <w:szCs w:val="18"/>
                 <w:rtl w:val="0"/>
               </w:rPr>
-              <w:t xml:space="preserve">Content Management (Cloudinary) </w:t>
-            </w:r>
-            <w:r>
-              <w:rPr>
-                <w:rtl w:val="0"/>
-              </w:rPr>
+              <w:t xml:space="preserve">A</w:t>
             </w:r>
           </w:p>
           <w:p>
@@ -3492,12 +3034,8 @@
             </w:pPr>
             <w:r>
               <w:rPr>
-                <w:rFonts w:ascii="Tahoma" w:cs="Tahoma" w:eastAsia="Tahoma" w:hAnsi="Tahoma"/>
-                <w:sz w:val="18"/>
-                <w:szCs w:val="18"/>
-                <w:rtl w:val="0"/>
-              </w:rPr>
-              <w:t xml:space="preserve">II.2.1.Class diagram</w:t>
+                <w:rtl w:val="0"/>
+              </w:rPr>
             </w:r>
           </w:p>
           <w:p>
@@ -3519,28 +3057,10 @@
               <w:jc w:val="left"/>
               <w:rPr>
                 <w:rFonts w:ascii="Tahoma" w:cs="Tahoma" w:eastAsia="Tahoma" w:hAnsi="Tahoma"/>
-                <w:sz w:val="10"/>
-                <w:szCs w:val="10"/>
-              </w:rPr>
-            </w:pPr>
-            <w:r>
-              <w:rPr>
-                <w:rFonts w:ascii="Tahoma" w:cs="Tahoma" w:eastAsia="Tahoma" w:hAnsi="Tahoma"/>
                 <w:sz w:val="18"/>
                 <w:szCs w:val="18"/>
-                <w:rtl w:val="0"/>
-              </w:rPr>
-              <w:t xml:space="preserve">II.2.2.</w:t>
-            </w:r>
-            <w:r>
-              <w:rPr>
-                <w:rFonts w:ascii="Tahoma" w:cs="Tahoma" w:eastAsia="Tahoma" w:hAnsi="Tahoma"/>
-                <w:sz w:val="18"/>
-                <w:szCs w:val="18"/>
-                <w:rtl w:val="0"/>
-              </w:rPr>
-              <w:t xml:space="preserve">Upload Lesson Material </w:t>
-            </w:r>
+              </w:rPr>
+            </w:pPr>
             <w:r>
               <w:rPr>
                 <w:rtl w:val="0"/>
@@ -3566,28 +3086,10 @@
               <w:jc w:val="left"/>
               <w:rPr>
                 <w:rFonts w:ascii="Tahoma" w:cs="Tahoma" w:eastAsia="Tahoma" w:hAnsi="Tahoma"/>
-                <w:sz w:val="10"/>
-                <w:szCs w:val="10"/>
-              </w:rPr>
-            </w:pPr>
-            <w:r>
-              <w:rPr>
-                <w:rFonts w:ascii="Tahoma" w:cs="Tahoma" w:eastAsia="Tahoma" w:hAnsi="Tahoma"/>
                 <w:sz w:val="18"/>
                 <w:szCs w:val="18"/>
-                <w:rtl w:val="0"/>
-              </w:rPr>
-              <w:t xml:space="preserve">II.2.3.</w:t>
-            </w:r>
-            <w:r>
-              <w:rPr>
-                <w:rFonts w:ascii="Tahoma" w:cs="Tahoma" w:eastAsia="Tahoma" w:hAnsi="Tahoma"/>
-                <w:sz w:val="18"/>
-                <w:szCs w:val="18"/>
-                <w:rtl w:val="0"/>
-              </w:rPr>
-              <w:t xml:space="preserve">Submit &amp; Review Content </w:t>
-            </w:r>
+              </w:rPr>
+            </w:pPr>
             <w:r>
               <w:rPr>
                 <w:rtl w:val="0"/>
@@ -3613,19 +3115,10 @@
               <w:jc w:val="left"/>
               <w:rPr>
                 <w:rFonts w:ascii="Tahoma" w:cs="Tahoma" w:eastAsia="Tahoma" w:hAnsi="Tahoma"/>
-                <w:sz w:val="8"/>
-                <w:szCs w:val="8"/>
-              </w:rPr>
-            </w:pPr>
-            <w:r>
-              <w:rPr>
-                <w:rFonts w:ascii="Tahoma" w:cs="Tahoma" w:eastAsia="Tahoma" w:hAnsi="Tahoma"/>
                 <w:sz w:val="18"/>
                 <w:szCs w:val="18"/>
-                <w:rtl w:val="0"/>
-              </w:rPr>
-              <w:t xml:space="preserve">II.3.</w:t>
-            </w:r>
+              </w:rPr>
+            </w:pPr>
             <w:r>
               <w:rPr>
                 <w:rFonts w:ascii="Tahoma" w:cs="Tahoma" w:eastAsia="Tahoma" w:hAnsi="Tahoma"/>
@@ -3633,14 +3126,12 @@
                 <w:szCs w:val="18"/>
                 <w:rtl w:val="0"/>
               </w:rPr>
-              <w:t xml:space="preserve">Quiz Submission &amp; Scoring </w:t>
-            </w:r>
-            <w:r>
-              <w:rPr>
-                <w:rtl w:val="0"/>
-              </w:rPr>
-            </w:r>
-          </w:p>
+              <w:t xml:space="preserve">M</w:t>
+            </w:r>
+          </w:p>
+        </w:tc>
+        <w:tc>
+          <w:tcPr/>
           <w:p>
             <w:pPr>
               <w:keepNext w:val="0"/>
@@ -3660,8 +3151,18 @@
               <w:jc w:val="left"/>
               <w:rPr>
                 <w:rFonts w:ascii="Tahoma" w:cs="Tahoma" w:eastAsia="Tahoma" w:hAnsi="Tahoma"/>
+                <w:b w:val="0"/>
+                <w:bCs w:val="0"/>
+                <w:i w:val="0"/>
+                <w:iCs w:val="0"/>
+                <w:smallCaps w:val="0"/>
+                <w:strike w:val="0"/>
+                <w:color w:val="000000"/>
                 <w:sz w:val="18"/>
                 <w:szCs w:val="18"/>
+                <w:u w:val="none"/>
+                <w:shd w:fill="auto" w:val="clear"/>
+                <w:vertAlign w:val="baseline"/>
               </w:rPr>
             </w:pPr>
             <w:r>
@@ -3671,9 +3172,17 @@
                 <w:szCs w:val="18"/>
                 <w:rtl w:val="0"/>
               </w:rPr>
-              <w:t xml:space="preserve">II.3.1.Class diagram</w:t>
-            </w:r>
-          </w:p>
+              <w:t xml:space="preserve">NguyenLD</w:t>
+            </w:r>
+            <w:r>
+              <w:rPr>
+                <w:rtl w:val="0"/>
+              </w:rPr>
+            </w:r>
+          </w:p>
+        </w:tc>
+        <w:tc>
+          <w:tcPr/>
           <w:p>
             <w:pPr>
               <w:keepNext w:val="0"/>
@@ -3693,19 +3202,10 @@
               <w:jc w:val="left"/>
               <w:rPr>
                 <w:rFonts w:ascii="Tahoma" w:cs="Tahoma" w:eastAsia="Tahoma" w:hAnsi="Tahoma"/>
-                <w:sz w:val="10"/>
-                <w:szCs w:val="10"/>
-              </w:rPr>
-            </w:pPr>
-            <w:r>
-              <w:rPr>
-                <w:rFonts w:ascii="Tahoma" w:cs="Tahoma" w:eastAsia="Tahoma" w:hAnsi="Tahoma"/>
                 <w:sz w:val="18"/>
                 <w:szCs w:val="18"/>
-                <w:rtl w:val="0"/>
-              </w:rPr>
-              <w:t xml:space="preserve">II.3.2.</w:t>
-            </w:r>
+              </w:rPr>
+            </w:pPr>
             <w:r>
               <w:rPr>
                 <w:rFonts w:ascii="Tahoma" w:cs="Tahoma" w:eastAsia="Tahoma" w:hAnsi="Tahoma"/>
@@ -3713,12 +3213,7 @@
                 <w:szCs w:val="18"/>
                 <w:rtl w:val="0"/>
               </w:rPr>
-              <w:t xml:space="preserve">Submit Quiz Attempt &amp; Scoring </w:t>
-            </w:r>
-            <w:r>
-              <w:rPr>
-                <w:rtl w:val="0"/>
-              </w:rPr>
+              <w:t xml:space="preserve">I.1 Software Architecture</w:t>
             </w:r>
           </w:p>
           <w:p>
@@ -3740,19 +3235,10 @@
               <w:jc w:val="left"/>
               <w:rPr>
                 <w:rFonts w:ascii="Tahoma" w:cs="Tahoma" w:eastAsia="Tahoma" w:hAnsi="Tahoma"/>
-                <w:sz w:val="10"/>
-                <w:szCs w:val="10"/>
-              </w:rPr>
-            </w:pPr>
-            <w:r>
-              <w:rPr>
-                <w:rFonts w:ascii="Tahoma" w:cs="Tahoma" w:eastAsia="Tahoma" w:hAnsi="Tahoma"/>
                 <w:sz w:val="18"/>
                 <w:szCs w:val="18"/>
-                <w:rtl w:val="0"/>
-              </w:rPr>
-              <w:t xml:space="preserve">II.3.3.</w:t>
-            </w:r>
+              </w:rPr>
+            </w:pPr>
             <w:r>
               <w:rPr>
                 <w:rFonts w:ascii="Tahoma" w:cs="Tahoma" w:eastAsia="Tahoma" w:hAnsi="Tahoma"/>
@@ -3760,23 +3246,9 @@
                 <w:szCs w:val="18"/>
                 <w:rtl w:val="0"/>
               </w:rPr>
-              <w:t xml:space="preserve">Auto-submit Expired Attempt </w:t>
-            </w:r>
-            <w:r>
-              <w:rPr>
-                <w:rtl w:val="0"/>
-              </w:rPr>
-            </w:r>
-          </w:p>
-        </w:tc>
-      </w:tr>
-      <w:tr>
-        <w:trPr>
-          <w:cantSplit w:val="0"/>
-          <w:tblHeader w:val="0"/>
-        </w:trPr>
-        <w:tc>
-          <w:tcPr/>
+              <w:t xml:space="preserve">I.1.1 Architecture component descriptions</w:t>
+            </w:r>
+          </w:p>
           <w:p>
             <w:pPr>
               <w:keepNext w:val="0"/>
@@ -3807,7 +3279,7 @@
                 <w:szCs w:val="18"/>
                 <w:rtl w:val="0"/>
               </w:rPr>
-              <w:t xml:space="preserve">21/09/2026</w:t>
+              <w:t xml:space="preserve">I.2 Package Diagram</w:t>
             </w:r>
           </w:p>
           <w:p>
@@ -3840,10 +3312,244 @@
                 <w:szCs w:val="18"/>
                 <w:rtl w:val="0"/>
               </w:rPr>
-              <w:t xml:space="preserve">22/09/2026</w:t>
-            </w:r>
-          </w:p>
-        </w:tc>
+              <w:t xml:space="preserve">I.2.1 Package descriptions</w:t>
+            </w:r>
+          </w:p>
+          <w:p>
+            <w:pPr>
+              <w:spacing w:after="80" w:before="80" w:line="240" w:lineRule="auto"/>
+              <w:rPr>
+                <w:rFonts w:ascii="Tahoma" w:cs="Tahoma" w:eastAsia="Tahoma" w:hAnsi="Tahoma"/>
+                <w:sz w:val="18"/>
+                <w:szCs w:val="18"/>
+              </w:rPr>
+            </w:pPr>
+            <w:r>
+              <w:rPr>
+                <w:rFonts w:ascii="Tahoma" w:cs="Tahoma" w:eastAsia="Tahoma" w:hAnsi="Tahoma"/>
+                <w:sz w:val="18"/>
+                <w:szCs w:val="18"/>
+                <w:rtl w:val="0"/>
+              </w:rPr>
+              <w:t xml:space="preserve">I.1 Software Architecture</w:t>
+            </w:r>
+          </w:p>
+          <w:p>
+            <w:pPr>
+              <w:spacing w:after="80" w:before="80" w:line="240" w:lineRule="auto"/>
+              <w:rPr>
+                <w:rFonts w:ascii="Tahoma" w:cs="Tahoma" w:eastAsia="Tahoma" w:hAnsi="Tahoma"/>
+                <w:sz w:val="18"/>
+                <w:szCs w:val="18"/>
+              </w:rPr>
+            </w:pPr>
+            <w:r>
+              <w:rPr>
+                <w:rFonts w:ascii="Tahoma" w:cs="Tahoma" w:eastAsia="Tahoma" w:hAnsi="Tahoma"/>
+                <w:sz w:val="18"/>
+                <w:szCs w:val="18"/>
+                <w:rtl w:val="0"/>
+              </w:rPr>
+              <w:t xml:space="preserve">I.1.1 Architecture component descriptions</w:t>
+            </w:r>
+          </w:p>
+          <w:p>
+            <w:pPr>
+              <w:spacing w:after="80" w:before="80" w:line="240" w:lineRule="auto"/>
+              <w:rPr>
+                <w:rFonts w:ascii="Tahoma" w:cs="Tahoma" w:eastAsia="Tahoma" w:hAnsi="Tahoma"/>
+                <w:sz w:val="18"/>
+                <w:szCs w:val="18"/>
+              </w:rPr>
+            </w:pPr>
+            <w:r>
+              <w:rPr>
+                <w:rFonts w:ascii="Tahoma" w:cs="Tahoma" w:eastAsia="Tahoma" w:hAnsi="Tahoma"/>
+                <w:sz w:val="18"/>
+                <w:szCs w:val="18"/>
+                <w:rtl w:val="0"/>
+              </w:rPr>
+              <w:t xml:space="preserve">I.2 Package Diagram</w:t>
+            </w:r>
+          </w:p>
+          <w:p>
+            <w:pPr>
+              <w:spacing w:after="80" w:before="80" w:line="240" w:lineRule="auto"/>
+              <w:rPr>
+                <w:rFonts w:ascii="Tahoma" w:cs="Tahoma" w:eastAsia="Tahoma" w:hAnsi="Tahoma"/>
+                <w:sz w:val="18"/>
+                <w:szCs w:val="18"/>
+              </w:rPr>
+            </w:pPr>
+            <w:r>
+              <w:rPr>
+                <w:rFonts w:ascii="Tahoma" w:cs="Tahoma" w:eastAsia="Tahoma" w:hAnsi="Tahoma"/>
+                <w:sz w:val="18"/>
+                <w:szCs w:val="18"/>
+                <w:rtl w:val="0"/>
+              </w:rPr>
+              <w:t xml:space="preserve">I.2.1 Package descriptions</w:t>
+            </w:r>
+          </w:p>
+          <w:p>
+            <w:pPr>
+              <w:spacing w:after="80" w:before="80" w:line="240" w:lineRule="auto"/>
+              <w:rPr>
+                <w:rFonts w:ascii="Tahoma" w:cs="Tahoma" w:eastAsia="Tahoma" w:hAnsi="Tahoma"/>
+                <w:sz w:val="18"/>
+                <w:szCs w:val="18"/>
+              </w:rPr>
+            </w:pPr>
+            <w:r>
+              <w:rPr>
+                <w:rFonts w:ascii="Tahoma" w:cs="Tahoma" w:eastAsia="Tahoma" w:hAnsi="Tahoma"/>
+                <w:sz w:val="18"/>
+                <w:szCs w:val="18"/>
+                <w:rtl w:val="0"/>
+              </w:rPr>
+              <w:t xml:space="preserve">II.7.User Management &amp; User Details</w:t>
+            </w:r>
+          </w:p>
+          <w:p>
+            <w:pPr>
+              <w:spacing w:after="80" w:before="80" w:line="240" w:lineRule="auto"/>
+              <w:rPr>
+                <w:rFonts w:ascii="Tahoma" w:cs="Tahoma" w:eastAsia="Tahoma" w:hAnsi="Tahoma"/>
+                <w:sz w:val="18"/>
+                <w:szCs w:val="18"/>
+              </w:rPr>
+            </w:pPr>
+            <w:r>
+              <w:rPr>
+                <w:rFonts w:ascii="Tahoma" w:cs="Tahoma" w:eastAsia="Tahoma" w:hAnsi="Tahoma"/>
+                <w:sz w:val="18"/>
+                <w:szCs w:val="18"/>
+                <w:rtl w:val="0"/>
+              </w:rPr>
+              <w:t xml:space="preserve">II.7.1 Class Diagram</w:t>
+            </w:r>
+          </w:p>
+          <w:p>
+            <w:pPr>
+              <w:spacing w:after="80" w:before="80" w:line="240" w:lineRule="auto"/>
+              <w:rPr>
+                <w:rFonts w:ascii="Tahoma" w:cs="Tahoma" w:eastAsia="Tahoma" w:hAnsi="Tahoma"/>
+                <w:sz w:val="18"/>
+                <w:szCs w:val="18"/>
+              </w:rPr>
+            </w:pPr>
+            <w:r>
+              <w:rPr>
+                <w:rFonts w:ascii="Tahoma" w:cs="Tahoma" w:eastAsia="Tahoma" w:hAnsi="Tahoma"/>
+                <w:sz w:val="18"/>
+                <w:szCs w:val="18"/>
+                <w:rtl w:val="0"/>
+              </w:rPr>
+              <w:t xml:space="preserve">II.7.2 View &amp; Filter User Lists</w:t>
+            </w:r>
+          </w:p>
+          <w:p>
+            <w:pPr>
+              <w:spacing w:after="80" w:before="80" w:line="240" w:lineRule="auto"/>
+              <w:rPr>
+                <w:rFonts w:ascii="Tahoma" w:cs="Tahoma" w:eastAsia="Tahoma" w:hAnsi="Tahoma"/>
+                <w:sz w:val="18"/>
+                <w:szCs w:val="18"/>
+              </w:rPr>
+            </w:pPr>
+            <w:r>
+              <w:rPr>
+                <w:rFonts w:ascii="Tahoma" w:cs="Tahoma" w:eastAsia="Tahoma" w:hAnsi="Tahoma"/>
+                <w:sz w:val="18"/>
+                <w:szCs w:val="18"/>
+                <w:rtl w:val="0"/>
+              </w:rPr>
+              <w:t xml:space="preserve">II.7.2 Update User Profile &amp; Status </w:t>
+            </w:r>
+          </w:p>
+          <w:p>
+            <w:pPr>
+              <w:spacing w:after="80" w:before="80" w:line="240" w:lineRule="auto"/>
+              <w:rPr>
+                <w:rFonts w:ascii="Tahoma" w:cs="Tahoma" w:eastAsia="Tahoma" w:hAnsi="Tahoma"/>
+                <w:sz w:val="18"/>
+                <w:szCs w:val="18"/>
+              </w:rPr>
+            </w:pPr>
+            <w:r>
+              <w:rPr>
+                <w:rFonts w:ascii="Tahoma" w:cs="Tahoma" w:eastAsia="Tahoma" w:hAnsi="Tahoma"/>
+                <w:sz w:val="18"/>
+                <w:szCs w:val="18"/>
+                <w:rtl w:val="0"/>
+              </w:rPr>
+              <w:t xml:space="preserve">I.1 Software Architecture</w:t>
+            </w:r>
+          </w:p>
+          <w:p>
+            <w:pPr>
+              <w:spacing w:after="80" w:before="80" w:line="240" w:lineRule="auto"/>
+              <w:rPr>
+                <w:rFonts w:ascii="Tahoma" w:cs="Tahoma" w:eastAsia="Tahoma" w:hAnsi="Tahoma"/>
+                <w:sz w:val="18"/>
+                <w:szCs w:val="18"/>
+              </w:rPr>
+            </w:pPr>
+            <w:r>
+              <w:rPr>
+                <w:rFonts w:ascii="Tahoma" w:cs="Tahoma" w:eastAsia="Tahoma" w:hAnsi="Tahoma"/>
+                <w:sz w:val="18"/>
+                <w:szCs w:val="18"/>
+                <w:rtl w:val="0"/>
+              </w:rPr>
+              <w:t xml:space="preserve">I.1.1 Architecture component descriptions</w:t>
+            </w:r>
+          </w:p>
+          <w:p>
+            <w:pPr>
+              <w:spacing w:after="80" w:before="80" w:line="240" w:lineRule="auto"/>
+              <w:rPr>
+                <w:rFonts w:ascii="Tahoma" w:cs="Tahoma" w:eastAsia="Tahoma" w:hAnsi="Tahoma"/>
+                <w:sz w:val="18"/>
+                <w:szCs w:val="18"/>
+              </w:rPr>
+            </w:pPr>
+            <w:r>
+              <w:rPr>
+                <w:rFonts w:ascii="Tahoma" w:cs="Tahoma" w:eastAsia="Tahoma" w:hAnsi="Tahoma"/>
+                <w:sz w:val="18"/>
+                <w:szCs w:val="18"/>
+                <w:rtl w:val="0"/>
+              </w:rPr>
+              <w:t xml:space="preserve">I.2 Package Diagram</w:t>
+            </w:r>
+          </w:p>
+          <w:p>
+            <w:pPr>
+              <w:spacing w:after="80" w:before="80" w:line="240" w:lineRule="auto"/>
+              <w:rPr>
+                <w:rFonts w:ascii="Tahoma" w:cs="Tahoma" w:eastAsia="Tahoma" w:hAnsi="Tahoma"/>
+                <w:sz w:val="18"/>
+                <w:szCs w:val="18"/>
+              </w:rPr>
+            </w:pPr>
+            <w:r>
+              <w:rPr>
+                <w:rFonts w:ascii="Tahoma" w:cs="Tahoma" w:eastAsia="Tahoma" w:hAnsi="Tahoma"/>
+                <w:sz w:val="18"/>
+                <w:szCs w:val="18"/>
+                <w:rtl w:val="0"/>
+              </w:rPr>
+              <w:t xml:space="preserve">I.2.1 Package descriptions</w:t>
+            </w:r>
+          </w:p>
+        </w:tc>
+      </w:tr>
+      <w:tr>
+        <w:trPr>
+          <w:cantSplit w:val="0"/>
+          <w:tblHeader w:val="0"/>
+        </w:trPr>
         <w:tc>
           <w:tcPr/>
           <w:p>
@@ -3865,8 +3571,18 @@
               <w:jc w:val="left"/>
               <w:rPr>
                 <w:rFonts w:ascii="Tahoma" w:cs="Tahoma" w:eastAsia="Tahoma" w:hAnsi="Tahoma"/>
+                <w:b w:val="0"/>
+                <w:bCs w:val="0"/>
+                <w:i w:val="0"/>
+                <w:iCs w:val="0"/>
+                <w:smallCaps w:val="0"/>
+                <w:strike w:val="0"/>
+                <w:color w:val="000000"/>
                 <w:sz w:val="18"/>
                 <w:szCs w:val="18"/>
+                <w:u w:val="none"/>
+                <w:shd w:fill="auto" w:val="clear"/>
+                <w:vertAlign w:val="baseline"/>
               </w:rPr>
             </w:pPr>
             <w:r>
@@ -3876,9 +3592,17 @@
                 <w:szCs w:val="18"/>
                 <w:rtl w:val="0"/>
               </w:rPr>
-              <w:t xml:space="preserve">A</w:t>
-            </w:r>
-          </w:p>
+              <w:t xml:space="preserve">22/09/2026</w:t>
+            </w:r>
+            <w:r>
+              <w:rPr>
+                <w:rtl w:val="0"/>
+              </w:rPr>
+            </w:r>
+          </w:p>
+        </w:tc>
+        <w:tc>
+          <w:tcPr/>
           <w:p>
             <w:pPr>
               <w:keepNext w:val="0"/>
@@ -3898,8 +3622,18 @@
               <w:jc w:val="left"/>
               <w:rPr>
                 <w:rFonts w:ascii="Tahoma" w:cs="Tahoma" w:eastAsia="Tahoma" w:hAnsi="Tahoma"/>
+                <w:b w:val="0"/>
+                <w:bCs w:val="0"/>
+                <w:i w:val="0"/>
+                <w:iCs w:val="0"/>
+                <w:smallCaps w:val="0"/>
+                <w:strike w:val="0"/>
+                <w:color w:val="000000"/>
                 <w:sz w:val="18"/>
                 <w:szCs w:val="18"/>
+                <w:u w:val="none"/>
+                <w:shd w:fill="auto" w:val="clear"/>
+                <w:vertAlign w:val="baseline"/>
               </w:rPr>
             </w:pPr>
             <w:r>
@@ -3910,6 +3644,11 @@
                 <w:rtl w:val="0"/>
               </w:rPr>
               <w:t xml:space="preserve">A</w:t>
+            </w:r>
+            <w:r>
+              <w:rPr>
+                <w:rtl w:val="0"/>
+              </w:rPr>
             </w:r>
           </w:p>
         </w:tc>
@@ -3955,7 +3694,7 @@
                 <w:szCs w:val="18"/>
                 <w:rtl w:val="0"/>
               </w:rPr>
-              <w:t xml:space="preserve">GiangMT</w:t>
+              <w:t xml:space="preserve">HuyLDA</w:t>
             </w:r>
             <w:r>
               <w:rPr>
@@ -3984,11 +3723,27 @@
               <w:ind w:left="0" w:right="0" w:firstLine="0"/>
               <w:jc w:val="left"/>
               <w:rPr>
+                <w:sz w:val="20"/>
+                <w:szCs w:val="20"/>
+              </w:rPr>
+            </w:pPr>
+            <w:r>
+              <w:rPr>
                 <w:rFonts w:ascii="Tahoma" w:cs="Tahoma" w:eastAsia="Tahoma" w:hAnsi="Tahoma"/>
                 <w:sz w:val="18"/>
                 <w:szCs w:val="18"/>
-              </w:rPr>
-            </w:pPr>
+                <w:rtl w:val="0"/>
+              </w:rPr>
+              <w:t xml:space="preserve">II.</w:t>
+            </w:r>
+            <w:r>
+              <w:rPr>
+                <w:sz w:val="20"/>
+                <w:szCs w:val="20"/>
+                <w:rtl w:val="0"/>
+              </w:rPr>
+              <w:t xml:space="preserve">4.</w:t>
+            </w:r>
             <w:r>
               <w:rPr>
                 <w:rFonts w:ascii="Tahoma" w:cs="Tahoma" w:eastAsia="Tahoma" w:hAnsi="Tahoma"/>
@@ -3996,9 +3751,87 @@
                 <w:szCs w:val="18"/>
                 <w:rtl w:val="0"/>
               </w:rPr>
-              <w:t xml:space="preserve">II.4.1 Class Diagram</w:t>
-            </w:r>
-          </w:p>
+              <w:t xml:space="preserve">Class diagram</w:t>
+            </w:r>
+            <w:r>
+              <w:rPr>
+                <w:sz w:val="20"/>
+                <w:szCs w:val="20"/>
+                <w:rtl w:val="0"/>
+              </w:rPr>
+              <w:t xml:space="preserve"> </w:t>
+            </w:r>
+          </w:p>
+          <w:p>
+            <w:pPr>
+              <w:spacing w:after="80" w:before="80" w:line="240" w:lineRule="auto"/>
+              <w:rPr>
+                <w:rFonts w:ascii="Tahoma" w:cs="Tahoma" w:eastAsia="Tahoma" w:hAnsi="Tahoma"/>
+                <w:sz w:val="18"/>
+                <w:szCs w:val="18"/>
+              </w:rPr>
+            </w:pPr>
+            <w:r>
+              <w:rPr>
+                <w:rFonts w:ascii="Tahoma" w:cs="Tahoma" w:eastAsia="Tahoma" w:hAnsi="Tahoma"/>
+                <w:sz w:val="18"/>
+                <w:szCs w:val="18"/>
+                <w:rtl w:val="0"/>
+              </w:rPr>
+              <w:t xml:space="preserve">II.4.1 Class diagram</w:t>
+            </w:r>
+          </w:p>
+          <w:p>
+            <w:pPr>
+              <w:spacing w:after="80" w:before="80" w:line="240" w:lineRule="auto"/>
+              <w:rPr>
+                <w:rFonts w:ascii="Tahoma" w:cs="Tahoma" w:eastAsia="Tahoma" w:hAnsi="Tahoma"/>
+                <w:sz w:val="18"/>
+                <w:szCs w:val="18"/>
+              </w:rPr>
+            </w:pPr>
+            <w:r>
+              <w:rPr>
+                <w:rFonts w:ascii="Tahoma" w:cs="Tahoma" w:eastAsia="Tahoma" w:hAnsi="Tahoma"/>
+                <w:sz w:val="18"/>
+                <w:szCs w:val="18"/>
+                <w:rtl w:val="0"/>
+              </w:rPr>
+              <w:t xml:space="preserve">II.4.2 Browse &amp; Search Public Courses </w:t>
+            </w:r>
+          </w:p>
+          <w:p>
+            <w:pPr>
+              <w:spacing w:after="80" w:before="80" w:line="240" w:lineRule="auto"/>
+              <w:rPr>
+                <w:sz w:val="18"/>
+                <w:szCs w:val="18"/>
+              </w:rPr>
+            </w:pPr>
+            <w:r>
+              <w:rPr>
+                <w:rFonts w:ascii="Tahoma" w:cs="Tahoma" w:eastAsia="Tahoma" w:hAnsi="Tahoma"/>
+                <w:sz w:val="18"/>
+                <w:szCs w:val="18"/>
+                <w:rtl w:val="0"/>
+              </w:rPr>
+              <w:t xml:space="preserve">II.4.3 View Public Course Detail </w:t>
+            </w:r>
+            <w:r>
+              <w:rPr>
+                <w:rtl w:val="0"/>
+              </w:rPr>
+            </w:r>
+          </w:p>
+        </w:tc>
+      </w:tr>
+      <w:tr>
+        <w:trPr>
+          <w:cantSplit w:val="0"/>
+          <w:tblHeader w:val="0"/>
+        </w:trPr>
+        <w:tc>
+          <w:tcPr/>
           <w:p>
             <w:pPr>
               <w:keepNext w:val="0"/>
@@ -4018,8 +3851,18 @@
               <w:jc w:val="left"/>
               <w:rPr>
                 <w:rFonts w:ascii="Tahoma" w:cs="Tahoma" w:eastAsia="Tahoma" w:hAnsi="Tahoma"/>
+                <w:b w:val="0"/>
+                <w:bCs w:val="0"/>
+                <w:i w:val="0"/>
+                <w:iCs w:val="0"/>
+                <w:smallCaps w:val="0"/>
+                <w:strike w:val="0"/>
+                <w:color w:val="000000"/>
                 <w:sz w:val="18"/>
                 <w:szCs w:val="18"/>
+                <w:u w:val="none"/>
+                <w:shd w:fill="auto" w:val="clear"/>
+                <w:vertAlign w:val="baseline"/>
               </w:rPr>
             </w:pPr>
             <w:r>
@@ -4029,9 +3872,17 @@
                 <w:szCs w:val="18"/>
                 <w:rtl w:val="0"/>
               </w:rPr>
-              <w:t xml:space="preserve">II.4.2 View Lesson Content</w:t>
-            </w:r>
-          </w:p>
+              <w:t xml:space="preserve">19/09/2026</w:t>
+            </w:r>
+            <w:r>
+              <w:rPr>
+                <w:rtl w:val="0"/>
+              </w:rPr>
+            </w:r>
+          </w:p>
+        </w:tc>
+        <w:tc>
+          <w:tcPr/>
           <w:p>
             <w:pPr>
               <w:keepNext w:val="0"/>
@@ -4051,8 +3902,18 @@
               <w:jc w:val="left"/>
               <w:rPr>
                 <w:rFonts w:ascii="Tahoma" w:cs="Tahoma" w:eastAsia="Tahoma" w:hAnsi="Tahoma"/>
+                <w:b w:val="0"/>
+                <w:bCs w:val="0"/>
+                <w:i w:val="0"/>
+                <w:iCs w:val="0"/>
+                <w:smallCaps w:val="0"/>
+                <w:strike w:val="0"/>
+                <w:color w:val="000000"/>
                 <w:sz w:val="18"/>
                 <w:szCs w:val="18"/>
+                <w:u w:val="none"/>
+                <w:shd w:fill="auto" w:val="clear"/>
+                <w:vertAlign w:val="baseline"/>
               </w:rPr>
             </w:pPr>
             <w:r>
@@ -4062,7 +3923,1328 @@
                 <w:szCs w:val="18"/>
                 <w:rtl w:val="0"/>
               </w:rPr>
+              <w:t xml:space="preserve">A</w:t>
+            </w:r>
+            <w:r>
+              <w:rPr>
+                <w:rtl w:val="0"/>
+              </w:rPr>
+            </w:r>
+          </w:p>
+        </w:tc>
+        <w:tc>
+          <w:tcPr/>
+          <w:p>
+            <w:pPr>
+              <w:keepNext w:val="0"/>
+              <w:keepLines w:val="0"/>
+              <w:pageBreakBefore w:val="0"/>
+              <w:widowControl w:val="1"/>
+              <w:pBdr>
+                <w:top w:space="0" w:sz="0" w:val="nil"/>
+                <w:left w:space="0" w:sz="0" w:val="nil"/>
+                <w:bottom w:space="0" w:sz="0" w:val="nil"/>
+                <w:right w:space="0" w:sz="0" w:val="nil"/>
+                <w:between w:space="0" w:sz="0" w:val="nil"/>
+              </w:pBdr>
+              <w:shd w:fill="auto" w:val="clear"/>
+              <w:spacing w:after="80" w:before="80" w:line="240" w:lineRule="auto"/>
+              <w:ind w:left="0" w:right="0" w:firstLine="0"/>
+              <w:jc w:val="left"/>
+              <w:rPr>
+                <w:rFonts w:ascii="Tahoma" w:cs="Tahoma" w:eastAsia="Tahoma" w:hAnsi="Tahoma"/>
+                <w:b w:val="0"/>
+                <w:bCs w:val="0"/>
+                <w:i w:val="0"/>
+                <w:iCs w:val="0"/>
+                <w:smallCaps w:val="0"/>
+                <w:strike w:val="0"/>
+                <w:color w:val="000000"/>
+                <w:sz w:val="18"/>
+                <w:szCs w:val="18"/>
+                <w:u w:val="none"/>
+                <w:shd w:fill="auto" w:val="clear"/>
+                <w:vertAlign w:val="baseline"/>
+              </w:rPr>
+            </w:pPr>
+            <w:r>
+              <w:rPr>
+                <w:rFonts w:ascii="Tahoma" w:cs="Tahoma" w:eastAsia="Tahoma" w:hAnsi="Tahoma"/>
+                <w:sz w:val="18"/>
+                <w:szCs w:val="18"/>
+                <w:rtl w:val="0"/>
+              </w:rPr>
+              <w:t xml:space="preserve">ThinhCX</w:t>
+            </w:r>
+            <w:r>
+              <w:rPr>
+                <w:rtl w:val="0"/>
+              </w:rPr>
+            </w:r>
+          </w:p>
+        </w:tc>
+        <w:tc>
+          <w:tcPr/>
+          <w:p>
+            <w:pPr>
+              <w:keepNext w:val="0"/>
+              <w:keepLines w:val="0"/>
+              <w:pageBreakBefore w:val="0"/>
+              <w:widowControl w:val="1"/>
+              <w:pBdr>
+                <w:top w:space="0" w:sz="0" w:val="nil"/>
+                <w:left w:space="0" w:sz="0" w:val="nil"/>
+                <w:bottom w:space="0" w:sz="0" w:val="nil"/>
+                <w:right w:space="0" w:sz="0" w:val="nil"/>
+                <w:between w:space="0" w:sz="0" w:val="nil"/>
+              </w:pBdr>
+              <w:shd w:fill="auto" w:val="clear"/>
+              <w:spacing w:after="80" w:before="80" w:line="240" w:lineRule="auto"/>
+              <w:ind w:left="0" w:right="0" w:firstLine="0"/>
+              <w:jc w:val="left"/>
+              <w:rPr>
+                <w:rFonts w:ascii="Tahoma" w:cs="Tahoma" w:eastAsia="Tahoma" w:hAnsi="Tahoma"/>
+                <w:sz w:val="18"/>
+                <w:szCs w:val="18"/>
+              </w:rPr>
+            </w:pPr>
+            <w:r>
+              <w:rPr>
+                <w:rFonts w:ascii="Tahoma" w:cs="Tahoma" w:eastAsia="Tahoma" w:hAnsi="Tahoma"/>
+                <w:sz w:val="18"/>
+                <w:szCs w:val="18"/>
+                <w:rtl w:val="0"/>
+              </w:rPr>
+              <w:t xml:space="preserve">II.1.Enrollment&amp;Payment</w:t>
+            </w:r>
+          </w:p>
+          <w:p>
+            <w:pPr>
+              <w:keepNext w:val="0"/>
+              <w:keepLines w:val="0"/>
+              <w:pageBreakBefore w:val="0"/>
+              <w:widowControl w:val="1"/>
+              <w:pBdr>
+                <w:top w:space="0" w:sz="0" w:val="nil"/>
+                <w:left w:space="0" w:sz="0" w:val="nil"/>
+                <w:bottom w:space="0" w:sz="0" w:val="nil"/>
+                <w:right w:space="0" w:sz="0" w:val="nil"/>
+                <w:between w:space="0" w:sz="0" w:val="nil"/>
+              </w:pBdr>
+              <w:shd w:fill="auto" w:val="clear"/>
+              <w:spacing w:after="80" w:before="80" w:line="240" w:lineRule="auto"/>
+              <w:ind w:left="0" w:right="0" w:firstLine="0"/>
+              <w:jc w:val="left"/>
+              <w:rPr>
+                <w:rFonts w:ascii="Tahoma" w:cs="Tahoma" w:eastAsia="Tahoma" w:hAnsi="Tahoma"/>
+                <w:sz w:val="18"/>
+                <w:szCs w:val="18"/>
+              </w:rPr>
+            </w:pPr>
+            <w:r>
+              <w:rPr>
+                <w:rFonts w:ascii="Tahoma" w:cs="Tahoma" w:eastAsia="Tahoma" w:hAnsi="Tahoma"/>
+                <w:sz w:val="18"/>
+                <w:szCs w:val="18"/>
+                <w:rtl w:val="0"/>
+              </w:rPr>
+              <w:t xml:space="preserve">II.1.1.Class diagram</w:t>
+            </w:r>
+          </w:p>
+          <w:p>
+            <w:pPr>
+              <w:keepNext w:val="0"/>
+              <w:keepLines w:val="0"/>
+              <w:pageBreakBefore w:val="0"/>
+              <w:widowControl w:val="1"/>
+              <w:pBdr>
+                <w:top w:space="0" w:sz="0" w:val="nil"/>
+                <w:left w:space="0" w:sz="0" w:val="nil"/>
+                <w:bottom w:space="0" w:sz="0" w:val="nil"/>
+                <w:right w:space="0" w:sz="0" w:val="nil"/>
+                <w:between w:space="0" w:sz="0" w:val="nil"/>
+              </w:pBdr>
+              <w:shd w:fill="auto" w:val="clear"/>
+              <w:spacing w:after="80" w:before="80" w:line="240" w:lineRule="auto"/>
+              <w:ind w:left="0" w:right="0" w:firstLine="0"/>
+              <w:jc w:val="left"/>
+              <w:rPr>
+                <w:rFonts w:ascii="Tahoma" w:cs="Tahoma" w:eastAsia="Tahoma" w:hAnsi="Tahoma"/>
+                <w:sz w:val="18"/>
+                <w:szCs w:val="18"/>
+              </w:rPr>
+            </w:pPr>
+            <w:r>
+              <w:rPr>
+                <w:rFonts w:ascii="Tahoma" w:cs="Tahoma" w:eastAsia="Tahoma" w:hAnsi="Tahoma"/>
+                <w:sz w:val="18"/>
+                <w:szCs w:val="18"/>
+                <w:rtl w:val="0"/>
+              </w:rPr>
+              <w:t xml:space="preserve">II.1.2.</w:t>
+            </w:r>
+            <w:r>
+              <w:rPr>
+                <w:rFonts w:ascii="Tahoma" w:cs="Tahoma" w:eastAsia="Tahoma" w:hAnsi="Tahoma"/>
+                <w:sz w:val="18"/>
+                <w:szCs w:val="18"/>
+                <w:rtl w:val="0"/>
+              </w:rPr>
+              <w:t xml:space="preserve">Create Enrollment &amp; Payment</w:t>
+            </w:r>
+          </w:p>
+          <w:p>
+            <w:pPr>
+              <w:keepNext w:val="0"/>
+              <w:keepLines w:val="0"/>
+              <w:pageBreakBefore w:val="0"/>
+              <w:widowControl w:val="1"/>
+              <w:pBdr>
+                <w:top w:space="0" w:sz="0" w:val="nil"/>
+                <w:left w:space="0" w:sz="0" w:val="nil"/>
+                <w:bottom w:space="0" w:sz="0" w:val="nil"/>
+                <w:right w:space="0" w:sz="0" w:val="nil"/>
+                <w:between w:space="0" w:sz="0" w:val="nil"/>
+              </w:pBdr>
+              <w:shd w:fill="auto" w:val="clear"/>
+              <w:spacing w:after="80" w:before="80" w:line="240" w:lineRule="auto"/>
+              <w:ind w:left="0" w:right="0" w:firstLine="0"/>
+              <w:jc w:val="left"/>
+              <w:rPr>
+                <w:rFonts w:ascii="Tahoma" w:cs="Tahoma" w:eastAsia="Tahoma" w:hAnsi="Tahoma"/>
+                <w:sz w:val="10"/>
+                <w:szCs w:val="10"/>
+              </w:rPr>
+            </w:pPr>
+            <w:r>
+              <w:rPr>
+                <w:rFonts w:ascii="Tahoma" w:cs="Tahoma" w:eastAsia="Tahoma" w:hAnsi="Tahoma"/>
+                <w:sz w:val="18"/>
+                <w:szCs w:val="18"/>
+                <w:rtl w:val="0"/>
+              </w:rPr>
+              <w:t xml:space="preserve">II.1.3.Handle Payment Webhook </w:t>
+            </w:r>
+            <w:r>
+              <w:rPr>
+                <w:rtl w:val="0"/>
+              </w:rPr>
+            </w:r>
+          </w:p>
+          <w:p>
+            <w:pPr>
+              <w:keepNext w:val="0"/>
+              <w:keepLines w:val="0"/>
+              <w:pageBreakBefore w:val="0"/>
+              <w:widowControl w:val="1"/>
+              <w:pBdr>
+                <w:top w:space="0" w:sz="0" w:val="nil"/>
+                <w:left w:space="0" w:sz="0" w:val="nil"/>
+                <w:bottom w:space="0" w:sz="0" w:val="nil"/>
+                <w:right w:space="0" w:sz="0" w:val="nil"/>
+                <w:between w:space="0" w:sz="0" w:val="nil"/>
+              </w:pBdr>
+              <w:shd w:fill="auto" w:val="clear"/>
+              <w:spacing w:after="80" w:before="80" w:line="240" w:lineRule="auto"/>
+              <w:ind w:left="0" w:right="0" w:firstLine="0"/>
+              <w:jc w:val="left"/>
+              <w:rPr>
+                <w:rFonts w:ascii="Tahoma" w:cs="Tahoma" w:eastAsia="Tahoma" w:hAnsi="Tahoma"/>
+                <w:sz w:val="8"/>
+                <w:szCs w:val="8"/>
+              </w:rPr>
+            </w:pPr>
+            <w:r>
+              <w:rPr>
+                <w:rFonts w:ascii="Tahoma" w:cs="Tahoma" w:eastAsia="Tahoma" w:hAnsi="Tahoma"/>
+                <w:sz w:val="18"/>
+                <w:szCs w:val="18"/>
+                <w:rtl w:val="0"/>
+              </w:rPr>
+              <w:t xml:space="preserve">II.2.</w:t>
+            </w:r>
+            <w:r>
+              <w:rPr>
+                <w:rFonts w:ascii="Tahoma" w:cs="Tahoma" w:eastAsia="Tahoma" w:hAnsi="Tahoma"/>
+                <w:sz w:val="18"/>
+                <w:szCs w:val="18"/>
+                <w:rtl w:val="0"/>
+              </w:rPr>
+              <w:t xml:space="preserve">Content Management (Cloudinary) </w:t>
+            </w:r>
+            <w:r>
+              <w:rPr>
+                <w:rtl w:val="0"/>
+              </w:rPr>
+            </w:r>
+          </w:p>
+          <w:p>
+            <w:pPr>
+              <w:keepNext w:val="0"/>
+              <w:keepLines w:val="0"/>
+              <w:pageBreakBefore w:val="0"/>
+              <w:widowControl w:val="1"/>
+              <w:pBdr>
+                <w:top w:space="0" w:sz="0" w:val="nil"/>
+                <w:left w:space="0" w:sz="0" w:val="nil"/>
+                <w:bottom w:space="0" w:sz="0" w:val="nil"/>
+                <w:right w:space="0" w:sz="0" w:val="nil"/>
+                <w:between w:space="0" w:sz="0" w:val="nil"/>
+              </w:pBdr>
+              <w:shd w:fill="auto" w:val="clear"/>
+              <w:spacing w:after="80" w:before="80" w:line="240" w:lineRule="auto"/>
+              <w:ind w:left="0" w:right="0" w:firstLine="0"/>
+              <w:jc w:val="left"/>
+              <w:rPr>
+                <w:rFonts w:ascii="Tahoma" w:cs="Tahoma" w:eastAsia="Tahoma" w:hAnsi="Tahoma"/>
+                <w:sz w:val="18"/>
+                <w:szCs w:val="18"/>
+              </w:rPr>
+            </w:pPr>
+            <w:r>
+              <w:rPr>
+                <w:rFonts w:ascii="Tahoma" w:cs="Tahoma" w:eastAsia="Tahoma" w:hAnsi="Tahoma"/>
+                <w:sz w:val="18"/>
+                <w:szCs w:val="18"/>
+                <w:rtl w:val="0"/>
+              </w:rPr>
+              <w:t xml:space="preserve">II.2.1.Class diagram</w:t>
+            </w:r>
+          </w:p>
+          <w:p>
+            <w:pPr>
+              <w:keepNext w:val="0"/>
+              <w:keepLines w:val="0"/>
+              <w:pageBreakBefore w:val="0"/>
+              <w:widowControl w:val="1"/>
+              <w:pBdr>
+                <w:top w:space="0" w:sz="0" w:val="nil"/>
+                <w:left w:space="0" w:sz="0" w:val="nil"/>
+                <w:bottom w:space="0" w:sz="0" w:val="nil"/>
+                <w:right w:space="0" w:sz="0" w:val="nil"/>
+                <w:between w:space="0" w:sz="0" w:val="nil"/>
+              </w:pBdr>
+              <w:shd w:fill="auto" w:val="clear"/>
+              <w:spacing w:after="80" w:before="80" w:line="240" w:lineRule="auto"/>
+              <w:ind w:left="0" w:right="0" w:firstLine="0"/>
+              <w:jc w:val="left"/>
+              <w:rPr>
+                <w:rFonts w:ascii="Tahoma" w:cs="Tahoma" w:eastAsia="Tahoma" w:hAnsi="Tahoma"/>
+                <w:sz w:val="10"/>
+                <w:szCs w:val="10"/>
+              </w:rPr>
+            </w:pPr>
+            <w:r>
+              <w:rPr>
+                <w:rFonts w:ascii="Tahoma" w:cs="Tahoma" w:eastAsia="Tahoma" w:hAnsi="Tahoma"/>
+                <w:sz w:val="18"/>
+                <w:szCs w:val="18"/>
+                <w:rtl w:val="0"/>
+              </w:rPr>
+              <w:t xml:space="preserve">II.2.2.</w:t>
+            </w:r>
+            <w:r>
+              <w:rPr>
+                <w:rFonts w:ascii="Tahoma" w:cs="Tahoma" w:eastAsia="Tahoma" w:hAnsi="Tahoma"/>
+                <w:sz w:val="18"/>
+                <w:szCs w:val="18"/>
+                <w:rtl w:val="0"/>
+              </w:rPr>
+              <w:t xml:space="preserve">Upload Lesson Material </w:t>
+            </w:r>
+            <w:r>
+              <w:rPr>
+                <w:rtl w:val="0"/>
+              </w:rPr>
+            </w:r>
+          </w:p>
+          <w:p>
+            <w:pPr>
+              <w:keepNext w:val="0"/>
+              <w:keepLines w:val="0"/>
+              <w:pageBreakBefore w:val="0"/>
+              <w:widowControl w:val="1"/>
+              <w:pBdr>
+                <w:top w:space="0" w:sz="0" w:val="nil"/>
+                <w:left w:space="0" w:sz="0" w:val="nil"/>
+                <w:bottom w:space="0" w:sz="0" w:val="nil"/>
+                <w:right w:space="0" w:sz="0" w:val="nil"/>
+                <w:between w:space="0" w:sz="0" w:val="nil"/>
+              </w:pBdr>
+              <w:shd w:fill="auto" w:val="clear"/>
+              <w:spacing w:after="80" w:before="80" w:line="240" w:lineRule="auto"/>
+              <w:ind w:left="0" w:right="0" w:firstLine="0"/>
+              <w:jc w:val="left"/>
+              <w:rPr>
+                <w:rFonts w:ascii="Tahoma" w:cs="Tahoma" w:eastAsia="Tahoma" w:hAnsi="Tahoma"/>
+                <w:sz w:val="10"/>
+                <w:szCs w:val="10"/>
+              </w:rPr>
+            </w:pPr>
+            <w:r>
+              <w:rPr>
+                <w:rFonts w:ascii="Tahoma" w:cs="Tahoma" w:eastAsia="Tahoma" w:hAnsi="Tahoma"/>
+                <w:sz w:val="18"/>
+                <w:szCs w:val="18"/>
+                <w:rtl w:val="0"/>
+              </w:rPr>
+              <w:t xml:space="preserve">II.2.3.</w:t>
+            </w:r>
+            <w:r>
+              <w:rPr>
+                <w:rFonts w:ascii="Tahoma" w:cs="Tahoma" w:eastAsia="Tahoma" w:hAnsi="Tahoma"/>
+                <w:sz w:val="18"/>
+                <w:szCs w:val="18"/>
+                <w:rtl w:val="0"/>
+              </w:rPr>
+              <w:t xml:space="preserve">Submit &amp; Review Content </w:t>
+            </w:r>
+            <w:r>
+              <w:rPr>
+                <w:rtl w:val="0"/>
+              </w:rPr>
+            </w:r>
+          </w:p>
+          <w:p>
+            <w:pPr>
+              <w:keepNext w:val="0"/>
+              <w:keepLines w:val="0"/>
+              <w:pageBreakBefore w:val="0"/>
+              <w:widowControl w:val="1"/>
+              <w:pBdr>
+                <w:top w:space="0" w:sz="0" w:val="nil"/>
+                <w:left w:space="0" w:sz="0" w:val="nil"/>
+                <w:bottom w:space="0" w:sz="0" w:val="nil"/>
+                <w:right w:space="0" w:sz="0" w:val="nil"/>
+                <w:between w:space="0" w:sz="0" w:val="nil"/>
+              </w:pBdr>
+              <w:shd w:fill="auto" w:val="clear"/>
+              <w:spacing w:after="80" w:before="80" w:line="240" w:lineRule="auto"/>
+              <w:ind w:left="0" w:right="0" w:firstLine="0"/>
+              <w:jc w:val="left"/>
+              <w:rPr>
+                <w:rFonts w:ascii="Tahoma" w:cs="Tahoma" w:eastAsia="Tahoma" w:hAnsi="Tahoma"/>
+                <w:sz w:val="8"/>
+                <w:szCs w:val="8"/>
+              </w:rPr>
+            </w:pPr>
+            <w:r>
+              <w:rPr>
+                <w:rFonts w:ascii="Tahoma" w:cs="Tahoma" w:eastAsia="Tahoma" w:hAnsi="Tahoma"/>
+                <w:sz w:val="18"/>
+                <w:szCs w:val="18"/>
+                <w:rtl w:val="0"/>
+              </w:rPr>
+              <w:t xml:space="preserve">II.3.</w:t>
+            </w:r>
+            <w:r>
+              <w:rPr>
+                <w:rFonts w:ascii="Tahoma" w:cs="Tahoma" w:eastAsia="Tahoma" w:hAnsi="Tahoma"/>
+                <w:sz w:val="18"/>
+                <w:szCs w:val="18"/>
+                <w:rtl w:val="0"/>
+              </w:rPr>
+              <w:t xml:space="preserve">Quiz Submission &amp; Scoring </w:t>
+            </w:r>
+            <w:r>
+              <w:rPr>
+                <w:rtl w:val="0"/>
+              </w:rPr>
+            </w:r>
+          </w:p>
+          <w:p>
+            <w:pPr>
+              <w:keepNext w:val="0"/>
+              <w:keepLines w:val="0"/>
+              <w:pageBreakBefore w:val="0"/>
+              <w:widowControl w:val="1"/>
+              <w:pBdr>
+                <w:top w:space="0" w:sz="0" w:val="nil"/>
+                <w:left w:space="0" w:sz="0" w:val="nil"/>
+                <w:bottom w:space="0" w:sz="0" w:val="nil"/>
+                <w:right w:space="0" w:sz="0" w:val="nil"/>
+                <w:between w:space="0" w:sz="0" w:val="nil"/>
+              </w:pBdr>
+              <w:shd w:fill="auto" w:val="clear"/>
+              <w:spacing w:after="80" w:before="80" w:line="240" w:lineRule="auto"/>
+              <w:ind w:left="0" w:right="0" w:firstLine="0"/>
+              <w:jc w:val="left"/>
+              <w:rPr>
+                <w:rFonts w:ascii="Tahoma" w:cs="Tahoma" w:eastAsia="Tahoma" w:hAnsi="Tahoma"/>
+                <w:sz w:val="18"/>
+                <w:szCs w:val="18"/>
+              </w:rPr>
+            </w:pPr>
+            <w:r>
+              <w:rPr>
+                <w:rFonts w:ascii="Tahoma" w:cs="Tahoma" w:eastAsia="Tahoma" w:hAnsi="Tahoma"/>
+                <w:sz w:val="18"/>
+                <w:szCs w:val="18"/>
+                <w:rtl w:val="0"/>
+              </w:rPr>
+              <w:t xml:space="preserve">II.3.1.Class diagram</w:t>
+            </w:r>
+          </w:p>
+          <w:p>
+            <w:pPr>
+              <w:keepNext w:val="0"/>
+              <w:keepLines w:val="0"/>
+              <w:pageBreakBefore w:val="0"/>
+              <w:widowControl w:val="1"/>
+              <w:pBdr>
+                <w:top w:space="0" w:sz="0" w:val="nil"/>
+                <w:left w:space="0" w:sz="0" w:val="nil"/>
+                <w:bottom w:space="0" w:sz="0" w:val="nil"/>
+                <w:right w:space="0" w:sz="0" w:val="nil"/>
+                <w:between w:space="0" w:sz="0" w:val="nil"/>
+              </w:pBdr>
+              <w:shd w:fill="auto" w:val="clear"/>
+              <w:spacing w:after="80" w:before="80" w:line="240" w:lineRule="auto"/>
+              <w:ind w:left="0" w:right="0" w:firstLine="0"/>
+              <w:jc w:val="left"/>
+              <w:rPr>
+                <w:rFonts w:ascii="Tahoma" w:cs="Tahoma" w:eastAsia="Tahoma" w:hAnsi="Tahoma"/>
+                <w:sz w:val="10"/>
+                <w:szCs w:val="10"/>
+              </w:rPr>
+            </w:pPr>
+            <w:r>
+              <w:rPr>
+                <w:rFonts w:ascii="Tahoma" w:cs="Tahoma" w:eastAsia="Tahoma" w:hAnsi="Tahoma"/>
+                <w:sz w:val="18"/>
+                <w:szCs w:val="18"/>
+                <w:rtl w:val="0"/>
+              </w:rPr>
+              <w:t xml:space="preserve">II.3.2.</w:t>
+            </w:r>
+            <w:r>
+              <w:rPr>
+                <w:rFonts w:ascii="Tahoma" w:cs="Tahoma" w:eastAsia="Tahoma" w:hAnsi="Tahoma"/>
+                <w:sz w:val="18"/>
+                <w:szCs w:val="18"/>
+                <w:rtl w:val="0"/>
+              </w:rPr>
+              <w:t xml:space="preserve">Submit Quiz Attempt &amp; Scoring </w:t>
+            </w:r>
+            <w:r>
+              <w:rPr>
+                <w:rtl w:val="0"/>
+              </w:rPr>
+            </w:r>
+          </w:p>
+          <w:p>
+            <w:pPr>
+              <w:keepNext w:val="0"/>
+              <w:keepLines w:val="0"/>
+              <w:pageBreakBefore w:val="0"/>
+              <w:widowControl w:val="1"/>
+              <w:pBdr>
+                <w:top w:space="0" w:sz="0" w:val="nil"/>
+                <w:left w:space="0" w:sz="0" w:val="nil"/>
+                <w:bottom w:space="0" w:sz="0" w:val="nil"/>
+                <w:right w:space="0" w:sz="0" w:val="nil"/>
+                <w:between w:space="0" w:sz="0" w:val="nil"/>
+              </w:pBdr>
+              <w:shd w:fill="auto" w:val="clear"/>
+              <w:spacing w:after="80" w:before="80" w:line="240" w:lineRule="auto"/>
+              <w:ind w:left="0" w:right="0" w:firstLine="0"/>
+              <w:jc w:val="left"/>
+              <w:rPr>
+                <w:rFonts w:ascii="Tahoma" w:cs="Tahoma" w:eastAsia="Tahoma" w:hAnsi="Tahoma"/>
+                <w:sz w:val="10"/>
+                <w:szCs w:val="10"/>
+              </w:rPr>
+            </w:pPr>
+            <w:r>
+              <w:rPr>
+                <w:rFonts w:ascii="Tahoma" w:cs="Tahoma" w:eastAsia="Tahoma" w:hAnsi="Tahoma"/>
+                <w:sz w:val="18"/>
+                <w:szCs w:val="18"/>
+                <w:rtl w:val="0"/>
+              </w:rPr>
+              <w:t xml:space="preserve">II.3.3.</w:t>
+            </w:r>
+            <w:r>
+              <w:rPr>
+                <w:rFonts w:ascii="Tahoma" w:cs="Tahoma" w:eastAsia="Tahoma" w:hAnsi="Tahoma"/>
+                <w:sz w:val="18"/>
+                <w:szCs w:val="18"/>
+                <w:rtl w:val="0"/>
+              </w:rPr>
+              <w:t xml:space="preserve">Auto-submit Expired Attempt </w:t>
+            </w:r>
+            <w:r>
+              <w:rPr>
+                <w:rtl w:val="0"/>
+              </w:rPr>
+            </w:r>
+          </w:p>
+        </w:tc>
+      </w:tr>
+      <w:tr>
+        <w:trPr>
+          <w:cantSplit w:val="0"/>
+          <w:tblHeader w:val="0"/>
+        </w:trPr>
+        <w:tc>
+          <w:tcPr/>
+          <w:p>
+            <w:pPr>
+              <w:keepNext w:val="0"/>
+              <w:keepLines w:val="0"/>
+              <w:pageBreakBefore w:val="0"/>
+              <w:widowControl w:val="1"/>
+              <w:pBdr>
+                <w:top w:space="0" w:sz="0" w:val="nil"/>
+                <w:left w:space="0" w:sz="0" w:val="nil"/>
+                <w:bottom w:space="0" w:sz="0" w:val="nil"/>
+                <w:right w:space="0" w:sz="0" w:val="nil"/>
+                <w:between w:space="0" w:sz="0" w:val="nil"/>
+              </w:pBdr>
+              <w:shd w:fill="auto" w:val="clear"/>
+              <w:spacing w:after="80" w:before="80" w:line="240" w:lineRule="auto"/>
+              <w:ind w:left="0" w:right="0" w:firstLine="0"/>
+              <w:jc w:val="left"/>
+              <w:rPr>
+                <w:rFonts w:ascii="Tahoma" w:cs="Tahoma" w:eastAsia="Tahoma" w:hAnsi="Tahoma"/>
+                <w:sz w:val="18"/>
+                <w:szCs w:val="18"/>
+              </w:rPr>
+            </w:pPr>
+            <w:r>
+              <w:rPr>
+                <w:rFonts w:ascii="Tahoma" w:cs="Tahoma" w:eastAsia="Tahoma" w:hAnsi="Tahoma"/>
+                <w:sz w:val="18"/>
+                <w:szCs w:val="18"/>
+                <w:rtl w:val="0"/>
+              </w:rPr>
+              <w:t xml:space="preserve">21/09/2026</w:t>
+            </w:r>
+          </w:p>
+          <w:p>
+            <w:pPr>
+              <w:keepNext w:val="0"/>
+              <w:keepLines w:val="0"/>
+              <w:pageBreakBefore w:val="0"/>
+              <w:widowControl w:val="1"/>
+              <w:pBdr>
+                <w:top w:space="0" w:sz="0" w:val="nil"/>
+                <w:left w:space="0" w:sz="0" w:val="nil"/>
+                <w:bottom w:space="0" w:sz="0" w:val="nil"/>
+                <w:right w:space="0" w:sz="0" w:val="nil"/>
+                <w:between w:space="0" w:sz="0" w:val="nil"/>
+              </w:pBdr>
+              <w:shd w:fill="auto" w:val="clear"/>
+              <w:spacing w:after="80" w:before="80" w:line="240" w:lineRule="auto"/>
+              <w:ind w:left="0" w:right="0" w:firstLine="0"/>
+              <w:jc w:val="left"/>
+              <w:rPr>
+                <w:rFonts w:ascii="Tahoma" w:cs="Tahoma" w:eastAsia="Tahoma" w:hAnsi="Tahoma"/>
+                <w:sz w:val="18"/>
+                <w:szCs w:val="18"/>
+              </w:rPr>
+            </w:pPr>
+            <w:r>
+              <w:rPr>
+                <w:rFonts w:ascii="Tahoma" w:cs="Tahoma" w:eastAsia="Tahoma" w:hAnsi="Tahoma"/>
+                <w:sz w:val="18"/>
+                <w:szCs w:val="18"/>
+                <w:rtl w:val="0"/>
+              </w:rPr>
+              <w:t xml:space="preserve">22/09/2026</w:t>
+            </w:r>
+          </w:p>
+          <w:p>
+            <w:pPr>
+              <w:keepNext w:val="0"/>
+              <w:keepLines w:val="0"/>
+              <w:pageBreakBefore w:val="0"/>
+              <w:widowControl w:val="1"/>
+              <w:pBdr>
+                <w:top w:space="0" w:sz="0" w:val="nil"/>
+                <w:left w:space="0" w:sz="0" w:val="nil"/>
+                <w:bottom w:space="0" w:sz="0" w:val="nil"/>
+                <w:right w:space="0" w:sz="0" w:val="nil"/>
+                <w:between w:space="0" w:sz="0" w:val="nil"/>
+              </w:pBdr>
+              <w:shd w:fill="auto" w:val="clear"/>
+              <w:spacing w:after="80" w:before="80" w:line="240" w:lineRule="auto"/>
+              <w:ind w:left="0" w:right="0" w:firstLine="0"/>
+              <w:jc w:val="left"/>
+              <w:rPr>
+                <w:rFonts w:ascii="Tahoma" w:cs="Tahoma" w:eastAsia="Tahoma" w:hAnsi="Tahoma"/>
+                <w:sz w:val="18"/>
+                <w:szCs w:val="18"/>
+              </w:rPr>
+            </w:pPr>
+            <w:r>
+              <w:rPr>
+                <w:rtl w:val="0"/>
+              </w:rPr>
+            </w:r>
+          </w:p>
+          <w:p>
+            <w:pPr>
+              <w:keepNext w:val="0"/>
+              <w:keepLines w:val="0"/>
+              <w:pageBreakBefore w:val="0"/>
+              <w:widowControl w:val="1"/>
+              <w:pBdr>
+                <w:top w:space="0" w:sz="0" w:val="nil"/>
+                <w:left w:space="0" w:sz="0" w:val="nil"/>
+                <w:bottom w:space="0" w:sz="0" w:val="nil"/>
+                <w:right w:space="0" w:sz="0" w:val="nil"/>
+                <w:between w:space="0" w:sz="0" w:val="nil"/>
+              </w:pBdr>
+              <w:shd w:fill="auto" w:val="clear"/>
+              <w:spacing w:after="80" w:before="80" w:line="240" w:lineRule="auto"/>
+              <w:ind w:left="0" w:right="0" w:firstLine="0"/>
+              <w:jc w:val="left"/>
+              <w:rPr>
+                <w:rFonts w:ascii="Tahoma" w:cs="Tahoma" w:eastAsia="Tahoma" w:hAnsi="Tahoma"/>
+                <w:sz w:val="18"/>
+                <w:szCs w:val="18"/>
+              </w:rPr>
+            </w:pPr>
+            <w:r>
+              <w:rPr>
+                <w:rFonts w:ascii="Tahoma" w:cs="Tahoma" w:eastAsia="Tahoma" w:hAnsi="Tahoma"/>
+                <w:sz w:val="18"/>
+                <w:szCs w:val="18"/>
+                <w:rtl w:val="0"/>
+              </w:rPr>
+              <w:t xml:space="preserve">27/09/2026</w:t>
+            </w:r>
+          </w:p>
+          <w:p>
+            <w:pPr>
+              <w:keepNext w:val="0"/>
+              <w:keepLines w:val="0"/>
+              <w:pageBreakBefore w:val="0"/>
+              <w:widowControl w:val="1"/>
+              <w:pBdr>
+                <w:top w:space="0" w:sz="0" w:val="nil"/>
+                <w:left w:space="0" w:sz="0" w:val="nil"/>
+                <w:bottom w:space="0" w:sz="0" w:val="nil"/>
+                <w:right w:space="0" w:sz="0" w:val="nil"/>
+                <w:between w:space="0" w:sz="0" w:val="nil"/>
+              </w:pBdr>
+              <w:shd w:fill="auto" w:val="clear"/>
+              <w:spacing w:after="80" w:before="80" w:line="240" w:lineRule="auto"/>
+              <w:ind w:left="0" w:right="0" w:firstLine="0"/>
+              <w:jc w:val="left"/>
+              <w:rPr>
+                <w:rFonts w:ascii="Tahoma" w:cs="Tahoma" w:eastAsia="Tahoma" w:hAnsi="Tahoma"/>
+                <w:sz w:val="18"/>
+                <w:szCs w:val="18"/>
+              </w:rPr>
+            </w:pPr>
+            <w:r>
+              <w:rPr>
+                <w:rtl w:val="0"/>
+              </w:rPr>
+            </w:r>
+          </w:p>
+          <w:p>
+            <w:pPr>
+              <w:keepNext w:val="0"/>
+              <w:keepLines w:val="0"/>
+              <w:pageBreakBefore w:val="0"/>
+              <w:widowControl w:val="1"/>
+              <w:pBdr>
+                <w:top w:space="0" w:sz="0" w:val="nil"/>
+                <w:left w:space="0" w:sz="0" w:val="nil"/>
+                <w:bottom w:space="0" w:sz="0" w:val="nil"/>
+                <w:right w:space="0" w:sz="0" w:val="nil"/>
+                <w:between w:space="0" w:sz="0" w:val="nil"/>
+              </w:pBdr>
+              <w:shd w:fill="auto" w:val="clear"/>
+              <w:spacing w:after="80" w:before="80" w:line="240" w:lineRule="auto"/>
+              <w:ind w:left="0" w:right="0" w:firstLine="0"/>
+              <w:jc w:val="left"/>
+              <w:rPr>
+                <w:rFonts w:ascii="Tahoma" w:cs="Tahoma" w:eastAsia="Tahoma" w:hAnsi="Tahoma"/>
+                <w:sz w:val="18"/>
+                <w:szCs w:val="18"/>
+              </w:rPr>
+            </w:pPr>
+            <w:r>
+              <w:rPr>
+                <w:rtl w:val="0"/>
+              </w:rPr>
+            </w:r>
+          </w:p>
+          <w:p>
+            <w:pPr>
+              <w:keepNext w:val="0"/>
+              <w:keepLines w:val="0"/>
+              <w:pageBreakBefore w:val="0"/>
+              <w:widowControl w:val="1"/>
+              <w:pBdr>
+                <w:top w:space="0" w:sz="0" w:val="nil"/>
+                <w:left w:space="0" w:sz="0" w:val="nil"/>
+                <w:bottom w:space="0" w:sz="0" w:val="nil"/>
+                <w:right w:space="0" w:sz="0" w:val="nil"/>
+                <w:between w:space="0" w:sz="0" w:val="nil"/>
+              </w:pBdr>
+              <w:shd w:fill="auto" w:val="clear"/>
+              <w:spacing w:after="80" w:before="80" w:line="240" w:lineRule="auto"/>
+              <w:ind w:left="0" w:right="0" w:firstLine="0"/>
+              <w:jc w:val="left"/>
+              <w:rPr>
+                <w:rFonts w:ascii="Tahoma" w:cs="Tahoma" w:eastAsia="Tahoma" w:hAnsi="Tahoma"/>
+                <w:sz w:val="18"/>
+                <w:szCs w:val="18"/>
+              </w:rPr>
+            </w:pPr>
+            <w:r>
+              <w:rPr>
+                <w:rFonts w:ascii="Tahoma" w:cs="Tahoma" w:eastAsia="Tahoma" w:hAnsi="Tahoma"/>
+                <w:sz w:val="18"/>
+                <w:szCs w:val="18"/>
+                <w:rtl w:val="0"/>
+              </w:rPr>
+              <w:t xml:space="preserve">28/09/2026</w:t>
+            </w:r>
+          </w:p>
+        </w:tc>
+        <w:tc>
+          <w:tcPr/>
+          <w:p>
+            <w:pPr>
+              <w:keepNext w:val="0"/>
+              <w:keepLines w:val="0"/>
+              <w:pageBreakBefore w:val="0"/>
+              <w:widowControl w:val="1"/>
+              <w:pBdr>
+                <w:top w:space="0" w:sz="0" w:val="nil"/>
+                <w:left w:space="0" w:sz="0" w:val="nil"/>
+                <w:bottom w:space="0" w:sz="0" w:val="nil"/>
+                <w:right w:space="0" w:sz="0" w:val="nil"/>
+                <w:between w:space="0" w:sz="0" w:val="nil"/>
+              </w:pBdr>
+              <w:shd w:fill="auto" w:val="clear"/>
+              <w:spacing w:after="80" w:before="80" w:line="240" w:lineRule="auto"/>
+              <w:ind w:left="0" w:right="0" w:firstLine="0"/>
+              <w:jc w:val="left"/>
+              <w:rPr>
+                <w:rFonts w:ascii="Tahoma" w:cs="Tahoma" w:eastAsia="Tahoma" w:hAnsi="Tahoma"/>
+                <w:sz w:val="18"/>
+                <w:szCs w:val="18"/>
+              </w:rPr>
+            </w:pPr>
+            <w:r>
+              <w:rPr>
+                <w:rFonts w:ascii="Tahoma" w:cs="Tahoma" w:eastAsia="Tahoma" w:hAnsi="Tahoma"/>
+                <w:sz w:val="18"/>
+                <w:szCs w:val="18"/>
+                <w:rtl w:val="0"/>
+              </w:rPr>
+              <w:t xml:space="preserve">A</w:t>
+            </w:r>
+          </w:p>
+          <w:p>
+            <w:pPr>
+              <w:keepNext w:val="0"/>
+              <w:keepLines w:val="0"/>
+              <w:pageBreakBefore w:val="0"/>
+              <w:widowControl w:val="1"/>
+              <w:pBdr>
+                <w:top w:space="0" w:sz="0" w:val="nil"/>
+                <w:left w:space="0" w:sz="0" w:val="nil"/>
+                <w:bottom w:space="0" w:sz="0" w:val="nil"/>
+                <w:right w:space="0" w:sz="0" w:val="nil"/>
+                <w:between w:space="0" w:sz="0" w:val="nil"/>
+              </w:pBdr>
+              <w:shd w:fill="auto" w:val="clear"/>
+              <w:spacing w:after="80" w:before="80" w:line="240" w:lineRule="auto"/>
+              <w:ind w:left="0" w:right="0" w:firstLine="0"/>
+              <w:jc w:val="left"/>
+              <w:rPr>
+                <w:rFonts w:ascii="Tahoma" w:cs="Tahoma" w:eastAsia="Tahoma" w:hAnsi="Tahoma"/>
+                <w:sz w:val="18"/>
+                <w:szCs w:val="18"/>
+              </w:rPr>
+            </w:pPr>
+            <w:r>
+              <w:rPr>
+                <w:rFonts w:ascii="Tahoma" w:cs="Tahoma" w:eastAsia="Tahoma" w:hAnsi="Tahoma"/>
+                <w:sz w:val="18"/>
+                <w:szCs w:val="18"/>
+                <w:rtl w:val="0"/>
+              </w:rPr>
+              <w:t xml:space="preserve">A</w:t>
+            </w:r>
+          </w:p>
+          <w:p>
+            <w:pPr>
+              <w:keepNext w:val="0"/>
+              <w:keepLines w:val="0"/>
+              <w:pageBreakBefore w:val="0"/>
+              <w:widowControl w:val="1"/>
+              <w:pBdr>
+                <w:top w:space="0" w:sz="0" w:val="nil"/>
+                <w:left w:space="0" w:sz="0" w:val="nil"/>
+                <w:bottom w:space="0" w:sz="0" w:val="nil"/>
+                <w:right w:space="0" w:sz="0" w:val="nil"/>
+                <w:between w:space="0" w:sz="0" w:val="nil"/>
+              </w:pBdr>
+              <w:shd w:fill="auto" w:val="clear"/>
+              <w:spacing w:after="80" w:before="80" w:line="240" w:lineRule="auto"/>
+              <w:ind w:left="0" w:right="0" w:firstLine="0"/>
+              <w:jc w:val="left"/>
+              <w:rPr>
+                <w:rFonts w:ascii="Tahoma" w:cs="Tahoma" w:eastAsia="Tahoma" w:hAnsi="Tahoma"/>
+                <w:sz w:val="18"/>
+                <w:szCs w:val="18"/>
+              </w:rPr>
+            </w:pPr>
+            <w:r>
+              <w:rPr>
+                <w:rtl w:val="0"/>
+              </w:rPr>
+            </w:r>
+          </w:p>
+          <w:p>
+            <w:pPr>
+              <w:keepNext w:val="0"/>
+              <w:keepLines w:val="0"/>
+              <w:pageBreakBefore w:val="0"/>
+              <w:widowControl w:val="1"/>
+              <w:pBdr>
+                <w:top w:space="0" w:sz="0" w:val="nil"/>
+                <w:left w:space="0" w:sz="0" w:val="nil"/>
+                <w:bottom w:space="0" w:sz="0" w:val="nil"/>
+                <w:right w:space="0" w:sz="0" w:val="nil"/>
+                <w:between w:space="0" w:sz="0" w:val="nil"/>
+              </w:pBdr>
+              <w:shd w:fill="auto" w:val="clear"/>
+              <w:spacing w:after="80" w:before="80" w:line="240" w:lineRule="auto"/>
+              <w:ind w:left="0" w:right="0" w:firstLine="0"/>
+              <w:jc w:val="left"/>
+              <w:rPr>
+                <w:rFonts w:ascii="Tahoma" w:cs="Tahoma" w:eastAsia="Tahoma" w:hAnsi="Tahoma"/>
+                <w:sz w:val="18"/>
+                <w:szCs w:val="18"/>
+              </w:rPr>
+            </w:pPr>
+            <w:r>
+              <w:rPr>
+                <w:rFonts w:ascii="Tahoma" w:cs="Tahoma" w:eastAsia="Tahoma" w:hAnsi="Tahoma"/>
+                <w:sz w:val="18"/>
+                <w:szCs w:val="18"/>
+                <w:rtl w:val="0"/>
+              </w:rPr>
+              <w:t xml:space="preserve">M</w:t>
+            </w:r>
+          </w:p>
+          <w:p>
+            <w:pPr>
+              <w:keepNext w:val="0"/>
+              <w:keepLines w:val="0"/>
+              <w:pageBreakBefore w:val="0"/>
+              <w:widowControl w:val="1"/>
+              <w:pBdr>
+                <w:top w:space="0" w:sz="0" w:val="nil"/>
+                <w:left w:space="0" w:sz="0" w:val="nil"/>
+                <w:bottom w:space="0" w:sz="0" w:val="nil"/>
+                <w:right w:space="0" w:sz="0" w:val="nil"/>
+                <w:between w:space="0" w:sz="0" w:val="nil"/>
+              </w:pBdr>
+              <w:shd w:fill="auto" w:val="clear"/>
+              <w:spacing w:after="80" w:before="80" w:line="240" w:lineRule="auto"/>
+              <w:ind w:left="0" w:right="0" w:firstLine="0"/>
+              <w:jc w:val="left"/>
+              <w:rPr>
+                <w:rFonts w:ascii="Tahoma" w:cs="Tahoma" w:eastAsia="Tahoma" w:hAnsi="Tahoma"/>
+                <w:sz w:val="18"/>
+                <w:szCs w:val="18"/>
+              </w:rPr>
+            </w:pPr>
+            <w:r>
+              <w:rPr>
+                <w:rtl w:val="0"/>
+              </w:rPr>
+            </w:r>
+          </w:p>
+          <w:p>
+            <w:pPr>
+              <w:keepNext w:val="0"/>
+              <w:keepLines w:val="0"/>
+              <w:pageBreakBefore w:val="0"/>
+              <w:widowControl w:val="1"/>
+              <w:pBdr>
+                <w:top w:space="0" w:sz="0" w:val="nil"/>
+                <w:left w:space="0" w:sz="0" w:val="nil"/>
+                <w:bottom w:space="0" w:sz="0" w:val="nil"/>
+                <w:right w:space="0" w:sz="0" w:val="nil"/>
+                <w:between w:space="0" w:sz="0" w:val="nil"/>
+              </w:pBdr>
+              <w:shd w:fill="auto" w:val="clear"/>
+              <w:spacing w:after="80" w:before="80" w:line="240" w:lineRule="auto"/>
+              <w:ind w:left="0" w:right="0" w:firstLine="0"/>
+              <w:jc w:val="left"/>
+              <w:rPr>
+                <w:rFonts w:ascii="Tahoma" w:cs="Tahoma" w:eastAsia="Tahoma" w:hAnsi="Tahoma"/>
+                <w:sz w:val="18"/>
+                <w:szCs w:val="18"/>
+              </w:rPr>
+            </w:pPr>
+            <w:r>
+              <w:rPr>
+                <w:rtl w:val="0"/>
+              </w:rPr>
+            </w:r>
+          </w:p>
+          <w:p>
+            <w:pPr>
+              <w:keepNext w:val="0"/>
+              <w:keepLines w:val="0"/>
+              <w:pageBreakBefore w:val="0"/>
+              <w:widowControl w:val="1"/>
+              <w:pBdr>
+                <w:top w:space="0" w:sz="0" w:val="nil"/>
+                <w:left w:space="0" w:sz="0" w:val="nil"/>
+                <w:bottom w:space="0" w:sz="0" w:val="nil"/>
+                <w:right w:space="0" w:sz="0" w:val="nil"/>
+                <w:between w:space="0" w:sz="0" w:val="nil"/>
+              </w:pBdr>
+              <w:shd w:fill="auto" w:val="clear"/>
+              <w:spacing w:after="80" w:before="80" w:line="240" w:lineRule="auto"/>
+              <w:ind w:left="0" w:right="0" w:firstLine="0"/>
+              <w:jc w:val="left"/>
+              <w:rPr>
+                <w:rFonts w:ascii="Tahoma" w:cs="Tahoma" w:eastAsia="Tahoma" w:hAnsi="Tahoma"/>
+                <w:sz w:val="18"/>
+                <w:szCs w:val="18"/>
+              </w:rPr>
+            </w:pPr>
+            <w:r>
+              <w:rPr>
+                <w:rFonts w:ascii="Tahoma" w:cs="Tahoma" w:eastAsia="Tahoma" w:hAnsi="Tahoma"/>
+                <w:sz w:val="18"/>
+                <w:szCs w:val="18"/>
+                <w:rtl w:val="0"/>
+              </w:rPr>
+              <w:t xml:space="preserve">M</w:t>
+            </w:r>
+          </w:p>
+        </w:tc>
+        <w:tc>
+          <w:tcPr/>
+          <w:p>
+            <w:pPr>
+              <w:keepNext w:val="0"/>
+              <w:keepLines w:val="0"/>
+              <w:pageBreakBefore w:val="0"/>
+              <w:widowControl w:val="1"/>
+              <w:pBdr>
+                <w:top w:space="0" w:sz="0" w:val="nil"/>
+                <w:left w:space="0" w:sz="0" w:val="nil"/>
+                <w:bottom w:space="0" w:sz="0" w:val="nil"/>
+                <w:right w:space="0" w:sz="0" w:val="nil"/>
+                <w:between w:space="0" w:sz="0" w:val="nil"/>
+              </w:pBdr>
+              <w:shd w:fill="auto" w:val="clear"/>
+              <w:spacing w:after="80" w:before="80" w:line="240" w:lineRule="auto"/>
+              <w:ind w:left="0" w:right="0" w:firstLine="0"/>
+              <w:jc w:val="left"/>
+              <w:rPr>
+                <w:rFonts w:ascii="Tahoma" w:cs="Tahoma" w:eastAsia="Tahoma" w:hAnsi="Tahoma"/>
+                <w:b w:val="0"/>
+                <w:bCs w:val="0"/>
+                <w:i w:val="0"/>
+                <w:iCs w:val="0"/>
+                <w:smallCaps w:val="0"/>
+                <w:strike w:val="0"/>
+                <w:color w:val="000000"/>
+                <w:sz w:val="18"/>
+                <w:szCs w:val="18"/>
+                <w:u w:val="none"/>
+                <w:shd w:fill="auto" w:val="clear"/>
+                <w:vertAlign w:val="baseline"/>
+              </w:rPr>
+            </w:pPr>
+            <w:r>
+              <w:rPr>
+                <w:rFonts w:ascii="Tahoma" w:cs="Tahoma" w:eastAsia="Tahoma" w:hAnsi="Tahoma"/>
+                <w:sz w:val="18"/>
+                <w:szCs w:val="18"/>
+                <w:rtl w:val="0"/>
+              </w:rPr>
+              <w:t xml:space="preserve">GiangMT</w:t>
+            </w:r>
+            <w:r>
+              <w:rPr>
+                <w:rtl w:val="0"/>
+              </w:rPr>
+            </w:r>
+          </w:p>
+        </w:tc>
+        <w:tc>
+          <w:tcPr/>
+          <w:p>
+            <w:pPr>
+              <w:keepNext w:val="0"/>
+              <w:keepLines w:val="0"/>
+              <w:pageBreakBefore w:val="0"/>
+              <w:widowControl w:val="1"/>
+              <w:pBdr>
+                <w:top w:space="0" w:sz="0" w:val="nil"/>
+                <w:left w:space="0" w:sz="0" w:val="nil"/>
+                <w:bottom w:space="0" w:sz="0" w:val="nil"/>
+                <w:right w:space="0" w:sz="0" w:val="nil"/>
+                <w:between w:space="0" w:sz="0" w:val="nil"/>
+              </w:pBdr>
+              <w:shd w:fill="auto" w:val="clear"/>
+              <w:spacing w:after="80" w:before="80" w:line="240" w:lineRule="auto"/>
+              <w:ind w:left="0" w:right="0" w:firstLine="0"/>
+              <w:jc w:val="left"/>
+              <w:rPr>
+                <w:rFonts w:ascii="Tahoma" w:cs="Tahoma" w:eastAsia="Tahoma" w:hAnsi="Tahoma"/>
+                <w:sz w:val="18"/>
+                <w:szCs w:val="18"/>
+              </w:rPr>
+            </w:pPr>
+            <w:r>
+              <w:rPr>
+                <w:rFonts w:ascii="Tahoma" w:cs="Tahoma" w:eastAsia="Tahoma" w:hAnsi="Tahoma"/>
+                <w:sz w:val="18"/>
+                <w:szCs w:val="18"/>
+                <w:rtl w:val="0"/>
+              </w:rPr>
+              <w:t xml:space="preserve">II.4.1 Class Diagram</w:t>
+            </w:r>
+          </w:p>
+          <w:p>
+            <w:pPr>
+              <w:keepNext w:val="0"/>
+              <w:keepLines w:val="0"/>
+              <w:pageBreakBefore w:val="0"/>
+              <w:widowControl w:val="1"/>
+              <w:pBdr>
+                <w:top w:space="0" w:sz="0" w:val="nil"/>
+                <w:left w:space="0" w:sz="0" w:val="nil"/>
+                <w:bottom w:space="0" w:sz="0" w:val="nil"/>
+                <w:right w:space="0" w:sz="0" w:val="nil"/>
+                <w:between w:space="0" w:sz="0" w:val="nil"/>
+              </w:pBdr>
+              <w:shd w:fill="auto" w:val="clear"/>
+              <w:spacing w:after="80" w:before="80" w:line="240" w:lineRule="auto"/>
+              <w:ind w:left="0" w:right="0" w:firstLine="0"/>
+              <w:jc w:val="left"/>
+              <w:rPr>
+                <w:rFonts w:ascii="Tahoma" w:cs="Tahoma" w:eastAsia="Tahoma" w:hAnsi="Tahoma"/>
+                <w:sz w:val="18"/>
+                <w:szCs w:val="18"/>
+              </w:rPr>
+            </w:pPr>
+            <w:r>
+              <w:rPr>
+                <w:rFonts w:ascii="Tahoma" w:cs="Tahoma" w:eastAsia="Tahoma" w:hAnsi="Tahoma"/>
+                <w:sz w:val="18"/>
+                <w:szCs w:val="18"/>
+                <w:rtl w:val="0"/>
+              </w:rPr>
+              <w:t xml:space="preserve">II.4.2 View Lesson Content</w:t>
+            </w:r>
+          </w:p>
+          <w:p>
+            <w:pPr>
+              <w:keepNext w:val="0"/>
+              <w:keepLines w:val="0"/>
+              <w:pageBreakBefore w:val="0"/>
+              <w:widowControl w:val="1"/>
+              <w:pBdr>
+                <w:top w:space="0" w:sz="0" w:val="nil"/>
+                <w:left w:space="0" w:sz="0" w:val="nil"/>
+                <w:bottom w:space="0" w:sz="0" w:val="nil"/>
+                <w:right w:space="0" w:sz="0" w:val="nil"/>
+                <w:between w:space="0" w:sz="0" w:val="nil"/>
+              </w:pBdr>
+              <w:shd w:fill="auto" w:val="clear"/>
+              <w:spacing w:after="80" w:before="80" w:line="240" w:lineRule="auto"/>
+              <w:ind w:left="0" w:right="0" w:firstLine="0"/>
+              <w:jc w:val="left"/>
+              <w:rPr>
+                <w:rFonts w:ascii="Tahoma" w:cs="Tahoma" w:eastAsia="Tahoma" w:hAnsi="Tahoma"/>
+                <w:sz w:val="18"/>
+                <w:szCs w:val="18"/>
+              </w:rPr>
+            </w:pPr>
+            <w:r>
+              <w:rPr>
+                <w:rFonts w:ascii="Tahoma" w:cs="Tahoma" w:eastAsia="Tahoma" w:hAnsi="Tahoma"/>
+                <w:sz w:val="18"/>
+                <w:szCs w:val="18"/>
+                <w:rtl w:val="0"/>
+              </w:rPr>
               <w:t xml:space="preserve">II.4.3 Mark Lesson Completed</w:t>
+            </w:r>
+          </w:p>
+          <w:p>
+            <w:pPr>
+              <w:keepNext w:val="0"/>
+              <w:keepLines w:val="0"/>
+              <w:pageBreakBefore w:val="0"/>
+              <w:widowControl w:val="1"/>
+              <w:pBdr>
+                <w:top w:space="0" w:sz="0" w:val="nil"/>
+                <w:left w:space="0" w:sz="0" w:val="nil"/>
+                <w:bottom w:space="0" w:sz="0" w:val="nil"/>
+                <w:right w:space="0" w:sz="0" w:val="nil"/>
+                <w:between w:space="0" w:sz="0" w:val="nil"/>
+              </w:pBdr>
+              <w:shd w:fill="auto" w:val="clear"/>
+              <w:spacing w:after="80" w:before="80" w:line="240" w:lineRule="auto"/>
+              <w:ind w:left="0" w:right="0" w:firstLine="0"/>
+              <w:jc w:val="left"/>
+              <w:rPr>
+                <w:rFonts w:ascii="Tahoma" w:cs="Tahoma" w:eastAsia="Tahoma" w:hAnsi="Tahoma"/>
+                <w:sz w:val="18"/>
+                <w:szCs w:val="18"/>
+              </w:rPr>
+            </w:pPr>
+            <w:r>
+              <w:rPr>
+                <w:rFonts w:ascii="Tahoma" w:cs="Tahoma" w:eastAsia="Tahoma" w:hAnsi="Tahoma"/>
+                <w:sz w:val="18"/>
+                <w:szCs w:val="18"/>
+                <w:rtl w:val="0"/>
+              </w:rPr>
+              <w:t xml:space="preserve">II.5.1 Class Diagram</w:t>
+            </w:r>
+          </w:p>
+          <w:p>
+            <w:pPr>
+              <w:keepNext w:val="0"/>
+              <w:keepLines w:val="0"/>
+              <w:pageBreakBefore w:val="0"/>
+              <w:widowControl w:val="1"/>
+              <w:pBdr>
+                <w:top w:space="0" w:sz="0" w:val="nil"/>
+                <w:left w:space="0" w:sz="0" w:val="nil"/>
+                <w:bottom w:space="0" w:sz="0" w:val="nil"/>
+                <w:right w:space="0" w:sz="0" w:val="nil"/>
+                <w:between w:space="0" w:sz="0" w:val="nil"/>
+              </w:pBdr>
+              <w:shd w:fill="auto" w:val="clear"/>
+              <w:spacing w:after="80" w:before="80" w:line="240" w:lineRule="auto"/>
+              <w:ind w:left="0" w:right="0" w:firstLine="0"/>
+              <w:jc w:val="left"/>
+              <w:rPr>
+                <w:rFonts w:ascii="Tahoma" w:cs="Tahoma" w:eastAsia="Tahoma" w:hAnsi="Tahoma"/>
+                <w:sz w:val="18"/>
+                <w:szCs w:val="18"/>
+              </w:rPr>
+            </w:pPr>
+            <w:r>
+              <w:rPr>
+                <w:rFonts w:ascii="Tahoma" w:cs="Tahoma" w:eastAsia="Tahoma" w:hAnsi="Tahoma"/>
+                <w:sz w:val="18"/>
+                <w:szCs w:val="18"/>
+                <w:rtl w:val="0"/>
+              </w:rPr>
+              <w:t xml:space="preserve">II.5.2 View Lesson Content</w:t>
+            </w:r>
+          </w:p>
+          <w:p>
+            <w:pPr>
+              <w:keepNext w:val="0"/>
+              <w:keepLines w:val="0"/>
+              <w:pageBreakBefore w:val="0"/>
+              <w:widowControl w:val="1"/>
+              <w:pBdr>
+                <w:top w:space="0" w:sz="0" w:val="nil"/>
+                <w:left w:space="0" w:sz="0" w:val="nil"/>
+                <w:bottom w:space="0" w:sz="0" w:val="nil"/>
+                <w:right w:space="0" w:sz="0" w:val="nil"/>
+                <w:between w:space="0" w:sz="0" w:val="nil"/>
+              </w:pBdr>
+              <w:shd w:fill="auto" w:val="clear"/>
+              <w:spacing w:after="80" w:before="80" w:line="240" w:lineRule="auto"/>
+              <w:ind w:left="0" w:right="0" w:firstLine="0"/>
+              <w:jc w:val="left"/>
+              <w:rPr>
+                <w:rFonts w:ascii="Tahoma" w:cs="Tahoma" w:eastAsia="Tahoma" w:hAnsi="Tahoma"/>
+                <w:sz w:val="18"/>
+                <w:szCs w:val="18"/>
+              </w:rPr>
+            </w:pPr>
+            <w:r>
+              <w:rPr>
+                <w:rFonts w:ascii="Tahoma" w:cs="Tahoma" w:eastAsia="Tahoma" w:hAnsi="Tahoma"/>
+                <w:sz w:val="18"/>
+                <w:szCs w:val="18"/>
+                <w:rtl w:val="0"/>
+              </w:rPr>
+              <w:t xml:space="preserve">II.5.3 Mark Lesson Completed</w:t>
+            </w:r>
+          </w:p>
+          <w:p>
+            <w:pPr>
+              <w:keepNext w:val="0"/>
+              <w:keepLines w:val="0"/>
+              <w:pageBreakBefore w:val="0"/>
+              <w:widowControl w:val="1"/>
+              <w:pBdr>
+                <w:top w:space="0" w:sz="0" w:val="nil"/>
+                <w:left w:space="0" w:sz="0" w:val="nil"/>
+                <w:bottom w:space="0" w:sz="0" w:val="nil"/>
+                <w:right w:space="0" w:sz="0" w:val="nil"/>
+                <w:between w:space="0" w:sz="0" w:val="nil"/>
+              </w:pBdr>
+              <w:shd w:fill="auto" w:val="clear"/>
+              <w:spacing w:after="80" w:before="80" w:line="240" w:lineRule="auto"/>
+              <w:ind w:left="0" w:right="0" w:firstLine="0"/>
+              <w:jc w:val="left"/>
+              <w:rPr>
+                <w:rFonts w:ascii="Tahoma" w:cs="Tahoma" w:eastAsia="Tahoma" w:hAnsi="Tahoma"/>
+                <w:sz w:val="18"/>
+                <w:szCs w:val="18"/>
+              </w:rPr>
+            </w:pPr>
+            <w:r>
+              <w:rPr>
+                <w:rFonts w:ascii="Tahoma" w:cs="Tahoma" w:eastAsia="Tahoma" w:hAnsi="Tahoma"/>
+                <w:sz w:val="18"/>
+                <w:szCs w:val="18"/>
+                <w:rtl w:val="0"/>
+              </w:rPr>
+              <w:t xml:space="preserve">II.2.1 Class Diagram</w:t>
+            </w:r>
+          </w:p>
+          <w:p>
+            <w:pPr>
+              <w:keepNext w:val="0"/>
+              <w:keepLines w:val="0"/>
+              <w:pageBreakBefore w:val="0"/>
+              <w:widowControl w:val="1"/>
+              <w:pBdr>
+                <w:top w:space="0" w:sz="0" w:val="nil"/>
+                <w:left w:space="0" w:sz="0" w:val="nil"/>
+                <w:bottom w:space="0" w:sz="0" w:val="nil"/>
+                <w:right w:space="0" w:sz="0" w:val="nil"/>
+                <w:between w:space="0" w:sz="0" w:val="nil"/>
+              </w:pBdr>
+              <w:shd w:fill="auto" w:val="clear"/>
+              <w:spacing w:after="80" w:before="80" w:line="240" w:lineRule="auto"/>
+              <w:ind w:left="0" w:right="0" w:firstLine="0"/>
+              <w:jc w:val="left"/>
+              <w:rPr>
+                <w:rFonts w:ascii="Tahoma" w:cs="Tahoma" w:eastAsia="Tahoma" w:hAnsi="Tahoma"/>
+                <w:sz w:val="18"/>
+                <w:szCs w:val="18"/>
+              </w:rPr>
+            </w:pPr>
+            <w:r>
+              <w:rPr>
+                <w:rFonts w:ascii="Tahoma" w:cs="Tahoma" w:eastAsia="Tahoma" w:hAnsi="Tahoma"/>
+                <w:sz w:val="18"/>
+                <w:szCs w:val="18"/>
+                <w:rtl w:val="0"/>
+              </w:rPr>
+              <w:t xml:space="preserve">II.3.1 Class Diagram</w:t>
             </w:r>
           </w:p>
         </w:tc>
@@ -5546,14 +6728,14 @@
         </w:rPr>
         <w:drawing>
           <wp:inline distB="114300" distT="114300" distL="114300" distR="114300">
-            <wp:extent cx="6357938" cy="5439099"/>
+            <wp:extent cx="5731200" cy="5257800"/>
             <wp:effectExtent b="0" l="0" r="0" t="0"/>
-            <wp:docPr id="18" name="image21.jpg"/>
+            <wp:docPr id="36" name="image16.jpg"/>
             <a:graphic>
               <a:graphicData uri="http://schemas.openxmlformats.org/drawingml/2006/picture">
                 <pic:pic>
                   <pic:nvPicPr>
-                    <pic:cNvPr id="0" name="image21.jpg"/>
+                    <pic:cNvPr id="0" name="image16.jpg"/>
                     <pic:cNvPicPr preferRelativeResize="0"/>
                   </pic:nvPicPr>
                   <pic:blipFill>
@@ -5566,7 +6748,7 @@
                   <pic:spPr>
                     <a:xfrm>
                       <a:off x="0" y="0"/>
-                      <a:ext cx="6357938" cy="5439099"/>
+                      <a:ext cx="5731200" cy="5257800"/>
                     </a:xfrm>
                     <a:prstGeom prst="rect"/>
                     <a:ln/>
@@ -5789,7 +6971,7 @@
                 <w:iCs w:val="1"/>
                 <w:rtl w:val="0"/>
               </w:rPr>
-              <w:t xml:space="preserve">Web App (JSP + TailwindCSS) </w:t>
+              <w:t xml:space="preserve">JSP Views + JSTL / EL </w:t>
             </w:r>
           </w:p>
         </w:tc>
@@ -5812,7 +6994,7 @@
                 <w:szCs w:val="18"/>
                 <w:rtl w:val="0"/>
               </w:rPr>
-              <w:t xml:space="preserve">User interface built using JSP (JavaServer Pages) combined with TailwindCSS for a responsive and flexible UI design. Handles user interactions and dispatches HTTP Requests (GET/POST) to the backend system. </w:t>
+              <w:t xml:space="preserve">Renders dynamic web pages for end-users (Guest, Student, Manager, Expert, Admin) using JSTL and Expression Language (EL) based on data passed from Controllers. </w:t>
             </w:r>
           </w:p>
         </w:tc>
@@ -5823,27 +7005,63 @@
           <w:tblHeader w:val="0"/>
         </w:trPr>
         <w:tc>
-          <w:tcPr>
-            <w:gridSpan w:val="3"/>
-          </w:tcPr>
-          <w:p>
-            <w:pPr>
-              <w:rPr>
-                <w:b w:val="1"/>
-                <w:bCs w:val="1"/>
+          <w:tcPr/>
+          <w:p>
+            <w:pPr>
+              <w:rPr>
                 <w:i w:val="1"/>
                 <w:iCs w:val="1"/>
               </w:rPr>
             </w:pPr>
             <w:r>
               <w:rPr>
-                <w:b w:val="1"/>
-                <w:bCs w:val="1"/>
                 <w:i w:val="1"/>
                 <w:iCs w:val="1"/>
                 <w:rtl w:val="0"/>
               </w:rPr>
-              <w:t xml:space="preserve">Application Tier</w:t>
+              <w:t xml:space="preserve">02</w:t>
+            </w:r>
+          </w:p>
+        </w:tc>
+        <w:tc>
+          <w:tcPr/>
+          <w:p>
+            <w:pPr>
+              <w:rPr>
+                <w:i w:val="1"/>
+                <w:iCs w:val="1"/>
+              </w:rPr>
+            </w:pPr>
+            <w:r>
+              <w:rPr>
+                <w:i w:val="1"/>
+                <w:iCs w:val="1"/>
+                <w:rtl w:val="0"/>
+              </w:rPr>
+              <w:t xml:space="preserve">CSS / TailwindCSS &amp; JavaScript </w:t>
+            </w:r>
+          </w:p>
+        </w:tc>
+        <w:tc>
+          <w:tcPr/>
+          <w:p>
+            <w:pPr>
+              <w:rPr>
+                <w:i w:val="1"/>
+                <w:iCs w:val="1"/>
+                <w:sz w:val="18"/>
+                <w:szCs w:val="18"/>
+              </w:rPr>
+            </w:pPr>
+            <w:r>
+              <w:rPr>
+                <w:i w:val="1"/>
+                <w:iCs w:val="1"/>
+                <w:sz w:val="18"/>
+                <w:szCs w:val="18"/>
+                <w:rtl w:val="0"/>
+              </w:rPr>
+              <w:t xml:space="preserve">Provides responsive UI styling, page layouts, and client-side interactions across all supported screen resolutions. </w:t>
             </w:r>
           </w:p>
         </w:tc>
@@ -5854,59 +7072,27 @@
           <w:tblHeader w:val="0"/>
         </w:trPr>
         <w:tc>
-          <w:tcPr/>
-          <w:p>
-            <w:pPr>
-              <w:rPr>
+          <w:tcPr>
+            <w:gridSpan w:val="3"/>
+          </w:tcPr>
+          <w:p>
+            <w:pPr>
+              <w:rPr>
+                <w:b w:val="1"/>
+                <w:bCs w:val="1"/>
                 <w:i w:val="1"/>
                 <w:iCs w:val="1"/>
               </w:rPr>
             </w:pPr>
             <w:r>
               <w:rPr>
+                <w:b w:val="1"/>
+                <w:bCs w:val="1"/>
                 <w:i w:val="1"/>
                 <w:iCs w:val="1"/>
                 <w:rtl w:val="0"/>
               </w:rPr>
-              <w:t xml:space="preserve">01</w:t>
-            </w:r>
-          </w:p>
-        </w:tc>
-        <w:tc>
-          <w:tcPr/>
-          <w:p>
-            <w:pPr>
-              <w:rPr>
-                <w:i w:val="1"/>
-                <w:iCs w:val="1"/>
-              </w:rPr>
-            </w:pPr>
-            <w:r>
-              <w:rPr>
-                <w:i w:val="1"/>
-                <w:iCs w:val="1"/>
-                <w:rtl w:val="0"/>
-              </w:rPr>
-              <w:t xml:space="preserve">Filter Layer (Auth &amp; Encoding Filter) </w:t>
-            </w:r>
-          </w:p>
-        </w:tc>
-        <w:tc>
-          <w:tcPr/>
-          <w:p>
-            <w:pPr>
-              <w:rPr>
-                <w:i w:val="1"/>
-                <w:iCs w:val="1"/>
-              </w:rPr>
-            </w:pPr>
-            <w:r>
-              <w:rPr>
-                <w:i w:val="1"/>
-                <w:iCs w:val="1"/>
-                <w:rtl w:val="0"/>
-              </w:rPr>
-              <w:t xml:space="preserve">Intercepts incoming HTTP Requests to enforce security controls (authentication, authorization) and handle request/response character encoding (UTF-8). </w:t>
+              <w:t xml:space="preserve">Application Tier (Apache Tomcat) </w:t>
             </w:r>
           </w:p>
         </w:tc>
@@ -5931,7 +7117,7 @@
                 <w:iCs w:val="1"/>
                 <w:rtl w:val="0"/>
               </w:rPr>
-              <w:t xml:space="preserve">02</w:t>
+              <w:t xml:space="preserve">01</w:t>
             </w:r>
           </w:p>
         </w:tc>
@@ -5950,7 +7136,7 @@
                 <w:iCs w:val="1"/>
                 <w:rtl w:val="0"/>
               </w:rPr>
-              <w:t xml:space="preserve">Controller Layer (Java Servlets / MVC Controllers) </w:t>
+              <w:t xml:space="preserve">Filter Layer </w:t>
             </w:r>
           </w:p>
         </w:tc>
@@ -5969,7 +7155,7 @@
                 <w:iCs w:val="1"/>
                 <w:rtl w:val="0"/>
               </w:rPr>
-              <w:t xml:space="preserve">Accepts request data, performs input parameter validation, invokes business processing in the Service Layer, and prepares the output response as Rendered HTML (JSP) or JSON Response. </w:t>
+              <w:t xml:space="preserve">Intercepts incoming HTTP requests to handle character encoding and execute role-based authentication/authorization checks (Auth Filter) before reaching Servlets. </w:t>
             </w:r>
           </w:p>
         </w:tc>
@@ -5994,7 +7180,7 @@
                 <w:iCs w:val="1"/>
                 <w:rtl w:val="0"/>
               </w:rPr>
-              <w:t xml:space="preserve">03</w:t>
+              <w:t xml:space="preserve">02</w:t>
             </w:r>
           </w:p>
         </w:tc>
@@ -6013,7 +7199,7 @@
                 <w:iCs w:val="1"/>
                 <w:rtl w:val="0"/>
               </w:rPr>
-              <w:t xml:space="preserve">Service Layer (Business Logic) </w:t>
+              <w:t xml:space="preserve">Controller Layer (Servlet) </w:t>
             </w:r>
           </w:p>
         </w:tc>
@@ -6032,7 +7218,7 @@
                 <w:iCs w:val="1"/>
                 <w:rtl w:val="0"/>
               </w:rPr>
-              <w:t xml:space="preserve">Contains the core business logic of the system (e.g., course enrollment, quiz scoring, payment handling). Coordinates operations between Controllers, DAOs, and External Services. </w:t>
+              <w:t xml:space="preserve">Acts as the HTTP request handler. Extracts parameters, invokes corresponding business logic in the Service Layer, and forwards/redirects to the appropriate JSP view. </w:t>
             </w:r>
           </w:p>
         </w:tc>
@@ -6057,7 +7243,7 @@
                 <w:iCs w:val="1"/>
                 <w:rtl w:val="0"/>
               </w:rPr>
-              <w:t xml:space="preserve">04</w:t>
+              <w:t xml:space="preserve">03</w:t>
             </w:r>
           </w:p>
         </w:tc>
@@ -6076,7 +7262,7 @@
                 <w:iCs w:val="1"/>
                 <w:rtl w:val="0"/>
               </w:rPr>
-              <w:t xml:space="preserve">DAO Layer (Data Access Object via JDBC) </w:t>
+              <w:t xml:space="preserve">Service Layer </w:t>
             </w:r>
           </w:p>
         </w:tc>
@@ -6095,7 +7281,7 @@
                 <w:iCs w:val="1"/>
                 <w:rtl w:val="0"/>
               </w:rPr>
-              <w:t xml:space="preserve">Manages low-level persistence operations. Executes raw SQL queries and updates against the PostgreSQL database using standard JDBC driver connections. </w:t>
+              <w:t xml:space="preserve">Contains core business logic (e.g., course enrollment, quiz evaluation, auto-submission timers, payment verification, and automated background tasks). </w:t>
             </w:r>
           </w:p>
         </w:tc>
@@ -6120,7 +7306,7 @@
                 <w:iCs w:val="1"/>
                 <w:rtl w:val="0"/>
               </w:rPr>
-              <w:t xml:space="preserve">05</w:t>
+              <w:t xml:space="preserve">04</w:t>
             </w:r>
           </w:p>
         </w:tc>
@@ -6139,7 +7325,7 @@
                 <w:iCs w:val="1"/>
                 <w:rtl w:val="0"/>
               </w:rPr>
-              <w:t xml:space="preserve">DTO (Data Transfer Object) </w:t>
+              <w:t xml:space="preserve">DAO Layer (JDBC) </w:t>
             </w:r>
           </w:p>
         </w:tc>
@@ -6158,7 +7344,7 @@
                 <w:iCs w:val="1"/>
                 <w:rtl w:val="0"/>
               </w:rPr>
-              <w:t xml:space="preserve">Lightweight data structures used to transport data across layers (e.g., from Controller to View or Service to Controller) without exposing underlying database entities. </w:t>
+              <w:t xml:space="preserve">Manages database persistence operations. Executes parameterized SQL queries directly against PostgreSQL using raw JDBC connections. </w:t>
             </w:r>
           </w:p>
         </w:tc>
@@ -6183,7 +7369,7 @@
                 <w:iCs w:val="1"/>
                 <w:rtl w:val="0"/>
               </w:rPr>
-              <w:t xml:space="preserve">06</w:t>
+              <w:t xml:space="preserve">05</w:t>
             </w:r>
           </w:p>
         </w:tc>
@@ -6202,7 +7388,7 @@
                 <w:iCs w:val="1"/>
                 <w:rtl w:val="0"/>
               </w:rPr>
-              <w:t xml:space="preserve">Entity (Domain Models) </w:t>
+              <w:t xml:space="preserve">DTO (Data Transfer Object) </w:t>
             </w:r>
           </w:p>
         </w:tc>
@@ -6221,7 +7407,7 @@
                 <w:iCs w:val="1"/>
                 <w:rtl w:val="0"/>
               </w:rPr>
-              <w:t xml:space="preserve">Java classes that map directly to database tables in PostgreSQL, representing core domain objects such as User, Course, Enrollment, and Quiz. </w:t>
+              <w:t xml:space="preserve">Lightweight POJO objects used to transfer data between the View, Controller, and Service layers without exposing database entity structures. </w:t>
             </w:r>
           </w:p>
         </w:tc>
@@ -6246,7 +7432,7 @@
                 <w:iCs w:val="1"/>
                 <w:rtl w:val="0"/>
               </w:rPr>
-              <w:t xml:space="preserve">07</w:t>
+              <w:t xml:space="preserve">06</w:t>
             </w:r>
           </w:p>
         </w:tc>
@@ -6265,7 +7451,7 @@
                 <w:iCs w:val="1"/>
                 <w:rtl w:val="0"/>
               </w:rPr>
-              <w:t xml:space="preserve">Utility Classes (Utils / Helpers) </w:t>
+              <w:t xml:space="preserve">Entity </w:t>
             </w:r>
           </w:p>
         </w:tc>
@@ -6284,7 +7470,7 @@
                 <w:iCs w:val="1"/>
                 <w:rtl w:val="0"/>
               </w:rPr>
-              <w:t xml:space="preserve">Provides shared utility functions across the application, including DB Context setup, password hashing, string formatting, and validation helpers. </w:t>
+              <w:t xml:space="preserve">Object model representing system domain data directly mapped to PostgreSQL database table schemas. </w:t>
             </w:r>
           </w:p>
         </w:tc>
@@ -6359,7 +7545,7 @@
                 <w:iCs w:val="1"/>
                 <w:rtl w:val="0"/>
               </w:rPr>
-              <w:t xml:space="preserve">PostgreSQL  Database </w:t>
+              <w:t xml:space="preserve">PostgreSQL </w:t>
             </w:r>
           </w:p>
         </w:tc>
@@ -6378,7 +7564,7 @@
                 <w:iCs w:val="1"/>
                 <w:rtl w:val="0"/>
               </w:rPr>
-              <w:t xml:space="preserve">Primary relational database management system (RDBMS) used to persist system data, including user accounts, course contents, orders, and academic records. </w:t>
+              <w:t xml:space="preserve">Relational Database Management System (RDBMS) that securely stores system data, including user accounts, course structures, enrollment records, and audit logs. </w:t>
             </w:r>
           </w:p>
         </w:tc>
@@ -6453,7 +7639,7 @@
                 <w:iCs w:val="1"/>
                 <w:rtl w:val="0"/>
               </w:rPr>
-              <w:t xml:space="preserve">Payment Gateways (VNPay / SePay) </w:t>
+              <w:t xml:space="preserve">Google Service </w:t>
             </w:r>
           </w:p>
         </w:tc>
@@ -6472,7 +7658,7 @@
                 <w:iCs w:val="1"/>
                 <w:rtl w:val="0"/>
               </w:rPr>
-              <w:t xml:space="preserve">Third-party payment integration for processing online course purchases and returning IPN/Webhook transaction status updates. </w:t>
+              <w:t xml:space="preserve">Provides Google OAuth 2.0 Identity Service for rapid user registration and social authentication. </w:t>
             </w:r>
           </w:p>
         </w:tc>
@@ -6516,7 +7702,7 @@
                 <w:iCs w:val="1"/>
                 <w:rtl w:val="0"/>
               </w:rPr>
-              <w:t xml:space="preserve">Cloudinary API </w:t>
+              <w:t xml:space="preserve">VNPay / SePay </w:t>
             </w:r>
           </w:p>
         </w:tc>
@@ -6535,7 +7721,7 @@
                 <w:iCs w:val="1"/>
                 <w:rtl w:val="0"/>
               </w:rPr>
-              <w:t xml:space="preserve">Cloud storage service utilized for uploading, managing, and delivering media assets such as course images, thumbnails, and user avatars. </w:t>
+              <w:t xml:space="preserve">Handles course fee transactions via VnPay and SePay APIs, notifying the system asynchronously via Webhook / IPN callbacks upon payment completion. </w:t>
             </w:r>
           </w:p>
         </w:tc>
@@ -6579,7 +7765,7 @@
                 <w:iCs w:val="1"/>
                 <w:rtl w:val="0"/>
               </w:rPr>
-              <w:t xml:space="preserve">SMTP Mailer </w:t>
+              <w:t xml:space="preserve">Email Service Provider </w:t>
             </w:r>
           </w:p>
         </w:tc>
@@ -6598,70 +7784,7 @@
                 <w:iCs w:val="1"/>
                 <w:rtl w:val="0"/>
               </w:rPr>
-              <w:t xml:space="preserve">Mail server integration (e.g., Gmail SMTP / Mailtrap) used for sending transactional emails, notification reminders, and password reset links. </w:t>
-            </w:r>
-          </w:p>
-        </w:tc>
-      </w:tr>
-      <w:tr>
-        <w:trPr>
-          <w:cantSplit w:val="0"/>
-          <w:tblHeader w:val="0"/>
-        </w:trPr>
-        <w:tc>
-          <w:tcPr/>
-          <w:p>
-            <w:pPr>
-              <w:rPr>
-                <w:i w:val="1"/>
-                <w:iCs w:val="1"/>
-              </w:rPr>
-            </w:pPr>
-            <w:r>
-              <w:rPr>
-                <w:i w:val="1"/>
-                <w:iCs w:val="1"/>
-                <w:rtl w:val="0"/>
-              </w:rPr>
-              <w:t xml:space="preserve">04</w:t>
-            </w:r>
-          </w:p>
-        </w:tc>
-        <w:tc>
-          <w:tcPr/>
-          <w:p>
-            <w:pPr>
-              <w:rPr>
-                <w:i w:val="1"/>
-                <w:iCs w:val="1"/>
-              </w:rPr>
-            </w:pPr>
-            <w:r>
-              <w:rPr>
-                <w:i w:val="1"/>
-                <w:iCs w:val="1"/>
-                <w:rtl w:val="0"/>
-              </w:rPr>
-              <w:t xml:space="preserve">Google OAuth API </w:t>
-            </w:r>
-          </w:p>
-        </w:tc>
-        <w:tc>
-          <w:tcPr/>
-          <w:p>
-            <w:pPr>
-              <w:rPr>
-                <w:i w:val="1"/>
-                <w:iCs w:val="1"/>
-              </w:rPr>
-            </w:pPr>
-            <w:r>
-              <w:rPr>
-                <w:i w:val="1"/>
-                <w:iCs w:val="1"/>
-                <w:rtl w:val="0"/>
-              </w:rPr>
-              <w:t xml:space="preserve">Enables quick user authentication and single sign-on (SSO) via Google accounts. </w:t>
+              <w:t xml:space="preserve">Sends system-generated transaction and notification emails (e.g., password reset OTPs, registration confirmations, and study reminders) via Gmail SMTP / MailTrap. </w:t>
             </w:r>
           </w:p>
         </w:tc>
@@ -6710,14 +7833,14 @@
         <w:rPr/>
         <w:drawing>
           <wp:inline distB="114300" distT="114300" distL="114300" distR="114300">
-            <wp:extent cx="4267200" cy="6115050"/>
+            <wp:extent cx="5133975" cy="2371725"/>
             <wp:effectExtent b="0" l="0" r="0" t="0"/>
-            <wp:docPr id="15" name="image18.jpg"/>
+            <wp:docPr id="17" name="image26.jpg"/>
             <a:graphic>
               <a:graphicData uri="http://schemas.openxmlformats.org/drawingml/2006/picture">
                 <pic:pic>
                   <pic:nvPicPr>
-                    <pic:cNvPr id="0" name="image18.jpg"/>
+                    <pic:cNvPr id="0" name="image26.jpg"/>
                     <pic:cNvPicPr preferRelativeResize="0"/>
                   </pic:nvPicPr>
                   <pic:blipFill>
@@ -6730,7 +7853,7 @@
                   <pic:spPr>
                     <a:xfrm>
                       <a:off x="0" y="0"/>
-                      <a:ext cx="4267200" cy="6115050"/>
+                      <a:ext cx="5133975" cy="2371725"/>
                     </a:xfrm>
                     <a:prstGeom prst="rect"/>
                     <a:ln/>
@@ -6924,7 +8047,7 @@
                 <w:iCs w:val="1"/>
                 <w:rtl w:val="0"/>
               </w:rPr>
-              <w:t xml:space="preserve">backend </w:t>
+              <w:t xml:space="preserve">com.learnhub</w:t>
             </w:r>
           </w:p>
         </w:tc>
@@ -6987,7 +8110,7 @@
                 <w:iCs w:val="1"/>
                 <w:rtl w:val="0"/>
               </w:rPr>
-              <w:t xml:space="preserve">Filter </w:t>
+              <w:t xml:space="preserve">filter </w:t>
             </w:r>
           </w:p>
         </w:tc>
@@ -7013,7 +8136,7 @@
                 <w:rFonts w:ascii="Roboto Mono" w:cs="Roboto Mono" w:eastAsia="Roboto Mono" w:hAnsi="Roboto Mono"/>
                 <w:i w:val="1"/>
                 <w:iCs w:val="1"/>
-                <w:color w:val="434343"/>
+                <w:color w:val="188038"/>
                 <w:rtl w:val="0"/>
               </w:rPr>
               <w:t xml:space="preserve">HttpFilter</w:t>
@@ -7024,7 +8147,7 @@
                 <w:iCs w:val="1"/>
                 <w:rtl w:val="0"/>
               </w:rPr>
-              <w:t xml:space="preserve">) handling cross-cutting concerns such as request authentication, authorization checks, character encoding, and CORS configuration. </w:t>
+              <w:t xml:space="preserve">) handling cross-cutting concerns such as request authentication, authorization checks, character encoding, and session validation. </w:t>
             </w:r>
           </w:p>
         </w:tc>
@@ -7068,7 +8191,7 @@
                 <w:iCs w:val="1"/>
                 <w:rtl w:val="0"/>
               </w:rPr>
-              <w:t xml:space="preserve">Controller </w:t>
+              <w:t xml:space="preserve">controller </w:t>
             </w:r>
           </w:p>
         </w:tc>
@@ -7087,25 +8210,7 @@
                 <w:iCs w:val="1"/>
                 <w:rtl w:val="0"/>
               </w:rPr>
-              <w:t xml:space="preserve">Contains Java Servlets (</w:t>
-            </w:r>
-            <w:r>
-              <w:rPr>
-                <w:rFonts w:ascii="Roboto Mono" w:cs="Roboto Mono" w:eastAsia="Roboto Mono" w:hAnsi="Roboto Mono"/>
-                <w:i w:val="1"/>
-                <w:iCs w:val="1"/>
-                <w:color w:val="434343"/>
-                <w:rtl w:val="0"/>
-              </w:rPr>
-              <w:t xml:space="preserve">HttpServlet</w:t>
-            </w:r>
-            <w:r>
-              <w:rPr>
-                <w:i w:val="1"/>
-                <w:iCs w:val="1"/>
-                <w:rtl w:val="0"/>
-              </w:rPr>
-              <w:t xml:space="preserve">) receiving incoming HTTP requests, parsing request parameters, delegating business processing to services, and returning appropriate responses (JSP forwarding / JSON). </w:t>
+              <w:t xml:space="preserve">Contains Servlet classes that receive HTTP requests, coordinate use-case execution by invoking the appropriate Service, and forward the resulting data back to the client. </w:t>
             </w:r>
           </w:p>
         </w:tc>
@@ -7149,7 +8254,7 @@
                 <w:iCs w:val="1"/>
                 <w:rtl w:val="0"/>
               </w:rPr>
-              <w:t xml:space="preserve">Service </w:t>
+              <w:t xml:space="preserve">service </w:t>
             </w:r>
           </w:p>
         </w:tc>
@@ -7168,7 +8273,7 @@
                 <w:iCs w:val="1"/>
                 <w:rtl w:val="0"/>
               </w:rPr>
-              <w:t xml:space="preserve">Implements core business logic, orchestrating transaction processing, validation rules, and coordinate operations between the Controller and DAO layers. </w:t>
+              <w:t xml:space="preserve">Contains the business logic layer, implementing use cases (authentication, course management, enrollment, quiz processing, payment, etc.) and enforcing validation rules and transaction boundaries. </w:t>
             </w:r>
           </w:p>
         </w:tc>
@@ -7212,7 +8317,7 @@
                 <w:iCs w:val="1"/>
                 <w:rtl w:val="0"/>
               </w:rPr>
-              <w:t xml:space="preserve">DTO </w:t>
+              <w:t xml:space="preserve">dao</w:t>
             </w:r>
           </w:p>
         </w:tc>
@@ -7231,7 +8336,43 @@
                 <w:iCs w:val="1"/>
                 <w:rtl w:val="0"/>
               </w:rPr>
-              <w:t xml:space="preserve">Contains Data Transfer Objects used to encapsulate and transfer data payloads between controller, service, and view layers without exposing raw database entities. </w:t>
+              <w:t xml:space="preserve">Contains Data Access Object classes that use plain JDBC (</w:t>
+            </w:r>
+            <w:r>
+              <w:rPr>
+                <w:rFonts w:ascii="Roboto Mono" w:cs="Roboto Mono" w:eastAsia="Roboto Mono" w:hAnsi="Roboto Mono"/>
+                <w:i w:val="1"/>
+                <w:iCs w:val="1"/>
+                <w:color w:val="188038"/>
+                <w:rtl w:val="0"/>
+              </w:rPr>
+              <w:t xml:space="preserve">PreparedStatement</w:t>
+            </w:r>
+            <w:r>
+              <w:rPr>
+                <w:i w:val="1"/>
+                <w:iCs w:val="1"/>
+                <w:rtl w:val="0"/>
+              </w:rPr>
+              <w:t xml:space="preserve">, </w:t>
+            </w:r>
+            <w:r>
+              <w:rPr>
+                <w:rFonts w:ascii="Roboto Mono" w:cs="Roboto Mono" w:eastAsia="Roboto Mono" w:hAnsi="Roboto Mono"/>
+                <w:i w:val="1"/>
+                <w:iCs w:val="1"/>
+                <w:color w:val="188038"/>
+                <w:rtl w:val="0"/>
+              </w:rPr>
+              <w:t xml:space="preserve">ResultSet</w:t>
+            </w:r>
+            <w:r>
+              <w:rPr>
+                <w:i w:val="1"/>
+                <w:iCs w:val="1"/>
+                <w:rtl w:val="0"/>
+              </w:rPr>
+              <w:t xml:space="preserve">) to query and persist data in the PostgreSQL database, mapping rows to Model objects. </w:t>
             </w:r>
           </w:p>
         </w:tc>
@@ -7275,7 +8416,7 @@
                 <w:iCs w:val="1"/>
                 <w:rtl w:val="0"/>
               </w:rPr>
-              <w:t xml:space="preserve">DAO </w:t>
+              <w:t xml:space="preserve">entity</w:t>
             </w:r>
           </w:p>
         </w:tc>
@@ -7294,7 +8435,79 @@
                 <w:iCs w:val="1"/>
                 <w:rtl w:val="0"/>
               </w:rPr>
-              <w:t xml:space="preserve">Contains Data Access Object implementations. Executes raw SQL queries and updates directly against the PostgreSQL database using JDBC connections. </w:t>
+              <w:t xml:space="preserve">Contains POJO (Plain Old Java Object) classes representing the system's core entities, mapped directly to database tables (e.g., </w:t>
+            </w:r>
+            <w:r>
+              <w:rPr>
+                <w:rFonts w:ascii="Roboto Mono" w:cs="Roboto Mono" w:eastAsia="Roboto Mono" w:hAnsi="Roboto Mono"/>
+                <w:i w:val="1"/>
+                <w:iCs w:val="1"/>
+                <w:color w:val="188038"/>
+                <w:rtl w:val="0"/>
+              </w:rPr>
+              <w:t xml:space="preserve">User</w:t>
+            </w:r>
+            <w:r>
+              <w:rPr>
+                <w:i w:val="1"/>
+                <w:iCs w:val="1"/>
+                <w:rtl w:val="0"/>
+              </w:rPr>
+              <w:t xml:space="preserve">, </w:t>
+            </w:r>
+            <w:r>
+              <w:rPr>
+                <w:rFonts w:ascii="Roboto Mono" w:cs="Roboto Mono" w:eastAsia="Roboto Mono" w:hAnsi="Roboto Mono"/>
+                <w:i w:val="1"/>
+                <w:iCs w:val="1"/>
+                <w:color w:val="188038"/>
+                <w:rtl w:val="0"/>
+              </w:rPr>
+              <w:t xml:space="preserve">Course</w:t>
+            </w:r>
+            <w:r>
+              <w:rPr>
+                <w:i w:val="1"/>
+                <w:iCs w:val="1"/>
+                <w:rtl w:val="0"/>
+              </w:rPr>
+              <w:t xml:space="preserve">, </w:t>
+            </w:r>
+            <w:r>
+              <w:rPr>
+                <w:rFonts w:ascii="Roboto Mono" w:cs="Roboto Mono" w:eastAsia="Roboto Mono" w:hAnsi="Roboto Mono"/>
+                <w:i w:val="1"/>
+                <w:iCs w:val="1"/>
+                <w:color w:val="188038"/>
+                <w:rtl w:val="0"/>
+              </w:rPr>
+              <w:t xml:space="preserve">Registration</w:t>
+            </w:r>
+            <w:r>
+              <w:rPr>
+                <w:i w:val="1"/>
+                <w:iCs w:val="1"/>
+                <w:rtl w:val="0"/>
+              </w:rPr>
+              <w:t xml:space="preserve">, </w:t>
+            </w:r>
+            <w:r>
+              <w:rPr>
+                <w:rFonts w:ascii="Roboto Mono" w:cs="Roboto Mono" w:eastAsia="Roboto Mono" w:hAnsi="Roboto Mono"/>
+                <w:i w:val="1"/>
+                <w:iCs w:val="1"/>
+                <w:color w:val="188038"/>
+                <w:rtl w:val="0"/>
+              </w:rPr>
+              <w:t xml:space="preserve">Quiz</w:t>
+            </w:r>
+            <w:r>
+              <w:rPr>
+                <w:i w:val="1"/>
+                <w:iCs w:val="1"/>
+                <w:rtl w:val="0"/>
+              </w:rPr>
+              <w:t xml:space="preserve">). </w:t>
             </w:r>
           </w:p>
         </w:tc>
@@ -7338,26 +8551,34 @@
                 <w:iCs w:val="1"/>
                 <w:rtl w:val="0"/>
               </w:rPr>
-              <w:t xml:space="preserve">Model </w:t>
-            </w:r>
-          </w:p>
-        </w:tc>
-        <w:tc>
-          <w:tcPr/>
-          <w:p>
-            <w:pPr>
+              <w:t xml:space="preserve">dto</w:t>
+            </w:r>
+            <w:r>
               <w:rPr>
                 <w:i w:val="1"/>
                 <w:iCs w:val="1"/>
-              </w:rPr>
-            </w:pPr>
-            <w:r>
+                <w:rtl w:val="0"/>
+              </w:rPr>
+              <w:t xml:space="preserve"> </w:t>
+            </w:r>
+          </w:p>
+        </w:tc>
+        <w:tc>
+          <w:tcPr/>
+          <w:p>
+            <w:pPr>
               <w:rPr>
                 <w:i w:val="1"/>
                 <w:iCs w:val="1"/>
-                <w:rtl w:val="0"/>
-              </w:rPr>
-              <w:t xml:space="preserve">Holds domain entity classes representing database tables and entity attributes mapped from SQL query result sets. </w:t>
+              </w:rPr>
+            </w:pPr>
+            <w:r>
+              <w:rPr>
+                <w:i w:val="1"/>
+                <w:iCs w:val="1"/>
+                <w:rtl w:val="0"/>
+              </w:rPr>
+              <w:t xml:space="preserve">Contains Data Transfer Objects used to encapsulate and carry data between client views, servlets, and service layers to optimize data handling. </w:t>
             </w:r>
           </w:p>
         </w:tc>
@@ -7401,7 +8622,7 @@
                 <w:iCs w:val="1"/>
                 <w:rtl w:val="0"/>
               </w:rPr>
-              <w:t xml:space="preserve">Util </w:t>
+              <w:t xml:space="preserve">util </w:t>
             </w:r>
           </w:p>
         </w:tc>
@@ -7420,7 +8641,25 @@
                 <w:iCs w:val="1"/>
                 <w:rtl w:val="0"/>
               </w:rPr>
-              <w:t xml:space="preserve">Contains shared utility classes for database connection pooling (JDBC/HikariCP), password hashing, JWT token generation/parsing, and date formatting. </w:t>
+              <w:t xml:space="preserve">Contains utility and helper classes providing common system functionality, such as JDBC connection pooling (</w:t>
+            </w:r>
+            <w:r>
+              <w:rPr>
+                <w:rFonts w:ascii="Roboto Mono" w:cs="Roboto Mono" w:eastAsia="Roboto Mono" w:hAnsi="Roboto Mono"/>
+                <w:i w:val="1"/>
+                <w:iCs w:val="1"/>
+                <w:color w:val="188038"/>
+                <w:rtl w:val="0"/>
+              </w:rPr>
+              <w:t xml:space="preserve">DBContext</w:t>
+            </w:r>
+            <w:r>
+              <w:rPr>
+                <w:i w:val="1"/>
+                <w:iCs w:val="1"/>
+                <w:rtl w:val="0"/>
+              </w:rPr>
+              <w:t xml:space="preserve">), password hashing, and email dispatchers. </w:t>
             </w:r>
           </w:p>
         </w:tc>
@@ -7458,14 +8697,14 @@
         <w:rPr/>
         <w:drawing>
           <wp:inline distB="114300" distT="114300" distL="114300" distR="114300">
-            <wp:extent cx="5731200" cy="3187700"/>
+            <wp:extent cx="6448475" cy="3588437"/>
             <wp:effectExtent b="0" l="0" r="0" t="0"/>
-            <wp:docPr id="33" name="image10.png"/>
+            <wp:docPr id="37" name="image13.png"/>
             <a:graphic>
               <a:graphicData uri="http://schemas.openxmlformats.org/drawingml/2006/picture">
                 <pic:pic>
                   <pic:nvPicPr>
-                    <pic:cNvPr id="0" name="image10.png"/>
+                    <pic:cNvPr id="0" name="image13.png"/>
                     <pic:cNvPicPr preferRelativeResize="0"/>
                   </pic:nvPicPr>
                   <pic:blipFill>
@@ -7478,7 +8717,7 @@
                   <pic:spPr>
                     <a:xfrm>
                       <a:off x="0" y="0"/>
-                      <a:ext cx="5731200" cy="3187700"/>
+                      <a:ext cx="6448475" cy="3588437"/>
                     </a:xfrm>
                     <a:prstGeom prst="rect"/>
                     <a:ln/>
@@ -16175,7 +17414,7 @@
     <w:sdt>
       <w:sdtPr>
         <w:lock w:val="contentLocked"/>
-        <w:id w:val="-1045701252"/>
+        <w:id w:val="1289788550"/>
         <w:tag w:val="goog_rdk_0"/>
       </w:sdtPr>
       <w:sdtContent>
@@ -16842,7 +18081,7 @@
     <w:sdt>
       <w:sdtPr>
         <w:lock w:val="contentLocked"/>
-        <w:id w:val="-752530545"/>
+        <w:id w:val="-546432443"/>
         <w:tag w:val="goog_rdk_1"/>
       </w:sdtPr>
       <w:sdtContent>
@@ -17352,7 +18591,7 @@
     <w:sdt>
       <w:sdtPr>
         <w:lock w:val="contentLocked"/>
-        <w:id w:val="-734094986"/>
+        <w:id w:val="-548389707"/>
         <w:tag w:val="goog_rdk_2"/>
       </w:sdtPr>
       <w:sdtContent>
@@ -18112,85 +19351,16 @@
     </w:p>
     <w:p>
       <w:pPr>
-        <w:jc w:val="both"/>
-        <w:rPr>
-          <w:i w:val="1"/>
-          <w:iCs w:val="1"/>
-          <w:color w:val="0000ff"/>
-        </w:rPr>
-      </w:pPr>
-      <w:r>
-        <w:rPr>
-          <w:i w:val="1"/>
-          <w:iCs w:val="1"/>
-          <w:color w:val="0000ff"/>
-          <w:rtl w:val="0"/>
-        </w:rPr>
-        <w:t xml:space="preserve">[Provide detailed design set for features involving the most integrations with the backend and external services, </w:t>
-      </w:r>
-      <w:r>
-        <w:rPr>
-          <w:b w:val="1"/>
-          <w:bCs w:val="1"/>
-          <w:i w:val="1"/>
-          <w:iCs w:val="1"/>
-          <w:color w:val="0000ff"/>
-          <w:rtl w:val="0"/>
-        </w:rPr>
-        <w:t xml:space="preserve">one design set for each member</w:t>
-      </w:r>
-      <w:r>
-        <w:rPr>
-          <w:i w:val="1"/>
-          <w:iCs w:val="1"/>
-          <w:color w:val="0000ff"/>
-          <w:rtl w:val="0"/>
-        </w:rPr>
-        <w:t xml:space="preserve">. Each set includes Class Diagram and Sequence Diagram(s) for one specific feature]</w:t>
-      </w:r>
-    </w:p>
-    <w:p>
-      <w:pPr>
-        <w:jc w:val="both"/>
-        <w:rPr>
-          <w:i w:val="1"/>
-          <w:iCs w:val="1"/>
-          <w:color w:val="0000ff"/>
-        </w:rPr>
-      </w:pPr>
-      <w:r>
-        <w:rPr>
-          <w:rtl w:val="0"/>
-        </w:rPr>
-      </w:r>
-    </w:p>
-    <w:p>
-      <w:pPr>
-        <w:jc w:val="both"/>
-        <w:rPr>
-          <w:i w:val="1"/>
-          <w:iCs w:val="1"/>
-          <w:color w:val="0000ff"/>
-        </w:rPr>
-      </w:pPr>
-      <w:r>
-        <w:rPr>
-          <w:rtl w:val="0"/>
-        </w:rPr>
-      </w:r>
-    </w:p>
-    <w:p>
-      <w:pPr>
         <w:pStyle w:val="Heading2"/>
         <w:rPr/>
       </w:pPr>
-      <w:bookmarkStart w:colFirst="0" w:colLast="0" w:name="_heading=h.ptklmr3jm6q6" w:id="22"/>
+      <w:bookmarkStart w:colFirst="0" w:colLast="0" w:name="_heading=h.9lhwlrjxz1bg" w:id="22"/>
       <w:bookmarkEnd w:id="22"/>
       <w:r>
         <w:rPr>
           <w:rtl w:val="0"/>
         </w:rPr>
-        <w:t xml:space="preserve">1. Enrollment &amp; Payment </w:t>
+        <w:t xml:space="preserve">1. User Management &amp; User Details </w:t>
       </w:r>
     </w:p>
     <w:p>
@@ -18198,7 +19368,7 @@
         <w:pStyle w:val="Heading3"/>
         <w:rPr/>
       </w:pPr>
-      <w:bookmarkStart w:colFirst="0" w:colLast="0" w:name="_heading=h.7c8mj6etcx1c" w:id="23"/>
+      <w:bookmarkStart w:colFirst="0" w:colLast="0" w:name="_heading=h.6lsamhnel4fo" w:id="23"/>
       <w:bookmarkEnd w:id="23"/>
       <w:r>
         <w:rPr>
@@ -18209,21 +19379,20 @@
     </w:p>
     <w:p>
       <w:pPr>
-        <w:jc w:val="center"/>
         <w:rPr/>
       </w:pPr>
       <w:r>
         <w:rPr/>
         <w:drawing>
           <wp:inline distB="114300" distT="114300" distL="114300" distR="114300">
-            <wp:extent cx="5731200" cy="6553200"/>
+            <wp:extent cx="6526420" cy="5214632"/>
             <wp:effectExtent b="0" l="0" r="0" t="0"/>
-            <wp:docPr id="17" name="image13.png"/>
+            <wp:docPr id="33" name="image20.png"/>
             <a:graphic>
               <a:graphicData uri="http://schemas.openxmlformats.org/drawingml/2006/picture">
                 <pic:pic>
                   <pic:nvPicPr>
-                    <pic:cNvPr id="0" name="image13.png"/>
+                    <pic:cNvPr id="0" name="image20.png"/>
                     <pic:cNvPicPr preferRelativeResize="0"/>
                   </pic:nvPicPr>
                   <pic:blipFill>
@@ -18236,7 +19405,268 @@
                   <pic:spPr>
                     <a:xfrm>
                       <a:off x="0" y="0"/>
-                      <a:ext cx="5731200" cy="6553200"/>
+                      <a:ext cx="6526420" cy="5214632"/>
+                    </a:xfrm>
+                    <a:prstGeom prst="rect"/>
+                    <a:ln/>
+                  </pic:spPr>
+                </pic:pic>
+              </a:graphicData>
+            </a:graphic>
+          </wp:inline>
+        </w:drawing>
+      </w:r>
+      <w:r>
+        <w:rPr>
+          <w:rtl w:val="0"/>
+        </w:rPr>
+      </w:r>
+    </w:p>
+    <w:p>
+      <w:pPr>
+        <w:pStyle w:val="Heading3"/>
+        <w:rPr/>
+      </w:pPr>
+      <w:bookmarkStart w:colFirst="0" w:colLast="0" w:name="_heading=h.s8wg0wuxr2y7" w:id="24"/>
+      <w:bookmarkEnd w:id="24"/>
+      <w:r>
+        <w:rPr>
+          <w:rtl w:val="0"/>
+        </w:rPr>
+        <w:t xml:space="preserve">1.2 Register</w:t>
+      </w:r>
+    </w:p>
+    <w:p>
+      <w:pPr>
+        <w:rPr/>
+      </w:pPr>
+      <w:r>
+        <w:rPr/>
+        <w:drawing>
+          <wp:inline distB="114300" distT="114300" distL="114300" distR="114300">
+            <wp:extent cx="6540106" cy="3127449"/>
+            <wp:effectExtent b="0" l="0" r="0" t="0"/>
+            <wp:docPr id="19" name="image21.png"/>
+            <a:graphic>
+              <a:graphicData uri="http://schemas.openxmlformats.org/drawingml/2006/picture">
+                <pic:pic>
+                  <pic:nvPicPr>
+                    <pic:cNvPr id="0" name="image21.png"/>
+                    <pic:cNvPicPr preferRelativeResize="0"/>
+                  </pic:nvPicPr>
+                  <pic:blipFill>
+                    <a:blip r:embed="rId12"/>
+                    <a:srcRect b="0" l="0" r="0" t="0"/>
+                    <a:stretch>
+                      <a:fillRect/>
+                    </a:stretch>
+                  </pic:blipFill>
+                  <pic:spPr>
+                    <a:xfrm>
+                      <a:off x="0" y="0"/>
+                      <a:ext cx="6540106" cy="3127449"/>
+                    </a:xfrm>
+                    <a:prstGeom prst="rect"/>
+                    <a:ln/>
+                  </pic:spPr>
+                </pic:pic>
+              </a:graphicData>
+            </a:graphic>
+          </wp:inline>
+        </w:drawing>
+      </w:r>
+      <w:r>
+        <w:rPr>
+          <w:rtl w:val="0"/>
+        </w:rPr>
+      </w:r>
+    </w:p>
+    <w:p>
+      <w:pPr>
+        <w:pStyle w:val="Heading3"/>
+        <w:rPr/>
+      </w:pPr>
+      <w:bookmarkStart w:colFirst="0" w:colLast="0" w:name="_heading=h.ofo2ezmn8eeq" w:id="25"/>
+      <w:bookmarkEnd w:id="25"/>
+      <w:r>
+        <w:rPr>
+          <w:rtl w:val="0"/>
+        </w:rPr>
+        <w:t xml:space="preserve">1.3 Login (email/password)</w:t>
+      </w:r>
+    </w:p>
+    <w:p>
+      <w:pPr>
+        <w:pStyle w:val="Heading3"/>
+        <w:rPr/>
+      </w:pPr>
+      <w:bookmarkStart w:colFirst="0" w:colLast="0" w:name="_heading=h.rr3hoef3kdq0" w:id="26"/>
+      <w:bookmarkEnd w:id="26"/>
+      <w:r>
+        <w:rPr/>
+        <w:drawing>
+          <wp:inline distB="114300" distT="114300" distL="114300" distR="114300">
+            <wp:extent cx="6531086" cy="3460824"/>
+            <wp:effectExtent b="0" l="0" r="0" t="0"/>
+            <wp:docPr id="23" name="image19.png"/>
+            <a:graphic>
+              <a:graphicData uri="http://schemas.openxmlformats.org/drawingml/2006/picture">
+                <pic:pic>
+                  <pic:nvPicPr>
+                    <pic:cNvPr id="0" name="image19.png"/>
+                    <pic:cNvPicPr preferRelativeResize="0"/>
+                  </pic:nvPicPr>
+                  <pic:blipFill>
+                    <a:blip r:embed="rId13"/>
+                    <a:srcRect b="0" l="0" r="0" t="0"/>
+                    <a:stretch>
+                      <a:fillRect/>
+                    </a:stretch>
+                  </pic:blipFill>
+                  <pic:spPr>
+                    <a:xfrm>
+                      <a:off x="0" y="0"/>
+                      <a:ext cx="6531086" cy="3460824"/>
+                    </a:xfrm>
+                    <a:prstGeom prst="rect"/>
+                    <a:ln/>
+                  </pic:spPr>
+                </pic:pic>
+              </a:graphicData>
+            </a:graphic>
+          </wp:inline>
+        </w:drawing>
+      </w:r>
+      <w:r>
+        <w:rPr>
+          <w:rtl w:val="0"/>
+        </w:rPr>
+        <w:t xml:space="preserve"> </w:t>
+      </w:r>
+    </w:p>
+    <w:p>
+      <w:pPr>
+        <w:pStyle w:val="Heading3"/>
+        <w:rPr/>
+      </w:pPr>
+      <w:bookmarkStart w:colFirst="0" w:colLast="0" w:name="_heading=h.sgzolevj5812" w:id="27"/>
+      <w:bookmarkEnd w:id="27"/>
+      <w:r>
+        <w:rPr>
+          <w:rtl w:val="0"/>
+        </w:rPr>
+        <w:t xml:space="preserve">1.4 Login via Google OAuth </w:t>
+      </w:r>
+    </w:p>
+    <w:p>
+      <w:pPr>
+        <w:rPr/>
+      </w:pPr>
+      <w:r>
+        <w:rPr/>
+        <w:drawing>
+          <wp:inline distB="114300" distT="114300" distL="114300" distR="114300">
+            <wp:extent cx="5929313" cy="4471878"/>
+            <wp:effectExtent b="0" l="0" r="0" t="0"/>
+            <wp:docPr id="24" name="image15.png"/>
+            <a:graphic>
+              <a:graphicData uri="http://schemas.openxmlformats.org/drawingml/2006/picture">
+                <pic:pic>
+                  <pic:nvPicPr>
+                    <pic:cNvPr id="0" name="image15.png"/>
+                    <pic:cNvPicPr preferRelativeResize="0"/>
+                  </pic:nvPicPr>
+                  <pic:blipFill>
+                    <a:blip r:embed="rId14"/>
+                    <a:srcRect b="0" l="0" r="0" t="0"/>
+                    <a:stretch>
+                      <a:fillRect/>
+                    </a:stretch>
+                  </pic:blipFill>
+                  <pic:spPr>
+                    <a:xfrm>
+                      <a:off x="0" y="0"/>
+                      <a:ext cx="5929313" cy="4471878"/>
+                    </a:xfrm>
+                    <a:prstGeom prst="rect"/>
+                    <a:ln/>
+                  </pic:spPr>
+                </pic:pic>
+              </a:graphicData>
+            </a:graphic>
+          </wp:inline>
+        </w:drawing>
+      </w:r>
+      <w:r>
+        <w:rPr>
+          <w:rtl w:val="0"/>
+        </w:rPr>
+      </w:r>
+    </w:p>
+    <w:p>
+      <w:pPr>
+        <w:pStyle w:val="Heading2"/>
+        <w:rPr/>
+      </w:pPr>
+      <w:bookmarkStart w:colFirst="0" w:colLast="0" w:name="_heading=h.ptklmr3jm6q6" w:id="28"/>
+      <w:bookmarkEnd w:id="28"/>
+      <w:r>
+        <w:rPr>
+          <w:rtl w:val="0"/>
+        </w:rPr>
+        <w:t xml:space="preserve">2</w:t>
+      </w:r>
+      <w:r>
+        <w:rPr>
+          <w:rtl w:val="0"/>
+        </w:rPr>
+        <w:t xml:space="preserve">. Enrollment &amp; Payment </w:t>
+      </w:r>
+    </w:p>
+    <w:p>
+      <w:pPr>
+        <w:pStyle w:val="Heading3"/>
+        <w:rPr/>
+      </w:pPr>
+      <w:bookmarkStart w:colFirst="0" w:colLast="0" w:name="_heading=h.7c8mj6etcx1c" w:id="29"/>
+      <w:bookmarkEnd w:id="29"/>
+      <w:r>
+        <w:rPr>
+          <w:rtl w:val="0"/>
+        </w:rPr>
+        <w:t xml:space="preserve">2.1 Class Diagram</w:t>
+      </w:r>
+    </w:p>
+    <w:p>
+      <w:pPr>
+        <w:jc w:val="center"/>
+        <w:rPr/>
+      </w:pPr>
+      <w:r>
+        <w:rPr/>
+        <w:drawing>
+          <wp:inline distB="114300" distT="114300" distL="114300" distR="114300">
+            <wp:extent cx="5731200" cy="2159000"/>
+            <wp:effectExtent b="0" l="0" r="0" t="0"/>
+            <wp:docPr id="22" name="image25.png"/>
+            <a:graphic>
+              <a:graphicData uri="http://schemas.openxmlformats.org/drawingml/2006/picture">
+                <pic:pic>
+                  <pic:nvPicPr>
+                    <pic:cNvPr id="0" name="image25.png"/>
+                    <pic:cNvPicPr preferRelativeResize="0"/>
+                  </pic:nvPicPr>
+                  <pic:blipFill>
+                    <a:blip r:embed="rId15"/>
+                    <a:srcRect b="0" l="0" r="0" t="0"/>
+                    <a:stretch>
+                      <a:fillRect/>
+                    </a:stretch>
+                  </pic:blipFill>
+                  <pic:spPr>
+                    <a:xfrm>
+                      <a:off x="0" y="0"/>
+                      <a:ext cx="5731200" cy="2159000"/>
                     </a:xfrm>
                     <a:prstGeom prst="rect"/>
                     <a:ln/>
@@ -18262,13 +19692,13 @@
           <w:color w:val="0000ff"/>
         </w:rPr>
       </w:pPr>
-      <w:bookmarkStart w:colFirst="0" w:colLast="0" w:name="_heading=h.tu4jzqe7759c" w:id="24"/>
-      <w:bookmarkEnd w:id="24"/>
+      <w:bookmarkStart w:colFirst="0" w:colLast="0" w:name="_heading=h.tu4jzqe7759c" w:id="30"/>
+      <w:bookmarkEnd w:id="30"/>
       <w:r>
         <w:rPr>
           <w:rtl w:val="0"/>
         </w:rPr>
-        <w:t xml:space="preserve">1.2 Create Enrollment &amp; Payment </w:t>
+        <w:t xml:space="preserve">2.2 Create Enrollment &amp; Payment </w:t>
       </w:r>
       <w:r>
         <w:rPr>
@@ -18284,18 +19714,18 @@
         <w:rPr/>
         <w:drawing>
           <wp:inline distB="114300" distT="114300" distL="114300" distR="114300">
-            <wp:extent cx="5731200" cy="2311400"/>
+            <wp:extent cx="6544395" cy="2641674"/>
             <wp:effectExtent b="0" l="0" r="0" t="0"/>
-            <wp:docPr id="19" name="image8.png"/>
+            <wp:docPr id="20" name="image5.png"/>
             <a:graphic>
               <a:graphicData uri="http://schemas.openxmlformats.org/drawingml/2006/picture">
                 <pic:pic>
                   <pic:nvPicPr>
-                    <pic:cNvPr id="0" name="image8.png"/>
+                    <pic:cNvPr id="0" name="image5.png"/>
                     <pic:cNvPicPr preferRelativeResize="0"/>
                   </pic:nvPicPr>
                   <pic:blipFill>
-                    <a:blip r:embed="rId12"/>
+                    <a:blip r:embed="rId16"/>
                     <a:srcRect b="0" l="0" r="0" t="0"/>
                     <a:stretch>
                       <a:fillRect/>
@@ -18304,7 +19734,7 @@
                   <pic:spPr>
                     <a:xfrm>
                       <a:off x="0" y="0"/>
-                      <a:ext cx="5731200" cy="2311400"/>
+                      <a:ext cx="6544395" cy="2641674"/>
                     </a:xfrm>
                     <a:prstGeom prst="rect"/>
                     <a:ln/>
@@ -18326,13 +19756,13 @@
         <w:pStyle w:val="Heading3"/>
         <w:rPr/>
       </w:pPr>
-      <w:bookmarkStart w:colFirst="0" w:colLast="0" w:name="_heading=h.mp9jj5vx8j3b" w:id="25"/>
-      <w:bookmarkEnd w:id="25"/>
+      <w:bookmarkStart w:colFirst="0" w:colLast="0" w:name="_heading=h.mp9jj5vx8j3b" w:id="31"/>
+      <w:bookmarkEnd w:id="31"/>
       <w:r>
         <w:rPr>
           <w:rtl w:val="0"/>
         </w:rPr>
-        <w:t xml:space="preserve">1.3 Handle Payment Webhook </w:t>
+        <w:t xml:space="preserve">2.3 Handle Payment Webhook </w:t>
       </w:r>
     </w:p>
     <w:p>
@@ -18349,18 +19779,18 @@
         </w:rPr>
         <w:drawing>
           <wp:inline distB="114300" distT="114300" distL="114300" distR="114300">
-            <wp:extent cx="5731200" cy="2197100"/>
+            <wp:extent cx="6514268" cy="2499661"/>
             <wp:effectExtent b="0" l="0" r="0" t="0"/>
-            <wp:docPr id="28" name="image6.png"/>
+            <wp:docPr id="30" name="image11.png"/>
             <a:graphic>
               <a:graphicData uri="http://schemas.openxmlformats.org/drawingml/2006/picture">
                 <pic:pic>
                   <pic:nvPicPr>
-                    <pic:cNvPr id="0" name="image6.png"/>
+                    <pic:cNvPr id="0" name="image11.png"/>
                     <pic:cNvPicPr preferRelativeResize="0"/>
                   </pic:nvPicPr>
                   <pic:blipFill>
-                    <a:blip r:embed="rId13"/>
+                    <a:blip r:embed="rId17"/>
                     <a:srcRect b="0" l="0" r="0" t="0"/>
                     <a:stretch>
                       <a:fillRect/>
@@ -18369,7 +19799,7 @@
                   <pic:spPr>
                     <a:xfrm>
                       <a:off x="0" y="0"/>
-                      <a:ext cx="5731200" cy="2197100"/>
+                      <a:ext cx="6514268" cy="2499661"/>
                     </a:xfrm>
                     <a:prstGeom prst="rect"/>
                     <a:ln/>
@@ -18391,13 +19821,13 @@
         <w:pStyle w:val="Heading2"/>
         <w:rPr/>
       </w:pPr>
-      <w:bookmarkStart w:colFirst="0" w:colLast="0" w:name="_heading=h.lrdntk9g286c" w:id="26"/>
-      <w:bookmarkEnd w:id="26"/>
+      <w:bookmarkStart w:colFirst="0" w:colLast="0" w:name="_heading=h.lrdntk9g286c" w:id="32"/>
+      <w:bookmarkEnd w:id="32"/>
       <w:r>
         <w:rPr>
           <w:rtl w:val="0"/>
         </w:rPr>
-        <w:t xml:space="preserve">2. Content Management (Cloudinary) </w:t>
+        <w:t xml:space="preserve">3. Lesson Management (Cloudinary) </w:t>
       </w:r>
     </w:p>
     <w:p>
@@ -18405,13 +19835,13 @@
         <w:pStyle w:val="Heading3"/>
         <w:rPr/>
       </w:pPr>
-      <w:bookmarkStart w:colFirst="0" w:colLast="0" w:name="_heading=h.6h3y8cvdr11q" w:id="27"/>
-      <w:bookmarkEnd w:id="27"/>
+      <w:bookmarkStart w:colFirst="0" w:colLast="0" w:name="_heading=h.6h3y8cvdr11q" w:id="33"/>
+      <w:bookmarkEnd w:id="33"/>
       <w:r>
         <w:rPr>
           <w:rtl w:val="0"/>
         </w:rPr>
-        <w:t xml:space="preserve">1.1 Class Diagram</w:t>
+        <w:t xml:space="preserve">3.1 Class Diagram</w:t>
       </w:r>
     </w:p>
     <w:p>
@@ -18422,18 +19852,18 @@
         <w:rPr/>
         <w:drawing>
           <wp:inline distB="114300" distT="114300" distL="114300" distR="114300">
-            <wp:extent cx="5731200" cy="5969000"/>
+            <wp:extent cx="5731200" cy="4330700"/>
             <wp:effectExtent b="0" l="0" r="0" t="0"/>
-            <wp:docPr id="31" name="image20.png"/>
+            <wp:docPr id="34" name="image22.png"/>
             <a:graphic>
               <a:graphicData uri="http://schemas.openxmlformats.org/drawingml/2006/picture">
                 <pic:pic>
                   <pic:nvPicPr>
-                    <pic:cNvPr id="0" name="image20.png"/>
+                    <pic:cNvPr id="0" name="image22.png"/>
                     <pic:cNvPicPr preferRelativeResize="0"/>
                   </pic:nvPicPr>
                   <pic:blipFill>
-                    <a:blip r:embed="rId14"/>
+                    <a:blip r:embed="rId18"/>
                     <a:srcRect b="0" l="0" r="0" t="0"/>
                     <a:stretch>
                       <a:fillRect/>
@@ -18442,7 +19872,7 @@
                   <pic:spPr>
                     <a:xfrm>
                       <a:off x="0" y="0"/>
-                      <a:ext cx="5731200" cy="5969000"/>
+                      <a:ext cx="5731200" cy="4330700"/>
                     </a:xfrm>
                     <a:prstGeom prst="rect"/>
                     <a:ln/>
@@ -18464,13 +19894,13 @@
         <w:pStyle w:val="Heading3"/>
         <w:rPr/>
       </w:pPr>
-      <w:bookmarkStart w:colFirst="0" w:colLast="0" w:name="_heading=h.jduvyh60cd51" w:id="28"/>
-      <w:bookmarkEnd w:id="28"/>
+      <w:bookmarkStart w:colFirst="0" w:colLast="0" w:name="_heading=h.jduvyh60cd51" w:id="34"/>
+      <w:bookmarkEnd w:id="34"/>
       <w:r>
         <w:rPr>
           <w:rtl w:val="0"/>
         </w:rPr>
-        <w:t xml:space="preserve">2.2 Upload Lesson Material </w:t>
+        <w:t xml:space="preserve">3.2 Upload Lesson Material </w:t>
       </w:r>
     </w:p>
     <w:p>
@@ -18483,16 +19913,16 @@
           <wp:inline distB="114300" distT="114300" distL="114300" distR="114300">
             <wp:extent cx="5731200" cy="2413000"/>
             <wp:effectExtent b="0" l="0" r="0" t="0"/>
-            <wp:docPr id="26" name="image11.png"/>
+            <wp:docPr id="28" name="image8.png"/>
             <a:graphic>
               <a:graphicData uri="http://schemas.openxmlformats.org/drawingml/2006/picture">
                 <pic:pic>
                   <pic:nvPicPr>
-                    <pic:cNvPr id="0" name="image11.png"/>
+                    <pic:cNvPr id="0" name="image8.png"/>
                     <pic:cNvPicPr preferRelativeResize="0"/>
                   </pic:nvPicPr>
                   <pic:blipFill>
-                    <a:blip r:embed="rId15"/>
+                    <a:blip r:embed="rId19"/>
                     <a:srcRect b="0" l="0" r="0" t="0"/>
                     <a:stretch>
                       <a:fillRect/>
@@ -18523,13 +19953,19 @@
         <w:pStyle w:val="Heading3"/>
         <w:rPr/>
       </w:pPr>
-      <w:bookmarkStart w:colFirst="0" w:colLast="0" w:name="_heading=h.w7ut56o9ughy" w:id="29"/>
-      <w:bookmarkEnd w:id="29"/>
+      <w:bookmarkStart w:colFirst="0" w:colLast="0" w:name="_heading=h.w7ut56o9ughy" w:id="35"/>
+      <w:bookmarkEnd w:id="35"/>
       <w:r>
         <w:rPr>
           <w:rtl w:val="0"/>
         </w:rPr>
-        <w:t xml:space="preserve">2.3 Submit &amp; Review Content </w:t>
+        <w:t xml:space="preserve">3</w:t>
+      </w:r>
+      <w:r>
+        <w:rPr>
+          <w:rtl w:val="0"/>
+        </w:rPr>
+        <w:t xml:space="preserve">.3 Submit &amp; Review Content </w:t>
       </w:r>
     </w:p>
     <w:p>
@@ -18542,16 +19978,16 @@
           <wp:inline distB="114300" distT="114300" distL="114300" distR="114300">
             <wp:extent cx="5731200" cy="2159000"/>
             <wp:effectExtent b="0" l="0" r="0" t="0"/>
-            <wp:docPr id="20" name="image7.png"/>
+            <wp:docPr id="21" name="image6.png"/>
             <a:graphic>
               <a:graphicData uri="http://schemas.openxmlformats.org/drawingml/2006/picture">
                 <pic:pic>
                   <pic:nvPicPr>
-                    <pic:cNvPr id="0" name="image7.png"/>
+                    <pic:cNvPr id="0" name="image6.png"/>
                     <pic:cNvPicPr preferRelativeResize="0"/>
                   </pic:nvPicPr>
                   <pic:blipFill>
-                    <a:blip r:embed="rId16"/>
+                    <a:blip r:embed="rId20"/>
                     <a:srcRect b="0" l="0" r="0" t="0"/>
                     <a:stretch>
                       <a:fillRect/>
@@ -18582,13 +20018,19 @@
         <w:pStyle w:val="Heading2"/>
         <w:rPr/>
       </w:pPr>
-      <w:bookmarkStart w:colFirst="0" w:colLast="0" w:name="_heading=h.dytwd27k77ns" w:id="30"/>
-      <w:bookmarkEnd w:id="30"/>
+      <w:bookmarkStart w:colFirst="0" w:colLast="0" w:name="_heading=h.dytwd27k77ns" w:id="36"/>
+      <w:bookmarkEnd w:id="36"/>
       <w:r>
         <w:rPr>
           <w:rtl w:val="0"/>
         </w:rPr>
-        <w:t xml:space="preserve">3. Quiz Submission &amp; Scoring </w:t>
+        <w:t xml:space="preserve">4</w:t>
+      </w:r>
+      <w:r>
+        <w:rPr>
+          <w:rtl w:val="0"/>
+        </w:rPr>
+        <w:t xml:space="preserve">. Quiz Submission &amp; Scoring </w:t>
       </w:r>
     </w:p>
     <w:p>
@@ -18596,13 +20038,13 @@
         <w:pStyle w:val="Heading3"/>
         <w:rPr/>
       </w:pPr>
-      <w:bookmarkStart w:colFirst="0" w:colLast="0" w:name="_heading=h.dht2sk69iqlf" w:id="31"/>
-      <w:bookmarkEnd w:id="31"/>
+      <w:bookmarkStart w:colFirst="0" w:colLast="0" w:name="_heading=h.dht2sk69iqlf" w:id="37"/>
+      <w:bookmarkEnd w:id="37"/>
       <w:r>
         <w:rPr>
           <w:rtl w:val="0"/>
         </w:rPr>
-        <w:t xml:space="preserve">3.1 Class Diagram</w:t>
+        <w:t xml:space="preserve">4.1 Class Diagram</w:t>
       </w:r>
     </w:p>
     <w:p>
@@ -18613,9 +20055,9 @@
         <w:rPr/>
         <w:drawing>
           <wp:inline distB="114300" distT="114300" distL="114300" distR="114300">
-            <wp:extent cx="5731200" cy="6146800"/>
+            <wp:extent cx="6527635" cy="3513212"/>
             <wp:effectExtent b="0" l="0" r="0" t="0"/>
-            <wp:docPr id="32" name="image14.png"/>
+            <wp:docPr id="14" name="image14.png"/>
             <a:graphic>
               <a:graphicData uri="http://schemas.openxmlformats.org/drawingml/2006/picture">
                 <pic:pic>
@@ -18624,7 +20066,7 @@
                     <pic:cNvPicPr preferRelativeResize="0"/>
                   </pic:nvPicPr>
                   <pic:blipFill>
-                    <a:blip r:embed="rId17"/>
+                    <a:blip r:embed="rId21"/>
                     <a:srcRect b="0" l="0" r="0" t="0"/>
                     <a:stretch>
                       <a:fillRect/>
@@ -18633,7 +20075,7 @@
                   <pic:spPr>
                     <a:xfrm>
                       <a:off x="0" y="0"/>
-                      <a:ext cx="5731200" cy="6146800"/>
+                      <a:ext cx="6527635" cy="3513212"/>
                     </a:xfrm>
                     <a:prstGeom prst="rect"/>
                     <a:ln/>
@@ -18655,13 +20097,19 @@
         <w:pStyle w:val="Heading3"/>
         <w:rPr/>
       </w:pPr>
-      <w:bookmarkStart w:colFirst="0" w:colLast="0" w:name="_heading=h.pg3flix6ei88" w:id="32"/>
-      <w:bookmarkEnd w:id="32"/>
+      <w:bookmarkStart w:colFirst="0" w:colLast="0" w:name="_heading=h.pg3flix6ei88" w:id="38"/>
+      <w:bookmarkEnd w:id="38"/>
       <w:r>
         <w:rPr>
           <w:rtl w:val="0"/>
         </w:rPr>
-        <w:t xml:space="preserve">3.2 Submit Quiz Attempt &amp; Scoring </w:t>
+        <w:t xml:space="preserve">4</w:t>
+      </w:r>
+      <w:r>
+        <w:rPr>
+          <w:rtl w:val="0"/>
+        </w:rPr>
+        <w:t xml:space="preserve">.2 Submit Quiz Attempt &amp; Scoring </w:t>
       </w:r>
     </w:p>
     <w:p>
@@ -18674,16 +20122,16 @@
           <wp:inline distB="114300" distT="114300" distL="114300" distR="114300">
             <wp:extent cx="5731200" cy="2514600"/>
             <wp:effectExtent b="0" l="0" r="0" t="0"/>
-            <wp:docPr id="13" name="image1.png"/>
+            <wp:docPr id="15" name="image9.png"/>
             <a:graphic>
               <a:graphicData uri="http://schemas.openxmlformats.org/drawingml/2006/picture">
                 <pic:pic>
                   <pic:nvPicPr>
-                    <pic:cNvPr id="0" name="image1.png"/>
+                    <pic:cNvPr id="0" name="image9.png"/>
                     <pic:cNvPicPr preferRelativeResize="0"/>
                   </pic:nvPicPr>
                   <pic:blipFill>
-                    <a:blip r:embed="rId18"/>
+                    <a:blip r:embed="rId22"/>
                     <a:srcRect b="0" l="0" r="0" t="0"/>
                     <a:stretch>
                       <a:fillRect/>
@@ -18714,13 +20162,19 @@
         <w:pStyle w:val="Heading3"/>
         <w:rPr/>
       </w:pPr>
-      <w:bookmarkStart w:colFirst="0" w:colLast="0" w:name="_heading=h.ybxzjn96dar1" w:id="33"/>
-      <w:bookmarkEnd w:id="33"/>
+      <w:bookmarkStart w:colFirst="0" w:colLast="0" w:name="_heading=h.ybxzjn96dar1" w:id="39"/>
+      <w:bookmarkEnd w:id="39"/>
       <w:r>
         <w:rPr>
           <w:rtl w:val="0"/>
         </w:rPr>
-        <w:t xml:space="preserve">3.3 Auto-submit Expired Attempt </w:t>
+        <w:t xml:space="preserve">4</w:t>
+      </w:r>
+      <w:r>
+        <w:rPr>
+          <w:rtl w:val="0"/>
+        </w:rPr>
+        <w:t xml:space="preserve">.3 Auto-submit Expired Attempt </w:t>
       </w:r>
     </w:p>
     <w:p>
@@ -18733,16 +20187,16 @@
           <wp:inline distB="114300" distT="114300" distL="114300" distR="114300">
             <wp:extent cx="5731200" cy="2146300"/>
             <wp:effectExtent b="0" l="0" r="0" t="0"/>
-            <wp:docPr id="24" name="image9.png"/>
+            <wp:docPr id="27" name="image2.png"/>
             <a:graphic>
               <a:graphicData uri="http://schemas.openxmlformats.org/drawingml/2006/picture">
                 <pic:pic>
                   <pic:nvPicPr>
-                    <pic:cNvPr id="0" name="image9.png"/>
+                    <pic:cNvPr id="0" name="image2.png"/>
                     <pic:cNvPicPr preferRelativeResize="0"/>
                   </pic:nvPicPr>
                   <pic:blipFill>
-                    <a:blip r:embed="rId19"/>
+                    <a:blip r:embed="rId23"/>
                     <a:srcRect b="0" l="0" r="0" t="0"/>
                     <a:stretch>
                       <a:fillRect/>
@@ -18773,13 +20227,18 @@
         <w:pStyle w:val="Heading2"/>
         <w:rPr/>
       </w:pPr>
-      <w:bookmarkStart w:colFirst="0" w:colLast="0" w:name="_heading=h.668kk9vpxrel" w:id="34"/>
-      <w:bookmarkEnd w:id="34"/>
+      <w:bookmarkStart w:colFirst="0" w:colLast="0" w:name="_heading=h.668kk9vpxrel" w:id="40"/>
+      <w:bookmarkEnd w:id="40"/>
       <w:r>
         <w:rPr>
           <w:rtl w:val="0"/>
         </w:rPr>
-        <w:t xml:space="preserve">4. Lesson Learning</w:t>
+        <w:t xml:space="preserve">5. Lesson Learning </w:t>
+      </w:r>
+      <w:r>
+        <w:rPr>
+          <w:rtl w:val="0"/>
+        </w:rPr>
       </w:r>
     </w:p>
     <w:p>
@@ -18787,13 +20246,13 @@
         <w:pStyle w:val="Heading3"/>
         <w:rPr/>
       </w:pPr>
-      <w:bookmarkStart w:colFirst="0" w:colLast="0" w:name="_heading=h.c1oxn8f7vs6o" w:id="35"/>
-      <w:bookmarkEnd w:id="35"/>
+      <w:bookmarkStart w:colFirst="0" w:colLast="0" w:name="_heading=h.c1oxn8f7vs6o" w:id="41"/>
+      <w:bookmarkEnd w:id="41"/>
       <w:r>
         <w:rPr>
           <w:rtl w:val="0"/>
         </w:rPr>
-        <w:t xml:space="preserve">4.1 Class Diagram</w:t>
+        <w:t xml:space="preserve">5.1 Class Diagram</w:t>
       </w:r>
     </w:p>
     <w:p>
@@ -18804,18 +20263,18 @@
         <w:rPr/>
         <w:drawing>
           <wp:inline distB="114300" distT="114300" distL="114300" distR="114300">
-            <wp:extent cx="5731200" cy="3200400"/>
+            <wp:extent cx="5731200" cy="2628900"/>
             <wp:effectExtent b="0" l="0" r="0" t="0"/>
-            <wp:docPr id="25" name="image22.png"/>
+            <wp:docPr id="16" name="image24.png"/>
             <a:graphic>
               <a:graphicData uri="http://schemas.openxmlformats.org/drawingml/2006/picture">
                 <pic:pic>
                   <pic:nvPicPr>
-                    <pic:cNvPr id="0" name="image22.png"/>
+                    <pic:cNvPr id="0" name="image24.png"/>
                     <pic:cNvPicPr preferRelativeResize="0"/>
                   </pic:nvPicPr>
                   <pic:blipFill>
-                    <a:blip r:embed="rId20"/>
+                    <a:blip r:embed="rId24"/>
                     <a:srcRect b="0" l="0" r="0" t="0"/>
                     <a:stretch>
                       <a:fillRect/>
@@ -18824,7 +20283,7 @@
                   <pic:spPr>
                     <a:xfrm>
                       <a:off x="0" y="0"/>
-                      <a:ext cx="5731200" cy="3200400"/>
+                      <a:ext cx="5731200" cy="2628900"/>
                     </a:xfrm>
                     <a:prstGeom prst="rect"/>
                     <a:ln/>
@@ -18846,13 +20305,13 @@
         <w:pStyle w:val="Heading3"/>
         <w:rPr/>
       </w:pPr>
-      <w:bookmarkStart w:colFirst="0" w:colLast="0" w:name="_heading=h.kvi66rqrkqsn" w:id="36"/>
-      <w:bookmarkEnd w:id="36"/>
+      <w:bookmarkStart w:colFirst="0" w:colLast="0" w:name="_heading=h.kvi66rqrkqsn" w:id="42"/>
+      <w:bookmarkEnd w:id="42"/>
       <w:r>
         <w:rPr>
           <w:rtl w:val="0"/>
         </w:rPr>
-        <w:t xml:space="preserve">4.2 View Lesson Content</w:t>
+        <w:t xml:space="preserve">5.2 View Lesson Content</w:t>
       </w:r>
     </w:p>
     <w:p>
@@ -18863,18 +20322,18 @@
         <w:rPr/>
         <w:drawing>
           <wp:inline distB="114300" distT="114300" distL="114300" distR="114300">
-            <wp:extent cx="5731200" cy="4051300"/>
+            <wp:extent cx="5731200" cy="3644900"/>
             <wp:effectExtent b="0" l="0" r="0" t="0"/>
-            <wp:docPr id="21" name="image17.png"/>
+            <wp:docPr id="35" name="image23.png"/>
             <a:graphic>
               <a:graphicData uri="http://schemas.openxmlformats.org/drawingml/2006/picture">
                 <pic:pic>
                   <pic:nvPicPr>
-                    <pic:cNvPr id="0" name="image17.png"/>
+                    <pic:cNvPr id="0" name="image23.png"/>
                     <pic:cNvPicPr preferRelativeResize="0"/>
                   </pic:nvPicPr>
                   <pic:blipFill>
-                    <a:blip r:embed="rId21"/>
+                    <a:blip r:embed="rId25"/>
                     <a:srcRect b="0" l="0" r="0" t="0"/>
                     <a:stretch>
                       <a:fillRect/>
@@ -18883,7 +20342,7 @@
                   <pic:spPr>
                     <a:xfrm>
                       <a:off x="0" y="0"/>
-                      <a:ext cx="5731200" cy="4051300"/>
+                      <a:ext cx="5731200" cy="3644900"/>
                     </a:xfrm>
                     <a:prstGeom prst="rect"/>
                     <a:ln/>
@@ -18905,13 +20364,13 @@
         <w:pStyle w:val="Heading3"/>
         <w:rPr/>
       </w:pPr>
-      <w:bookmarkStart w:colFirst="0" w:colLast="0" w:name="_heading=h.ry1knf96w246" w:id="37"/>
-      <w:bookmarkEnd w:id="37"/>
+      <w:bookmarkStart w:colFirst="0" w:colLast="0" w:name="_heading=h.ry1knf96w246" w:id="43"/>
+      <w:bookmarkEnd w:id="43"/>
       <w:r>
         <w:rPr>
           <w:rtl w:val="0"/>
         </w:rPr>
-        <w:t xml:space="preserve">4.3 Mark Lesson Completed</w:t>
+        <w:t xml:space="preserve">5.3 Mark Lesson Completed</w:t>
       </w:r>
     </w:p>
     <w:p>
@@ -18922,18 +20381,18 @@
         <w:rPr/>
         <w:drawing>
           <wp:inline distB="114300" distT="114300" distL="114300" distR="114300">
-            <wp:extent cx="5731200" cy="4051300"/>
+            <wp:extent cx="5731200" cy="3594100"/>
             <wp:effectExtent b="0" l="0" r="0" t="0"/>
-            <wp:docPr id="14" name="image15.png"/>
+            <wp:docPr id="12" name="image18.png"/>
             <a:graphic>
               <a:graphicData uri="http://schemas.openxmlformats.org/drawingml/2006/picture">
                 <pic:pic>
                   <pic:nvPicPr>
-                    <pic:cNvPr id="0" name="image15.png"/>
+                    <pic:cNvPr id="0" name="image18.png"/>
                     <pic:cNvPicPr preferRelativeResize="0"/>
                   </pic:nvPicPr>
                   <pic:blipFill>
-                    <a:blip r:embed="rId22"/>
+                    <a:blip r:embed="rId26"/>
                     <a:srcRect b="0" l="0" r="0" t="0"/>
                     <a:stretch>
                       <a:fillRect/>
@@ -18942,7 +20401,7 @@
                   <pic:spPr>
                     <a:xfrm>
                       <a:off x="0" y="0"/>
-                      <a:ext cx="5731200" cy="4051300"/>
+                      <a:ext cx="5731200" cy="3594100"/>
                     </a:xfrm>
                     <a:prstGeom prst="rect"/>
                     <a:ln/>
@@ -18964,13 +20423,13 @@
         <w:pStyle w:val="Heading2"/>
         <w:rPr/>
       </w:pPr>
-      <w:bookmarkStart w:colFirst="0" w:colLast="0" w:name="_heading=h.wx7xekmrc4o" w:id="38"/>
-      <w:bookmarkEnd w:id="38"/>
+      <w:bookmarkStart w:colFirst="0" w:colLast="0" w:name="_heading=h.wx7xekmrc4o" w:id="44"/>
+      <w:bookmarkEnd w:id="44"/>
       <w:r>
         <w:rPr>
           <w:rtl w:val="0"/>
         </w:rPr>
-        <w:t xml:space="preserve">5</w:t>
+        <w:t xml:space="preserve">6</w:t>
       </w:r>
       <w:r>
         <w:rPr>
@@ -18984,13 +20443,13 @@
         <w:pStyle w:val="Heading3"/>
         <w:rPr/>
       </w:pPr>
-      <w:bookmarkStart w:colFirst="0" w:colLast="0" w:name="_heading=h.2x87114p6wwl" w:id="39"/>
-      <w:bookmarkEnd w:id="39"/>
+      <w:bookmarkStart w:colFirst="0" w:colLast="0" w:name="_heading=h.2x87114p6wwl" w:id="45"/>
+      <w:bookmarkEnd w:id="45"/>
       <w:r>
         <w:rPr>
           <w:rtl w:val="0"/>
         </w:rPr>
-        <w:t xml:space="preserve">5.1 Class Diagram</w:t>
+        <w:t xml:space="preserve">6.1 Class Diagram</w:t>
       </w:r>
       <w:r>
         <w:rPr>
@@ -19008,16 +20467,16 @@
           <wp:inline distB="114300" distT="114300" distL="114300" distR="114300">
             <wp:extent cx="5731200" cy="4826000"/>
             <wp:effectExtent b="0" l="0" r="0" t="0"/>
-            <wp:docPr id="12" name="image2.png"/>
+            <wp:docPr id="13" name="image7.png"/>
             <a:graphic>
               <a:graphicData uri="http://schemas.openxmlformats.org/drawingml/2006/picture">
                 <pic:pic>
                   <pic:nvPicPr>
-                    <pic:cNvPr id="0" name="image2.png"/>
+                    <pic:cNvPr id="0" name="image7.png"/>
                     <pic:cNvPicPr preferRelativeResize="0"/>
                   </pic:nvPicPr>
                   <pic:blipFill>
-                    <a:blip r:embed="rId23"/>
+                    <a:blip r:embed="rId27"/>
                     <a:srcRect b="0" l="0" r="0" t="0"/>
                     <a:stretch>
                       <a:fillRect/>
@@ -19048,13 +20507,13 @@
         <w:pStyle w:val="Heading3"/>
         <w:rPr/>
       </w:pPr>
-      <w:bookmarkStart w:colFirst="0" w:colLast="0" w:name="_heading=h.3ui4s1bqjpqj" w:id="40"/>
-      <w:bookmarkEnd w:id="40"/>
+      <w:bookmarkStart w:colFirst="0" w:colLast="0" w:name="_heading=h.3ui4s1bqjpqj" w:id="46"/>
+      <w:bookmarkEnd w:id="46"/>
       <w:r>
         <w:rPr>
           <w:rtl w:val="0"/>
         </w:rPr>
-        <w:t xml:space="preserve">5.2 Search &amp; View Public Course List </w:t>
+        <w:t xml:space="preserve">6.2 Search &amp; View Public Course List </w:t>
       </w:r>
     </w:p>
     <w:p>
@@ -19067,7 +20526,7 @@
           <wp:inline distB="114300" distT="114300" distL="114300" distR="114300">
             <wp:extent cx="5731200" cy="2882900"/>
             <wp:effectExtent b="0" l="0" r="0" t="0"/>
-            <wp:docPr id="16" name="image4.png"/>
+            <wp:docPr id="18" name="image4.png"/>
             <a:graphic>
               <a:graphicData uri="http://schemas.openxmlformats.org/drawingml/2006/picture">
                 <pic:pic>
@@ -19076,7 +20535,7 @@
                     <pic:cNvPicPr preferRelativeResize="0"/>
                   </pic:nvPicPr>
                   <pic:blipFill>
-                    <a:blip r:embed="rId24"/>
+                    <a:blip r:embed="rId28"/>
                     <a:srcRect b="0" l="0" r="0" t="0"/>
                     <a:stretch>
                       <a:fillRect/>
@@ -19107,13 +20566,13 @@
         <w:pStyle w:val="Heading3"/>
         <w:rPr/>
       </w:pPr>
-      <w:bookmarkStart w:colFirst="0" w:colLast="0" w:name="_heading=h.w255mzm1on0a" w:id="41"/>
-      <w:bookmarkEnd w:id="41"/>
+      <w:bookmarkStart w:colFirst="0" w:colLast="0" w:name="_heading=h.w255mzm1on0a" w:id="47"/>
+      <w:bookmarkEnd w:id="47"/>
       <w:r>
         <w:rPr>
           <w:rtl w:val="0"/>
         </w:rPr>
-        <w:t xml:space="preserve">5.3 Registration List &amp; Filter </w:t>
+        <w:t xml:space="preserve">6.3 Registration List &amp; Filter </w:t>
       </w:r>
       <w:r>
         <w:rPr/>
@@ -19121,16 +20580,16 @@
           <wp:inline distB="114300" distT="114300" distL="114300" distR="114300">
             <wp:extent cx="5731200" cy="3251200"/>
             <wp:effectExtent b="0" l="0" r="0" t="0"/>
-            <wp:docPr id="22" name="image16.png"/>
+            <wp:docPr id="25" name="image10.png"/>
             <a:graphic>
               <a:graphicData uri="http://schemas.openxmlformats.org/drawingml/2006/picture">
                 <pic:pic>
                   <pic:nvPicPr>
-                    <pic:cNvPr id="0" name="image16.png"/>
+                    <pic:cNvPr id="0" name="image10.png"/>
                     <pic:cNvPicPr preferRelativeResize="0"/>
                   </pic:nvPicPr>
                   <pic:blipFill>
-                    <a:blip r:embed="rId25"/>
+                    <a:blip r:embed="rId29"/>
                     <a:srcRect b="0" l="0" r="0" t="0"/>
                     <a:stretch>
                       <a:fillRect/>
@@ -19167,33 +20626,42 @@
       </w:pPr>
       <w:r>
         <w:rPr>
-          <w:b w:val="1"/>
-          <w:bCs w:val="1"/>
-          <w:sz w:val="26"/>
-          <w:szCs w:val="26"/>
           <w:rtl w:val="0"/>
         </w:rPr>
-        <w:t xml:space="preserve">6. User Management &amp; User Details</w:t>
       </w:r>
     </w:p>
     <w:p>
       <w:pPr>
-        <w:rPr>
-          <w:b w:val="1"/>
-          <w:bCs w:val="1"/>
-          <w:sz w:val="26"/>
-          <w:szCs w:val="26"/>
-        </w:rPr>
+        <w:pStyle w:val="Heading2"/>
+        <w:rPr/>
       </w:pPr>
+      <w:bookmarkStart w:colFirst="0" w:colLast="0" w:name="_heading=h.q5e5ekjmtlos" w:id="48"/>
+      <w:bookmarkEnd w:id="48"/>
       <w:r>
         <w:rPr>
-          <w:b w:val="1"/>
-          <w:bCs w:val="1"/>
-          <w:sz w:val="26"/>
-          <w:szCs w:val="26"/>
           <w:rtl w:val="0"/>
         </w:rPr>
-        <w:t xml:space="preserve">6.1 Class Diagram</w:t>
+        <w:t xml:space="preserve">7</w:t>
+      </w:r>
+      <w:r>
+        <w:rPr>
+          <w:rtl w:val="0"/>
+        </w:rPr>
+        <w:t xml:space="preserve">. User Management &amp; User Details</w:t>
+      </w:r>
+    </w:p>
+    <w:p>
+      <w:pPr>
+        <w:pStyle w:val="Heading3"/>
+        <w:rPr/>
+      </w:pPr>
+      <w:bookmarkStart w:colFirst="0" w:colLast="0" w:name="_heading=h.o0et05ayt70l" w:id="49"/>
+      <w:bookmarkEnd w:id="49"/>
+      <w:r>
+        <w:rPr>
+          <w:rtl w:val="0"/>
+        </w:rPr>
+        <w:t xml:space="preserve">7.1 Class Diagram</w:t>
       </w:r>
     </w:p>
     <w:p>
@@ -19215,9 +20683,9 @@
         </w:rPr>
         <w:drawing>
           <wp:inline distB="114300" distT="114300" distL="114300" distR="114300">
-            <wp:extent cx="2021266" cy="4090988"/>
+            <wp:extent cx="3519987" cy="7112801"/>
             <wp:effectExtent b="0" l="0" r="0" t="0"/>
-            <wp:docPr id="29" name="image12.jpg"/>
+            <wp:docPr id="31" name="image12.jpg"/>
             <a:graphic>
               <a:graphicData uri="http://schemas.openxmlformats.org/drawingml/2006/picture">
                 <pic:pic>
@@ -19226,7 +20694,7 @@
                     <pic:cNvPicPr preferRelativeResize="0"/>
                   </pic:nvPicPr>
                   <pic:blipFill>
-                    <a:blip r:embed="rId26"/>
+                    <a:blip r:embed="rId30"/>
                     <a:srcRect b="0" l="0" r="0" t="0"/>
                     <a:stretch>
                       <a:fillRect/>
@@ -19235,7 +20703,7 @@
                   <pic:spPr>
                     <a:xfrm>
                       <a:off x="0" y="0"/>
-                      <a:ext cx="2021266" cy="4090988"/>
+                      <a:ext cx="3519987" cy="7112801"/>
                     </a:xfrm>
                     <a:prstGeom prst="rect"/>
                     <a:ln/>
@@ -19254,23 +20722,22 @@
     </w:p>
     <w:p>
       <w:pPr>
-        <w:ind w:left="0" w:firstLine="0"/>
-        <w:rPr>
-          <w:b w:val="1"/>
-          <w:bCs w:val="1"/>
-          <w:sz w:val="26"/>
-          <w:szCs w:val="26"/>
-        </w:rPr>
+        <w:pStyle w:val="Heading3"/>
+        <w:rPr/>
       </w:pPr>
+      <w:bookmarkStart w:colFirst="0" w:colLast="0" w:name="_heading=h.73o39982kw98" w:id="50"/>
+      <w:bookmarkEnd w:id="50"/>
       <w:r>
         <w:rPr>
-          <w:b w:val="1"/>
-          <w:bCs w:val="1"/>
-          <w:sz w:val="26"/>
-          <w:szCs w:val="26"/>
           <w:rtl w:val="0"/>
         </w:rPr>
-        <w:t xml:space="preserve">6.2 View &amp; Filter User List </w:t>
+        <w:t xml:space="preserve">7</w:t>
+      </w:r>
+      <w:r>
+        <w:rPr>
+          <w:rtl w:val="0"/>
+        </w:rPr>
+        <w:t xml:space="preserve">.2 View &amp; Filter User List </w:t>
       </w:r>
     </w:p>
     <w:p>
@@ -19294,7 +20761,7 @@
           <wp:inline distB="114300" distT="114300" distL="114300" distR="114300">
             <wp:extent cx="5731200" cy="2184400"/>
             <wp:effectExtent b="0" l="0" r="0" t="0"/>
-            <wp:docPr id="23" name="image3.png"/>
+            <wp:docPr id="26" name="image3.png"/>
             <a:graphic>
               <a:graphicData uri="http://schemas.openxmlformats.org/drawingml/2006/picture">
                 <pic:pic>
@@ -19303,7 +20770,7 @@
                     <pic:cNvPicPr preferRelativeResize="0"/>
                   </pic:nvPicPr>
                   <pic:blipFill>
-                    <a:blip r:embed="rId27"/>
+                    <a:blip r:embed="rId31"/>
                     <a:srcRect b="0" l="0" r="0" t="0"/>
                     <a:stretch>
                       <a:fillRect/>
@@ -19331,23 +20798,22 @@
     </w:p>
     <w:p>
       <w:pPr>
-        <w:ind w:left="0" w:firstLine="0"/>
-        <w:rPr>
-          <w:b w:val="1"/>
-          <w:bCs w:val="1"/>
-          <w:sz w:val="26"/>
-          <w:szCs w:val="26"/>
-        </w:rPr>
+        <w:pStyle w:val="Heading3"/>
+        <w:rPr/>
       </w:pPr>
+      <w:bookmarkStart w:colFirst="0" w:colLast="0" w:name="_heading=h.v4c2m231xpfr" w:id="51"/>
+      <w:bookmarkEnd w:id="51"/>
       <w:r>
         <w:rPr>
-          <w:b w:val="1"/>
-          <w:bCs w:val="1"/>
-          <w:sz w:val="26"/>
-          <w:szCs w:val="26"/>
           <w:rtl w:val="0"/>
         </w:rPr>
-        <w:t xml:space="preserve">6.3 Update User Profile &amp; Status </w:t>
+        <w:t xml:space="preserve">7</w:t>
+      </w:r>
+      <w:r>
+        <w:rPr>
+          <w:rtl w:val="0"/>
+        </w:rPr>
+        <w:t xml:space="preserve">.3 Update User Profile &amp; Status </w:t>
       </w:r>
     </w:p>
     <w:p>
@@ -19371,16 +20837,16 @@
           <wp:inline distB="114300" distT="114300" distL="114300" distR="114300">
             <wp:extent cx="5731200" cy="2552700"/>
             <wp:effectExtent b="0" l="0" r="0" t="0"/>
-            <wp:docPr id="30" name="image19.jpg"/>
+            <wp:docPr id="32" name="image17.jpg"/>
             <a:graphic>
               <a:graphicData uri="http://schemas.openxmlformats.org/drawingml/2006/picture">
                 <pic:pic>
                   <pic:nvPicPr>
-                    <pic:cNvPr id="0" name="image19.jpg"/>
+                    <pic:cNvPr id="0" name="image17.jpg"/>
                     <pic:cNvPicPr preferRelativeResize="0"/>
                   </pic:nvPicPr>
                   <pic:blipFill>
-                    <a:blip r:embed="rId28"/>
+                    <a:blip r:embed="rId32"/>
                     <a:srcRect b="0" l="0" r="0" t="0"/>
                     <a:stretch>
                       <a:fillRect/>
@@ -19411,8 +20877,8 @@
         <w:pStyle w:val="Heading1"/>
         <w:rPr/>
       </w:pPr>
-      <w:bookmarkStart w:colFirst="0" w:colLast="0" w:name="_heading=h.4jsluof90cns" w:id="42"/>
-      <w:bookmarkEnd w:id="42"/>
+      <w:bookmarkStart w:colFirst="0" w:colLast="0" w:name="_heading=h.4jsluof90cns" w:id="52"/>
+      <w:bookmarkEnd w:id="52"/>
       <w:r>
         <w:rPr>
           <w:rtl w:val="0"/>
@@ -19424,8 +20890,8 @@
         <w:pStyle w:val="Heading1"/>
         <w:rPr/>
       </w:pPr>
-      <w:bookmarkStart w:colFirst="0" w:colLast="0" w:name="_heading=h.dx88hgo581qb" w:id="43"/>
-      <w:bookmarkEnd w:id="43"/>
+      <w:bookmarkStart w:colFirst="0" w:colLast="0" w:name="_heading=h.dx88hgo581qb" w:id="53"/>
+      <w:bookmarkEnd w:id="53"/>
       <w:r>
         <w:rPr>
           <w:rtl w:val="0"/>
@@ -19472,7 +20938,8 @@
       </w:r>
     </w:p>
     <w:sectPr>
-      <w:footerReference r:id="rId29" w:type="default"/>
+      <w:headerReference r:id="rId33" w:type="default"/>
+      <w:footerReference r:id="rId34" w:type="default"/>
       <w:pgSz w:h="16838" w:w="11906" w:orient="portrait"/>
       <w:pgMar w:bottom="1440" w:top="1440" w:left="1440" w:right="1440" w:header="720" w:footer="720"/>
       <w:pgNumType w:start="1"/>
@@ -19663,6 +21130,21 @@
     </w:r>
   </w:p>
 </w:ftr>
+</file>
+
+<file path=word/header1.xml><?xml version="1.0" encoding="utf-8"?>
+<w:hdr xmlns:mc="http://schemas.openxmlformats.org/markup-compatibility/2006" xmlns:o="urn:schemas-microsoft-com:office:office" xmlns:r="http://schemas.openxmlformats.org/officeDocument/2006/relationships" xmlns:m="http://schemas.openxmlformats.org/officeDocument/2006/math" xmlns:v="urn:schemas-microsoft-com:vml" xmlns:wp="http://schemas.openxmlformats.org/drawingml/2006/wordprocessingDrawing" xmlns:w10="urn:schemas-microsoft-com:office:word" xmlns:w="http://schemas.openxmlformats.org/wordprocessingml/2006/main" xmlns:wne="http://schemas.microsoft.com/office/word/2006/wordml" xmlns:sl="http://schemas.openxmlformats.org/schemaLibrary/2006/main" xmlns:a="http://schemas.openxmlformats.org/drawingml/2006/main" xmlns:pic="http://schemas.openxmlformats.org/drawingml/2006/picture" xmlns:c="http://schemas.openxmlformats.org/drawingml/2006/chart" xmlns:lc="http://schemas.openxmlformats.org/drawingml/2006/lockedCanvas" xmlns:dgm="http://schemas.openxmlformats.org/drawingml/2006/diagram" xmlns:wps="http://schemas.microsoft.com/office/word/2010/wordprocessingShape" xmlns:wpg="http://schemas.microsoft.com/office/word/2010/wordprocessingGroup" xmlns:w14="http://schemas.microsoft.com/office/word/2010/wordml" xmlns:w15="http://schemas.microsoft.com/office/word/2012/wordml" xmlns:w16="http://schemas.microsoft.com/office/word/2018/wordml" xmlns:w16cex="http://schemas.microsoft.com/office/word/2018/wordml/cex" xmlns:w16cid="http://schemas.microsoft.com/office/word/2016/wordml/cid" xmlns="http://schemas.microsoft.com/office/tasks/2019/documenttasks" xmlns:cr="http://schemas.microsoft.com/office/comments/2020/reactions">
+  <w:p>
+    <w:pPr>
+      <w:rPr/>
+    </w:pPr>
+    <w:r>
+      <w:rPr>
+        <w:rtl w:val="0"/>
+      </w:rPr>
+    </w:r>
+  </w:p>
+</w:hdr>
 </file>
 
 <file path=word/numbering.xml><?xml version="1.0" encoding="utf-8"?>
@@ -20669,7 +22151,7 @@
 
 <file path=customXML/item1.xml><?xml version="1.0" encoding="utf-8"?>
 <go:gDocsCustomXmlDataStorage xmlns:go="http://customooxmlschemas.google.com/" xmlns:r="http://schemas.openxmlformats.org/officeDocument/2006/relationships" uri="GoogleDocsCustomDataVersion2">
-  <go:docsCustomData xmlns:go="http://customooxmlschemas.google.com/" roundtripDataSignature="AMtx7mhg0RA/nN+Oft+4F4WnCI3fhkdQgQ==">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</go:docsCustomData>
+  <go:docsCustomData xmlns:go="http://customooxmlschemas.google.com/" roundtripDataSignature="AMtx7mjiM+NcQvj2vzUnVEykGCzGF3UfJQ==">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</go:docsCustomData>
 </go:gDocsCustomXmlDataStorage>
 </file>
 

--- a/docs/2_SDS.docx
+++ b/docs/2_SDS.docx
@@ -23,12 +23,12 @@
           <wp:inline distB="0" distT="0" distL="0" distR="0">
             <wp:extent cx="2707537" cy="832092"/>
             <wp:effectExtent b="0" l="0" r="0" t="0"/>
-            <wp:docPr id="29" name="image1.png"/>
+            <wp:docPr id="30" name="image3.png"/>
             <a:graphic>
               <a:graphicData uri="http://schemas.openxmlformats.org/drawingml/2006/picture">
                 <pic:pic>
                   <pic:nvPicPr>
-                    <pic:cNvPr id="0" name="image1.png"/>
+                    <pic:cNvPr id="0" name="image3.png"/>
                     <pic:cNvPicPr preferRelativeResize="0"/>
                   </pic:nvPicPr>
                   <pic:blipFill>
@@ -375,7 +375,7 @@
     </w:p>
     <w:sdt>
       <w:sdtPr>
-        <w:id w:val="1943825860"/>
+        <w:id w:val="1413152495"/>
         <w:docPartObj>
           <w:docPartGallery w:val="Table of Contents"/>
           <w:docPartUnique w:val="1"/>
@@ -1887,15 +1887,7 @@
               </w:rPr>
               <w:t xml:space="preserve">27/09/2026</w:t>
             </w:r>
-            <w:r>
-              <w:rPr>
-                <w:rtl w:val="0"/>
-              </w:rPr>
-            </w:r>
-          </w:p>
-        </w:tc>
-        <w:tc>
-          <w:tcPr/>
+          </w:p>
           <w:p>
             <w:pPr>
               <w:keepNext w:val="0"/>
@@ -1921,12 +1913,8 @@
             </w:pPr>
             <w:r>
               <w:rPr>
-                <w:rFonts w:ascii="Tahoma" w:cs="Tahoma" w:eastAsia="Tahoma" w:hAnsi="Tahoma"/>
-                <w:sz w:val="18"/>
-                <w:szCs w:val="18"/>
-                <w:rtl w:val="0"/>
-              </w:rPr>
-              <w:t xml:space="preserve">A</w:t>
+                <w:rtl w:val="0"/>
+              </w:rPr>
             </w:r>
           </w:p>
           <w:p>
@@ -1954,10 +1942,22 @@
             </w:pPr>
             <w:r>
               <w:rPr>
-                <w:rtl w:val="0"/>
-              </w:rPr>
-            </w:r>
-          </w:p>
+                <w:rFonts w:ascii="Tahoma" w:cs="Tahoma" w:eastAsia="Tahoma" w:hAnsi="Tahoma"/>
+                <w:sz w:val="18"/>
+                <w:szCs w:val="18"/>
+                <w:rtl w:val="0"/>
+              </w:rPr>
+              <w:t xml:space="preserve">03/10/2026</w:t>
+            </w:r>
+            <w:r>
+              <w:rPr>
+                <w:rtl w:val="0"/>
+              </w:rPr>
+            </w:r>
+          </w:p>
+        </w:tc>
+        <w:tc>
+          <w:tcPr/>
           <w:p>
             <w:pPr>
               <w:keepNext w:val="0"/>
@@ -1983,8 +1983,12 @@
             </w:pPr>
             <w:r>
               <w:rPr>
-                <w:rtl w:val="0"/>
-              </w:rPr>
+                <w:rFonts w:ascii="Tahoma" w:cs="Tahoma" w:eastAsia="Tahoma" w:hAnsi="Tahoma"/>
+                <w:sz w:val="18"/>
+                <w:szCs w:val="18"/>
+                <w:rtl w:val="0"/>
+              </w:rPr>
+              <w:t xml:space="preserve">A</w:t>
             </w:r>
           </w:p>
           <w:p>
@@ -2012,12 +2016,8 @@
             </w:pPr>
             <w:r>
               <w:rPr>
-                <w:rFonts w:ascii="Tahoma" w:cs="Tahoma" w:eastAsia="Tahoma" w:hAnsi="Tahoma"/>
-                <w:sz w:val="18"/>
-                <w:szCs w:val="18"/>
-                <w:rtl w:val="0"/>
-              </w:rPr>
-              <w:t xml:space="preserve">M</w:t>
+                <w:rtl w:val="0"/>
+              </w:rPr>
             </w:r>
           </w:p>
           <w:p>
@@ -2079,7 +2079,7 @@
                 <w:szCs w:val="18"/>
                 <w:rtl w:val="0"/>
               </w:rPr>
-              <w:t xml:space="preserve">A</w:t>
+              <w:t xml:space="preserve">M</w:t>
             </w:r>
           </w:p>
           <w:p>
@@ -2144,9 +2144,6 @@
               <w:t xml:space="preserve">A</w:t>
             </w:r>
           </w:p>
-        </w:tc>
-        <w:tc>
-          <w:tcPr/>
           <w:p>
             <w:pPr>
               <w:keepNext w:val="0"/>
@@ -2166,38 +2163,16 @@
               <w:jc w:val="left"/>
               <w:rPr>
                 <w:rFonts w:ascii="Tahoma" w:cs="Tahoma" w:eastAsia="Tahoma" w:hAnsi="Tahoma"/>
-                <w:b w:val="0"/>
-                <w:bCs w:val="0"/>
-                <w:i w:val="0"/>
-                <w:iCs w:val="0"/>
-                <w:smallCaps w:val="0"/>
-                <w:strike w:val="0"/>
-                <w:color w:val="000000"/>
                 <w:sz w:val="18"/>
                 <w:szCs w:val="18"/>
-                <w:u w:val="none"/>
-                <w:shd w:fill="auto" w:val="clear"/>
-                <w:vertAlign w:val="baseline"/>
-              </w:rPr>
-            </w:pPr>
-            <w:r>
-              <w:rPr>
-                <w:rFonts w:ascii="Tahoma" w:cs="Tahoma" w:eastAsia="Tahoma" w:hAnsi="Tahoma"/>
-                <w:sz w:val="18"/>
-                <w:szCs w:val="18"/>
-                <w:rtl w:val="0"/>
-              </w:rPr>
-              <w:t xml:space="preserve">KienLC</w:t>
-            </w:r>
-            <w:r>
-              <w:rPr>
-                <w:rtl w:val="0"/>
-              </w:rPr>
-            </w:r>
-          </w:p>
-        </w:tc>
-        <w:tc>
-          <w:tcPr/>
+              </w:rPr>
+            </w:pPr>
+            <w:r>
+              <w:rPr>
+                <w:rtl w:val="0"/>
+              </w:rPr>
+            </w:r>
+          </w:p>
           <w:p>
             <w:pPr>
               <w:keepNext w:val="0"/>
@@ -2228,18 +2203,15 @@
                 <w:szCs w:val="18"/>
                 <w:rtl w:val="0"/>
               </w:rPr>
-              <w:t xml:space="preserve">I.3 Added Database Design and filled information into tables</w:t>
+              <w:t xml:space="preserve">A</w:t>
               <w:br w:type="textWrapping"/>
               <w:br w:type="textWrapping"/>
-              <w:br w:type="textWrapping"/>
-              <w:br w:type="textWrapping"/>
-              <w:t xml:space="preserve">I.3 Modified Database Design</w:t>
-              <w:br w:type="textWrapping"/>
-              <w:br w:type="textWrapping"/>
-              <w:br w:type="textWrapping"/>
-              <w:t xml:space="preserve">II.1. Added User Management &amp; User Details</w:t>
-            </w:r>
-          </w:p>
+              <w:t xml:space="preserve">M</w:t>
+            </w:r>
+          </w:p>
+        </w:tc>
+        <w:tc>
+          <w:tcPr/>
           <w:p>
             <w:pPr>
               <w:keepNext w:val="0"/>
@@ -2259,16 +2231,38 @@
               <w:jc w:val="left"/>
               <w:rPr>
                 <w:rFonts w:ascii="Tahoma" w:cs="Tahoma" w:eastAsia="Tahoma" w:hAnsi="Tahoma"/>
+                <w:b w:val="0"/>
+                <w:bCs w:val="0"/>
+                <w:i w:val="0"/>
+                <w:iCs w:val="0"/>
+                <w:smallCaps w:val="0"/>
+                <w:strike w:val="0"/>
+                <w:color w:val="000000"/>
                 <w:sz w:val="18"/>
                 <w:szCs w:val="18"/>
-              </w:rPr>
-            </w:pPr>
-            <w:r>
-              <w:rPr>
-                <w:rtl w:val="0"/>
-              </w:rPr>
-            </w:r>
-          </w:p>
+                <w:u w:val="none"/>
+                <w:shd w:fill="auto" w:val="clear"/>
+                <w:vertAlign w:val="baseline"/>
+              </w:rPr>
+            </w:pPr>
+            <w:r>
+              <w:rPr>
+                <w:rFonts w:ascii="Tahoma" w:cs="Tahoma" w:eastAsia="Tahoma" w:hAnsi="Tahoma"/>
+                <w:sz w:val="18"/>
+                <w:szCs w:val="18"/>
+                <w:rtl w:val="0"/>
+              </w:rPr>
+              <w:t xml:space="preserve">KienLC</w:t>
+            </w:r>
+            <w:r>
+              <w:rPr>
+                <w:rtl w:val="0"/>
+              </w:rPr>
+            </w:r>
+          </w:p>
+        </w:tc>
+        <w:tc>
+          <w:tcPr/>
           <w:p>
             <w:pPr>
               <w:keepNext w:val="0"/>
@@ -2299,7 +2293,16 @@
                 <w:szCs w:val="18"/>
                 <w:rtl w:val="0"/>
               </w:rPr>
-              <w:t xml:space="preserve">II.1. Modified User Management &amp; User Details</w:t>
+              <w:t xml:space="preserve">I.3 Added Database Design and filled information into tables</w:t>
+              <w:br w:type="textWrapping"/>
+              <w:br w:type="textWrapping"/>
+              <w:br w:type="textWrapping"/>
+              <w:br w:type="textWrapping"/>
+              <w:t xml:space="preserve">I.3 Modified Database Design</w:t>
+              <w:br w:type="textWrapping"/>
+              <w:br w:type="textWrapping"/>
+              <w:br w:type="textWrapping"/>
+              <w:t xml:space="preserve">II.1. Added User Management &amp; User Details</w:t>
             </w:r>
           </w:p>
           <w:p>
@@ -2327,12 +2330,76 @@
             </w:pPr>
             <w:r>
               <w:rPr>
+                <w:rtl w:val="0"/>
+              </w:rPr>
+            </w:r>
+          </w:p>
+          <w:p>
+            <w:pPr>
+              <w:keepNext w:val="0"/>
+              <w:keepLines w:val="0"/>
+              <w:pageBreakBefore w:val="0"/>
+              <w:widowControl w:val="1"/>
+              <w:pBdr>
+                <w:top w:space="0" w:sz="0" w:val="nil"/>
+                <w:left w:space="0" w:sz="0" w:val="nil"/>
+                <w:bottom w:space="0" w:sz="0" w:val="nil"/>
+                <w:right w:space="0" w:sz="0" w:val="nil"/>
+                <w:between w:space="0" w:sz="0" w:val="nil"/>
+              </w:pBdr>
+              <w:shd w:fill="auto" w:val="clear"/>
+              <w:spacing w:after="80" w:before="80" w:line="240" w:lineRule="auto"/>
+              <w:ind w:left="0" w:right="0" w:firstLine="0"/>
+              <w:jc w:val="left"/>
+              <w:rPr>
                 <w:rFonts w:ascii="Tahoma" w:cs="Tahoma" w:eastAsia="Tahoma" w:hAnsi="Tahoma"/>
                 <w:sz w:val="18"/>
                 <w:szCs w:val="18"/>
+              </w:rPr>
+            </w:pPr>
+            <w:r>
+              <w:rPr>
+                <w:rFonts w:ascii="Tahoma" w:cs="Tahoma" w:eastAsia="Tahoma" w:hAnsi="Tahoma"/>
+                <w:sz w:val="18"/>
+                <w:szCs w:val="18"/>
+                <w:rtl w:val="0"/>
+              </w:rPr>
+              <w:t xml:space="preserve">II.1. Modified User Management &amp; User Details</w:t>
+            </w:r>
+          </w:p>
+          <w:p>
+            <w:pPr>
+              <w:keepNext w:val="0"/>
+              <w:keepLines w:val="0"/>
+              <w:pageBreakBefore w:val="0"/>
+              <w:widowControl w:val="1"/>
+              <w:pBdr>
+                <w:top w:space="0" w:sz="0" w:val="nil"/>
+                <w:left w:space="0" w:sz="0" w:val="nil"/>
+                <w:bottom w:space="0" w:sz="0" w:val="nil"/>
+                <w:right w:space="0" w:sz="0" w:val="nil"/>
+                <w:between w:space="0" w:sz="0" w:val="nil"/>
+              </w:pBdr>
+              <w:shd w:fill="auto" w:val="clear"/>
+              <w:spacing w:after="80" w:before="80" w:line="240" w:lineRule="auto"/>
+              <w:ind w:left="0" w:right="0" w:firstLine="0"/>
+              <w:jc w:val="left"/>
+              <w:rPr>
+                <w:rFonts w:ascii="Tahoma" w:cs="Tahoma" w:eastAsia="Tahoma" w:hAnsi="Tahoma"/>
+                <w:sz w:val="18"/>
+                <w:szCs w:val="18"/>
+              </w:rPr>
+            </w:pPr>
+            <w:r>
+              <w:rPr>
+                <w:rFonts w:ascii="Tahoma" w:cs="Tahoma" w:eastAsia="Tahoma" w:hAnsi="Tahoma"/>
+                <w:sz w:val="18"/>
+                <w:szCs w:val="18"/>
                 <w:rtl w:val="0"/>
               </w:rPr>
               <w:t xml:space="preserve">II.4. Modified Class diagram Quiz Submission &amp; Scoring</w:t>
+              <w:br w:type="textWrapping"/>
+              <w:t xml:space="preserve">I.3 Modified Database Design</w:t>
             </w:r>
           </w:p>
         </w:tc>
@@ -6730,12 +6797,12 @@
           <wp:inline distB="114300" distT="114300" distL="114300" distR="114300">
             <wp:extent cx="5731200" cy="5257800"/>
             <wp:effectExtent b="0" l="0" r="0" t="0"/>
-            <wp:docPr id="36" name="image16.jpg"/>
+            <wp:docPr id="36" name="image12.jpg"/>
             <a:graphic>
               <a:graphicData uri="http://schemas.openxmlformats.org/drawingml/2006/picture">
                 <pic:pic>
                   <pic:nvPicPr>
-                    <pic:cNvPr id="0" name="image16.jpg"/>
+                    <pic:cNvPr id="0" name="image12.jpg"/>
                     <pic:cNvPicPr preferRelativeResize="0"/>
                   </pic:nvPicPr>
                   <pic:blipFill>
@@ -7808,6 +7875,7 @@
     <w:p>
       <w:pPr>
         <w:pStyle w:val="Heading2"/>
+        <w:spacing w:line="276" w:lineRule="auto"/>
         <w:rPr/>
       </w:pPr>
       <w:bookmarkStart w:colFirst="0" w:colLast="0" w:name="_heading=h.qrijbw8vhler" w:id="3"/>
@@ -7826,21 +7894,29 @@
     </w:p>
     <w:p>
       <w:pPr>
+        <w:spacing w:line="276" w:lineRule="auto"/>
         <w:jc w:val="center"/>
-        <w:rPr/>
+        <w:rPr>
+          <w:b w:val="1"/>
+          <w:bCs w:val="1"/>
+          <w:i w:val="1"/>
+          <w:iCs w:val="1"/>
+          <w:sz w:val="24"/>
+          <w:szCs w:val="24"/>
+        </w:rPr>
       </w:pPr>
       <w:r>
         <w:rPr/>
         <w:drawing>
           <wp:inline distB="114300" distT="114300" distL="114300" distR="114300">
-            <wp:extent cx="5133975" cy="2371725"/>
+            <wp:extent cx="5324475" cy="2638425"/>
             <wp:effectExtent b="0" l="0" r="0" t="0"/>
-            <wp:docPr id="17" name="image26.jpg"/>
+            <wp:docPr id="22" name="image20.jpg"/>
             <a:graphic>
               <a:graphicData uri="http://schemas.openxmlformats.org/drawingml/2006/picture">
                 <pic:pic>
                   <pic:nvPicPr>
-                    <pic:cNvPr id="0" name="image26.jpg"/>
+                    <pic:cNvPr id="0" name="image20.jpg"/>
                     <pic:cNvPicPr preferRelativeResize="0"/>
                   </pic:nvPicPr>
                   <pic:blipFill>
@@ -7853,7 +7929,7 @@
                   <pic:spPr>
                     <a:xfrm>
                       <a:off x="0" y="0"/>
-                      <a:ext cx="5133975" cy="2371725"/>
+                      <a:ext cx="5324475" cy="2638425"/>
                     </a:xfrm>
                     <a:prstGeom prst="rect"/>
                     <a:ln/>
@@ -7872,7 +7948,7 @@
     </w:p>
     <w:p>
       <w:pPr>
-        <w:spacing w:after="60" w:lineRule="auto"/>
+        <w:spacing w:after="60" w:line="276" w:lineRule="auto"/>
         <w:rPr>
           <w:b w:val="1"/>
           <w:bCs w:val="1"/>
@@ -8697,14 +8773,14 @@
         <w:rPr/>
         <w:drawing>
           <wp:inline distB="114300" distT="114300" distL="114300" distR="114300">
-            <wp:extent cx="6448475" cy="3588437"/>
+            <wp:extent cx="5731200" cy="3492500"/>
             <wp:effectExtent b="0" l="0" r="0" t="0"/>
-            <wp:docPr id="37" name="image13.png"/>
+            <wp:docPr id="33" name="image8.png"/>
             <a:graphic>
               <a:graphicData uri="http://schemas.openxmlformats.org/drawingml/2006/picture">
                 <pic:pic>
                   <pic:nvPicPr>
-                    <pic:cNvPr id="0" name="image13.png"/>
+                    <pic:cNvPr id="0" name="image8.png"/>
                     <pic:cNvPicPr preferRelativeResize="0"/>
                   </pic:nvPicPr>
                   <pic:blipFill>
@@ -8717,7 +8793,7 @@
                   <pic:spPr>
                     <a:xfrm>
                       <a:off x="0" y="0"/>
-                      <a:ext cx="6448475" cy="3588437"/>
+                      <a:ext cx="5731200" cy="3492500"/>
                     </a:xfrm>
                     <a:prstGeom prst="rect"/>
                     <a:ln/>
@@ -8737,11 +8813,7 @@
     <w:p>
       <w:pPr>
         <w:pStyle w:val="Heading3"/>
-        <w:rPr>
-          <w:i w:val="1"/>
-          <w:iCs w:val="1"/>
-          <w:color w:val="0000ff"/>
-        </w:rPr>
+        <w:rPr/>
       </w:pPr>
       <w:bookmarkStart w:colFirst="0" w:colLast="0" w:name="_heading=h.jycprxwmojub" w:id="5"/>
       <w:bookmarkEnd w:id="5"/>
@@ -8749,12 +8821,7 @@
         <w:rPr>
           <w:rtl w:val="0"/>
         </w:rPr>
-        <w:t xml:space="preserve">3.1 setting</w:t>
-      </w:r>
-      <w:r>
-        <w:rPr>
-          <w:rtl w:val="0"/>
-        </w:rPr>
+        <w:t xml:space="preserve">3.1 Setting</w:t>
       </w:r>
     </w:p>
     <w:tbl>
@@ -9876,7 +9943,7 @@
         <w:rPr>
           <w:rtl w:val="0"/>
         </w:rPr>
-        <w:t xml:space="preserve">3.2 user</w:t>
+        <w:t xml:space="preserve">3.2 User</w:t>
       </w:r>
     </w:p>
     <w:tbl>
@@ -10610,6 +10677,182 @@
               <w:rPr>
                 <w:rtl w:val="0"/>
               </w:rPr>
+            </w:r>
+          </w:p>
+        </w:tc>
+      </w:tr>
+      <w:tr>
+        <w:trPr>
+          <w:cantSplit w:val="0"/>
+          <w:trHeight w:val="285" w:hRule="atLeast"/>
+          <w:tblHeader w:val="0"/>
+        </w:trPr>
+        <w:tc>
+          <w:tcPr>
+            <w:tcBorders>
+              <w:top w:color="000000" w:space="0" w:sz="0" w:val="nil"/>
+              <w:left w:color="000000" w:space="0" w:sz="4" w:val="single"/>
+              <w:bottom w:color="000000" w:space="0" w:sz="4" w:val="single"/>
+              <w:right w:color="000000" w:space="0" w:sz="4" w:val="single"/>
+            </w:tcBorders>
+            <w:shd w:fill="auto" w:val="clear"/>
+            <w:vAlign w:val="center"/>
+          </w:tcPr>
+          <w:p>
+            <w:pPr>
+              <w:spacing w:after="0" w:line="240" w:lineRule="auto"/>
+              <w:rPr>
+                <w:color w:val="333333"/>
+              </w:rPr>
+            </w:pPr>
+            <w:r>
+              <w:rPr>
+                <w:color w:val="333333"/>
+                <w:rtl w:val="0"/>
+              </w:rPr>
+              <w:t xml:space="preserve">google_user_id</w:t>
+            </w:r>
+          </w:p>
+        </w:tc>
+        <w:tc>
+          <w:tcPr>
+            <w:tcBorders>
+              <w:top w:color="000000" w:space="0" w:sz="0" w:val="nil"/>
+              <w:left w:color="000000" w:space="0" w:sz="0" w:val="nil"/>
+              <w:bottom w:color="000000" w:space="0" w:sz="4" w:val="single"/>
+              <w:right w:color="000000" w:space="0" w:sz="4" w:val="single"/>
+            </w:tcBorders>
+            <w:shd w:fill="auto" w:val="clear"/>
+            <w:vAlign w:val="center"/>
+          </w:tcPr>
+          <w:p>
+            <w:pPr>
+              <w:spacing w:after="0" w:line="240" w:lineRule="auto"/>
+              <w:rPr>
+                <w:color w:val="333333"/>
+              </w:rPr>
+            </w:pPr>
+            <w:r>
+              <w:rPr>
+                <w:color w:val="333333"/>
+                <w:rtl w:val="0"/>
+              </w:rPr>
+              <w:t xml:space="preserve">NULL</w:t>
+            </w:r>
+          </w:p>
+        </w:tc>
+        <w:tc>
+          <w:tcPr>
+            <w:tcBorders>
+              <w:top w:color="000000" w:space="0" w:sz="0" w:val="nil"/>
+              <w:left w:color="000000" w:space="0" w:sz="0" w:val="nil"/>
+              <w:bottom w:color="000000" w:space="0" w:sz="4" w:val="single"/>
+              <w:right w:color="000000" w:space="0" w:sz="4" w:val="single"/>
+            </w:tcBorders>
+            <w:shd w:fill="auto" w:val="clear"/>
+            <w:vAlign w:val="center"/>
+          </w:tcPr>
+          <w:p>
+            <w:pPr>
+              <w:spacing w:after="0" w:line="240" w:lineRule="auto"/>
+              <w:rPr>
+                <w:color w:val="333333"/>
+              </w:rPr>
+            </w:pPr>
+            <w:r>
+              <w:rPr>
+                <w:color w:val="333333"/>
+                <w:rtl w:val="0"/>
+              </w:rPr>
+              <w:t xml:space="preserve">Unique id for using google account</w:t>
+            </w:r>
+          </w:p>
+        </w:tc>
+      </w:tr>
+      <w:tr>
+        <w:trPr>
+          <w:cantSplit w:val="0"/>
+          <w:trHeight w:val="285" w:hRule="atLeast"/>
+          <w:tblHeader w:val="0"/>
+        </w:trPr>
+        <w:tc>
+          <w:tcPr>
+            <w:tcBorders>
+              <w:top w:color="000000" w:space="0" w:sz="0" w:val="nil"/>
+              <w:left w:color="000000" w:space="0" w:sz="4" w:val="single"/>
+              <w:bottom w:color="000000" w:space="0" w:sz="4" w:val="single"/>
+              <w:right w:color="000000" w:space="0" w:sz="4" w:val="single"/>
+            </w:tcBorders>
+            <w:shd w:fill="auto" w:val="clear"/>
+            <w:vAlign w:val="center"/>
+          </w:tcPr>
+          <w:p>
+            <w:pPr>
+              <w:spacing w:after="0" w:line="240" w:lineRule="auto"/>
+              <w:rPr>
+                <w:color w:val="333333"/>
+              </w:rPr>
+            </w:pPr>
+            <w:r>
+              <w:rPr>
+                <w:color w:val="333333"/>
+                <w:rtl w:val="0"/>
+              </w:rPr>
+              <w:t xml:space="preserve">github_user_id</w:t>
+            </w:r>
+          </w:p>
+        </w:tc>
+        <w:tc>
+          <w:tcPr>
+            <w:tcBorders>
+              <w:top w:color="000000" w:space="0" w:sz="0" w:val="nil"/>
+              <w:left w:color="000000" w:space="0" w:sz="0" w:val="nil"/>
+              <w:bottom w:color="000000" w:space="0" w:sz="4" w:val="single"/>
+              <w:right w:color="000000" w:space="0" w:sz="4" w:val="single"/>
+            </w:tcBorders>
+            <w:shd w:fill="auto" w:val="clear"/>
+            <w:vAlign w:val="center"/>
+          </w:tcPr>
+          <w:p>
+            <w:pPr>
+              <w:spacing w:after="0" w:line="240" w:lineRule="auto"/>
+              <w:rPr>
+                <w:color w:val="333333"/>
+              </w:rPr>
+            </w:pPr>
+            <w:r>
+              <w:rPr>
+                <w:color w:val="333333"/>
+                <w:rtl w:val="0"/>
+              </w:rPr>
+              <w:t xml:space="preserve">NULL</w:t>
+            </w:r>
+          </w:p>
+        </w:tc>
+        <w:tc>
+          <w:tcPr>
+            <w:tcBorders>
+              <w:top w:color="000000" w:space="0" w:sz="0" w:val="nil"/>
+              <w:left w:color="000000" w:space="0" w:sz="0" w:val="nil"/>
+              <w:bottom w:color="000000" w:space="0" w:sz="4" w:val="single"/>
+              <w:right w:color="000000" w:space="0" w:sz="4" w:val="single"/>
+            </w:tcBorders>
+            <w:shd w:fill="auto" w:val="clear"/>
+            <w:vAlign w:val="center"/>
+          </w:tcPr>
+          <w:p>
+            <w:pPr>
+              <w:spacing w:after="0" w:line="240" w:lineRule="auto"/>
+              <w:rPr>
+                <w:color w:val="333333"/>
+              </w:rPr>
+            </w:pPr>
+            <w:r>
+              <w:rPr>
+                <w:color w:val="333333"/>
+                <w:rtl w:val="0"/>
+              </w:rPr>
+              <w:t xml:space="preserve">Unique id for using github account</w:t>
             </w:r>
           </w:p>
         </w:tc>
@@ -15580,6 +15823,91 @@
                 <w:rtl w:val="0"/>
               </w:rPr>
               <w:t xml:space="preserve">Time limit in minutes </w:t>
+            </w:r>
+          </w:p>
+        </w:tc>
+      </w:tr>
+      <w:tr>
+        <w:trPr>
+          <w:cantSplit w:val="0"/>
+          <w:trHeight w:val="285" w:hRule="atLeast"/>
+          <w:tblHeader w:val="0"/>
+        </w:trPr>
+        <w:tc>
+          <w:tcPr>
+            <w:tcBorders>
+              <w:top w:color="000000" w:space="0" w:sz="0" w:val="nil"/>
+              <w:left w:color="000000" w:space="0" w:sz="4" w:val="single"/>
+              <w:bottom w:color="000000" w:space="0" w:sz="4" w:val="single"/>
+              <w:right w:color="000000" w:space="0" w:sz="4" w:val="single"/>
+            </w:tcBorders>
+            <w:shd w:fill="auto" w:val="clear"/>
+            <w:vAlign w:val="center"/>
+          </w:tcPr>
+          <w:p>
+            <w:pPr>
+              <w:spacing w:after="0" w:line="240" w:lineRule="auto"/>
+              <w:rPr>
+                <w:color w:val="333333"/>
+              </w:rPr>
+            </w:pPr>
+            <w:r>
+              <w:rPr>
+                <w:color w:val="333333"/>
+                <w:rtl w:val="0"/>
+              </w:rPr>
+              <w:t xml:space="preserve">quiz_score</w:t>
+            </w:r>
+          </w:p>
+        </w:tc>
+        <w:tc>
+          <w:tcPr>
+            <w:tcBorders>
+              <w:top w:color="000000" w:space="0" w:sz="0" w:val="nil"/>
+              <w:left w:color="000000" w:space="0" w:sz="0" w:val="nil"/>
+              <w:bottom w:color="000000" w:space="0" w:sz="4" w:val="single"/>
+              <w:right w:color="000000" w:space="0" w:sz="4" w:val="single"/>
+            </w:tcBorders>
+            <w:shd w:fill="auto" w:val="clear"/>
+            <w:vAlign w:val="center"/>
+          </w:tcPr>
+          <w:p>
+            <w:pPr>
+              <w:spacing w:after="0" w:line="240" w:lineRule="auto"/>
+              <w:rPr>
+                <w:color w:val="333333"/>
+              </w:rPr>
+            </w:pPr>
+            <w:r>
+              <w:rPr>
+                <w:color w:val="333333"/>
+                <w:rtl w:val="0"/>
+              </w:rPr>
+              <w:t xml:space="preserve">NOT NULL</w:t>
+            </w:r>
+          </w:p>
+        </w:tc>
+        <w:tc>
+          <w:tcPr>
+            <w:tcBorders>
+              <w:top w:color="000000" w:space="0" w:sz="0" w:val="nil"/>
+              <w:left w:color="000000" w:space="0" w:sz="0" w:val="nil"/>
+              <w:bottom w:color="000000" w:space="0" w:sz="4" w:val="single"/>
+              <w:right w:color="000000" w:space="0" w:sz="4" w:val="single"/>
+            </w:tcBorders>
+            <w:shd w:fill="auto" w:val="clear"/>
+            <w:vAlign w:val="center"/>
+          </w:tcPr>
+          <w:p>
+            <w:pPr>
+              <w:spacing w:after="0" w:line="240" w:lineRule="auto"/>
+              <w:rPr/>
+            </w:pPr>
+            <w:r>
+              <w:rPr>
+                <w:rtl w:val="0"/>
+              </w:rPr>
+              <w:t xml:space="preserve">The minimum score to pass</w:t>
             </w:r>
           </w:p>
         </w:tc>
@@ -17414,7 +17742,7 @@
     <w:sdt>
       <w:sdtPr>
         <w:lock w:val="contentLocked"/>
-        <w:id w:val="1289788550"/>
+        <w:id w:val="-2109223631"/>
         <w:tag w:val="goog_rdk_0"/>
       </w:sdtPr>
       <w:sdtContent>
@@ -18081,7 +18409,7 @@
     <w:sdt>
       <w:sdtPr>
         <w:lock w:val="contentLocked"/>
-        <w:id w:val="-546432443"/>
+        <w:id w:val="-148591934"/>
         <w:tag w:val="goog_rdk_1"/>
       </w:sdtPr>
       <w:sdtContent>
@@ -18591,7 +18919,7 @@
     <w:sdt>
       <w:sdtPr>
         <w:lock w:val="contentLocked"/>
-        <w:id w:val="-548389707"/>
+        <w:id w:val="1146082936"/>
         <w:tag w:val="goog_rdk_2"/>
       </w:sdtPr>
       <w:sdtContent>
@@ -19387,12 +19715,12 @@
           <wp:inline distB="114300" distT="114300" distL="114300" distR="114300">
             <wp:extent cx="6526420" cy="5214632"/>
             <wp:effectExtent b="0" l="0" r="0" t="0"/>
-            <wp:docPr id="33" name="image20.png"/>
+            <wp:docPr id="34" name="image16.png"/>
             <a:graphic>
               <a:graphicData uri="http://schemas.openxmlformats.org/drawingml/2006/picture">
                 <pic:pic>
                   <pic:nvPicPr>
-                    <pic:cNvPr id="0" name="image20.png"/>
+                    <pic:cNvPr id="0" name="image16.png"/>
                     <pic:cNvPicPr preferRelativeResize="0"/>
                   </pic:nvPicPr>
                   <pic:blipFill>
@@ -19446,12 +19774,12 @@
           <wp:inline distB="114300" distT="114300" distL="114300" distR="114300">
             <wp:extent cx="6540106" cy="3127449"/>
             <wp:effectExtent b="0" l="0" r="0" t="0"/>
-            <wp:docPr id="19" name="image21.png"/>
+            <wp:docPr id="18" name="image23.png"/>
             <a:graphic>
               <a:graphicData uri="http://schemas.openxmlformats.org/drawingml/2006/picture">
                 <pic:pic>
                   <pic:nvPicPr>
-                    <pic:cNvPr id="0" name="image21.png"/>
+                    <pic:cNvPr id="0" name="image23.png"/>
                     <pic:cNvPicPr preferRelativeResize="0"/>
                   </pic:nvPicPr>
                   <pic:blipFill>
@@ -19508,12 +19836,12 @@
           <wp:inline distB="114300" distT="114300" distL="114300" distR="114300">
             <wp:extent cx="6531086" cy="3460824"/>
             <wp:effectExtent b="0" l="0" r="0" t="0"/>
-            <wp:docPr id="23" name="image19.png"/>
+            <wp:docPr id="23" name="image13.png"/>
             <a:graphic>
               <a:graphicData uri="http://schemas.openxmlformats.org/drawingml/2006/picture">
                 <pic:pic>
                   <pic:nvPicPr>
-                    <pic:cNvPr id="0" name="image19.png"/>
+                    <pic:cNvPr id="0" name="image13.png"/>
                     <pic:cNvPicPr preferRelativeResize="0"/>
                   </pic:nvPicPr>
                   <pic:blipFill>
@@ -19568,12 +19896,12 @@
           <wp:inline distB="114300" distT="114300" distL="114300" distR="114300">
             <wp:extent cx="5929313" cy="4471878"/>
             <wp:effectExtent b="0" l="0" r="0" t="0"/>
-            <wp:docPr id="24" name="image15.png"/>
+            <wp:docPr id="24" name="image14.png"/>
             <a:graphic>
               <a:graphicData uri="http://schemas.openxmlformats.org/drawingml/2006/picture">
                 <pic:pic>
                   <pic:nvPicPr>
-                    <pic:cNvPr id="0" name="image15.png"/>
+                    <pic:cNvPr id="0" name="image14.png"/>
                     <pic:cNvPicPr preferRelativeResize="0"/>
                   </pic:nvPicPr>
                   <pic:blipFill>
@@ -19648,12 +19976,12 @@
           <wp:inline distB="114300" distT="114300" distL="114300" distR="114300">
             <wp:extent cx="5731200" cy="2159000"/>
             <wp:effectExtent b="0" l="0" r="0" t="0"/>
-            <wp:docPr id="22" name="image25.png"/>
+            <wp:docPr id="21" name="image15.png"/>
             <a:graphic>
               <a:graphicData uri="http://schemas.openxmlformats.org/drawingml/2006/picture">
                 <pic:pic>
                   <pic:nvPicPr>
-                    <pic:cNvPr id="0" name="image25.png"/>
+                    <pic:cNvPr id="0" name="image15.png"/>
                     <pic:cNvPicPr preferRelativeResize="0"/>
                   </pic:nvPicPr>
                   <pic:blipFill>
@@ -19716,7 +20044,7 @@
           <wp:inline distB="114300" distT="114300" distL="114300" distR="114300">
             <wp:extent cx="6544395" cy="2641674"/>
             <wp:effectExtent b="0" l="0" r="0" t="0"/>
-            <wp:docPr id="20" name="image5.png"/>
+            <wp:docPr id="19" name="image5.png"/>
             <a:graphic>
               <a:graphicData uri="http://schemas.openxmlformats.org/drawingml/2006/picture">
                 <pic:pic>
@@ -19781,12 +20109,12 @@
           <wp:inline distB="114300" distT="114300" distL="114300" distR="114300">
             <wp:extent cx="6514268" cy="2499661"/>
             <wp:effectExtent b="0" l="0" r="0" t="0"/>
-            <wp:docPr id="30" name="image11.png"/>
+            <wp:docPr id="31" name="image19.png"/>
             <a:graphic>
               <a:graphicData uri="http://schemas.openxmlformats.org/drawingml/2006/picture">
                 <pic:pic>
                   <pic:nvPicPr>
-                    <pic:cNvPr id="0" name="image11.png"/>
+                    <pic:cNvPr id="0" name="image19.png"/>
                     <pic:cNvPicPr preferRelativeResize="0"/>
                   </pic:nvPicPr>
                   <pic:blipFill>
@@ -19854,12 +20182,12 @@
           <wp:inline distB="114300" distT="114300" distL="114300" distR="114300">
             <wp:extent cx="5731200" cy="4330700"/>
             <wp:effectExtent b="0" l="0" r="0" t="0"/>
-            <wp:docPr id="34" name="image22.png"/>
+            <wp:docPr id="35" name="image17.png"/>
             <a:graphic>
               <a:graphicData uri="http://schemas.openxmlformats.org/drawingml/2006/picture">
                 <pic:pic>
                   <pic:nvPicPr>
-                    <pic:cNvPr id="0" name="image22.png"/>
+                    <pic:cNvPr id="0" name="image17.png"/>
                     <pic:cNvPicPr preferRelativeResize="0"/>
                   </pic:nvPicPr>
                   <pic:blipFill>
@@ -19913,12 +20241,12 @@
           <wp:inline distB="114300" distT="114300" distL="114300" distR="114300">
             <wp:extent cx="5731200" cy="2413000"/>
             <wp:effectExtent b="0" l="0" r="0" t="0"/>
-            <wp:docPr id="28" name="image8.png"/>
+            <wp:docPr id="29" name="image7.png"/>
             <a:graphic>
               <a:graphicData uri="http://schemas.openxmlformats.org/drawingml/2006/picture">
                 <pic:pic>
                   <pic:nvPicPr>
-                    <pic:cNvPr id="0" name="image8.png"/>
+                    <pic:cNvPr id="0" name="image7.png"/>
                     <pic:cNvPicPr preferRelativeResize="0"/>
                   </pic:nvPicPr>
                   <pic:blipFill>
@@ -19978,12 +20306,12 @@
           <wp:inline distB="114300" distT="114300" distL="114300" distR="114300">
             <wp:extent cx="5731200" cy="2159000"/>
             <wp:effectExtent b="0" l="0" r="0" t="0"/>
-            <wp:docPr id="21" name="image6.png"/>
+            <wp:docPr id="20" name="image18.png"/>
             <a:graphic>
               <a:graphicData uri="http://schemas.openxmlformats.org/drawingml/2006/picture">
                 <pic:pic>
                   <pic:nvPicPr>
-                    <pic:cNvPr id="0" name="image6.png"/>
+                    <pic:cNvPr id="0" name="image18.png"/>
                     <pic:cNvPicPr preferRelativeResize="0"/>
                   </pic:nvPicPr>
                   <pic:blipFill>
@@ -20057,12 +20385,12 @@
           <wp:inline distB="114300" distT="114300" distL="114300" distR="114300">
             <wp:extent cx="6527635" cy="3513212"/>
             <wp:effectExtent b="0" l="0" r="0" t="0"/>
-            <wp:docPr id="14" name="image14.png"/>
+            <wp:docPr id="14" name="image21.png"/>
             <a:graphic>
               <a:graphicData uri="http://schemas.openxmlformats.org/drawingml/2006/picture">
                 <pic:pic>
                   <pic:nvPicPr>
-                    <pic:cNvPr id="0" name="image14.png"/>
+                    <pic:cNvPr id="0" name="image21.png"/>
                     <pic:cNvPicPr preferRelativeResize="0"/>
                   </pic:nvPicPr>
                   <pic:blipFill>
@@ -20122,12 +20450,12 @@
           <wp:inline distB="114300" distT="114300" distL="114300" distR="114300">
             <wp:extent cx="5731200" cy="2514600"/>
             <wp:effectExtent b="0" l="0" r="0" t="0"/>
-            <wp:docPr id="15" name="image9.png"/>
+            <wp:docPr id="15" name="image6.png"/>
             <a:graphic>
               <a:graphicData uri="http://schemas.openxmlformats.org/drawingml/2006/picture">
                 <pic:pic>
                   <pic:nvPicPr>
-                    <pic:cNvPr id="0" name="image9.png"/>
+                    <pic:cNvPr id="0" name="image6.png"/>
                     <pic:cNvPicPr preferRelativeResize="0"/>
                   </pic:nvPicPr>
                   <pic:blipFill>
@@ -20187,7 +20515,7 @@
           <wp:inline distB="114300" distT="114300" distL="114300" distR="114300">
             <wp:extent cx="5731200" cy="2146300"/>
             <wp:effectExtent b="0" l="0" r="0" t="0"/>
-            <wp:docPr id="27" name="image2.png"/>
+            <wp:docPr id="28" name="image2.png"/>
             <a:graphic>
               <a:graphicData uri="http://schemas.openxmlformats.org/drawingml/2006/picture">
                 <pic:pic>
@@ -20265,12 +20593,12 @@
           <wp:inline distB="114300" distT="114300" distL="114300" distR="114300">
             <wp:extent cx="5731200" cy="2628900"/>
             <wp:effectExtent b="0" l="0" r="0" t="0"/>
-            <wp:docPr id="16" name="image24.png"/>
+            <wp:docPr id="16" name="image25.png"/>
             <a:graphic>
               <a:graphicData uri="http://schemas.openxmlformats.org/drawingml/2006/picture">
                 <pic:pic>
                   <pic:nvPicPr>
-                    <pic:cNvPr id="0" name="image24.png"/>
+                    <pic:cNvPr id="0" name="image25.png"/>
                     <pic:cNvPicPr preferRelativeResize="0"/>
                   </pic:nvPicPr>
                   <pic:blipFill>
@@ -20324,12 +20652,12 @@
           <wp:inline distB="114300" distT="114300" distL="114300" distR="114300">
             <wp:extent cx="5731200" cy="3644900"/>
             <wp:effectExtent b="0" l="0" r="0" t="0"/>
-            <wp:docPr id="35" name="image23.png"/>
+            <wp:docPr id="37" name="image26.png"/>
             <a:graphic>
               <a:graphicData uri="http://schemas.openxmlformats.org/drawingml/2006/picture">
                 <pic:pic>
                   <pic:nvPicPr>
-                    <pic:cNvPr id="0" name="image23.png"/>
+                    <pic:cNvPr id="0" name="image26.png"/>
                     <pic:cNvPicPr preferRelativeResize="0"/>
                   </pic:nvPicPr>
                   <pic:blipFill>
@@ -20383,12 +20711,12 @@
           <wp:inline distB="114300" distT="114300" distL="114300" distR="114300">
             <wp:extent cx="5731200" cy="3594100"/>
             <wp:effectExtent b="0" l="0" r="0" t="0"/>
-            <wp:docPr id="12" name="image18.png"/>
+            <wp:docPr id="12" name="image24.png"/>
             <a:graphic>
               <a:graphicData uri="http://schemas.openxmlformats.org/drawingml/2006/picture">
                 <pic:pic>
                   <pic:nvPicPr>
-                    <pic:cNvPr id="0" name="image18.png"/>
+                    <pic:cNvPr id="0" name="image24.png"/>
                     <pic:cNvPicPr preferRelativeResize="0"/>
                   </pic:nvPicPr>
                   <pic:blipFill>
@@ -20467,12 +20795,12 @@
           <wp:inline distB="114300" distT="114300" distL="114300" distR="114300">
             <wp:extent cx="5731200" cy="4826000"/>
             <wp:effectExtent b="0" l="0" r="0" t="0"/>
-            <wp:docPr id="13" name="image7.png"/>
+            <wp:docPr id="13" name="image4.png"/>
             <a:graphic>
               <a:graphicData uri="http://schemas.openxmlformats.org/drawingml/2006/picture">
                 <pic:pic>
                   <pic:nvPicPr>
-                    <pic:cNvPr id="0" name="image7.png"/>
+                    <pic:cNvPr id="0" name="image4.png"/>
                     <pic:cNvPicPr preferRelativeResize="0"/>
                   </pic:nvPicPr>
                   <pic:blipFill>
@@ -20526,12 +20854,12 @@
           <wp:inline distB="114300" distT="114300" distL="114300" distR="114300">
             <wp:extent cx="5731200" cy="2882900"/>
             <wp:effectExtent b="0" l="0" r="0" t="0"/>
-            <wp:docPr id="18" name="image4.png"/>
+            <wp:docPr id="17" name="image1.png"/>
             <a:graphic>
               <a:graphicData uri="http://schemas.openxmlformats.org/drawingml/2006/picture">
                 <pic:pic>
                   <pic:nvPicPr>
-                    <pic:cNvPr id="0" name="image4.png"/>
+                    <pic:cNvPr id="0" name="image1.png"/>
                     <pic:cNvPicPr preferRelativeResize="0"/>
                   </pic:nvPicPr>
                   <pic:blipFill>
@@ -20580,12 +20908,12 @@
           <wp:inline distB="114300" distT="114300" distL="114300" distR="114300">
             <wp:extent cx="5731200" cy="3251200"/>
             <wp:effectExtent b="0" l="0" r="0" t="0"/>
-            <wp:docPr id="25" name="image10.png"/>
+            <wp:docPr id="25" name="image9.png"/>
             <a:graphic>
               <a:graphicData uri="http://schemas.openxmlformats.org/drawingml/2006/picture">
                 <pic:pic>
                   <pic:nvPicPr>
-                    <pic:cNvPr id="0" name="image10.png"/>
+                    <pic:cNvPr id="0" name="image9.png"/>
                     <pic:cNvPicPr preferRelativeResize="0"/>
                   </pic:nvPicPr>
                   <pic:blipFill>
@@ -20683,14 +21011,14 @@
         </w:rPr>
         <w:drawing>
           <wp:inline distB="114300" distT="114300" distL="114300" distR="114300">
-            <wp:extent cx="3519987" cy="7112801"/>
+            <wp:extent cx="2328863" cy="4625968"/>
             <wp:effectExtent b="0" l="0" r="0" t="0"/>
-            <wp:docPr id="31" name="image12.jpg"/>
+            <wp:docPr id="27" name="image22.jpg"/>
             <a:graphic>
               <a:graphicData uri="http://schemas.openxmlformats.org/drawingml/2006/picture">
                 <pic:pic>
                   <pic:nvPicPr>
-                    <pic:cNvPr id="0" name="image12.jpg"/>
+                    <pic:cNvPr id="0" name="image22.jpg"/>
                     <pic:cNvPicPr preferRelativeResize="0"/>
                   </pic:nvPicPr>
                   <pic:blipFill>
@@ -20703,7 +21031,7 @@
                   <pic:spPr>
                     <a:xfrm>
                       <a:off x="0" y="0"/>
-                      <a:ext cx="3519987" cy="7112801"/>
+                      <a:ext cx="2328863" cy="4625968"/>
                     </a:xfrm>
                     <a:prstGeom prst="rect"/>
                     <a:ln/>
@@ -20761,12 +21089,12 @@
           <wp:inline distB="114300" distT="114300" distL="114300" distR="114300">
             <wp:extent cx="5731200" cy="2184400"/>
             <wp:effectExtent b="0" l="0" r="0" t="0"/>
-            <wp:docPr id="26" name="image3.png"/>
+            <wp:docPr id="26" name="image10.png"/>
             <a:graphic>
               <a:graphicData uri="http://schemas.openxmlformats.org/drawingml/2006/picture">
                 <pic:pic>
                   <pic:nvPicPr>
-                    <pic:cNvPr id="0" name="image3.png"/>
+                    <pic:cNvPr id="0" name="image10.png"/>
                     <pic:cNvPicPr preferRelativeResize="0"/>
                   </pic:nvPicPr>
                   <pic:blipFill>
@@ -20837,12 +21165,12 @@
           <wp:inline distB="114300" distT="114300" distL="114300" distR="114300">
             <wp:extent cx="5731200" cy="2552700"/>
             <wp:effectExtent b="0" l="0" r="0" t="0"/>
-            <wp:docPr id="32" name="image17.jpg"/>
+            <wp:docPr id="32" name="image11.jpg"/>
             <a:graphic>
               <a:graphicData uri="http://schemas.openxmlformats.org/drawingml/2006/picture">
                 <pic:pic>
                   <pic:nvPicPr>
-                    <pic:cNvPr id="0" name="image17.jpg"/>
+                    <pic:cNvPr id="0" name="image11.jpg"/>
                     <pic:cNvPicPr preferRelativeResize="0"/>
                   </pic:nvPicPr>
                   <pic:blipFill>
@@ -21227,7 +21555,6 @@
       <w:spacing w:after="0" w:before="120" w:line="240" w:lineRule="auto"/>
     </w:pPr>
     <w:rPr>
-      <w:rFonts w:ascii="Calibri" w:cs="Calibri" w:eastAsia="Calibri" w:hAnsi="Calibri"/>
       <w:b w:val="1"/>
       <w:bCs w:val="1"/>
       <w:sz w:val="26"/>
